--- a/docs/Meridian_Readmissions_Report.docx
+++ b/docs/Meridian_Readmissions_Report.docx
@@ -8,26 +8,24 @@
         <w:pStyle w:val="Heading1"/>
       </w:pPr>
       <w:r>
+        <w:rPr>
+          <w:color w:val="000000"/>
+        </w:rPr>
         <w:t xml:space="preserve">Diabetic 30-Day Readmissions: Final Report</w:t>
       </w:r>
     </w:p>
     <w:p>
       <w:pPr>
         <w:pStyle w:val="FirstParagraph"/>
+        <w:jc w:val="both"/>
       </w:pPr>
       <w:r>
         <w:rPr>
           <w:bCs/>
           <w:b/>
+          <w:color w:val="000000"/>
         </w:rPr>
         <w:t xml:space="preserve">Meridian Care Network (fictional) · Population Health</w:t>
-      </w:r>
-    </w:p>
-    <w:p>
-      <w:r>
-        <w:pict>
-          <v:rect style="width:0;height:1.5pt" o:hralign="center" o:hrstd="t" o:hr="t"/>
-        </w:pict>
       </w:r>
     </w:p>
     <w:bookmarkStart w:id="20" w:name="executive-summary"/>
@@ -36,53 +34,74 @@
         <w:pStyle w:val="Heading2"/>
       </w:pPr>
       <w:r>
+        <w:rPr>
+          <w:color w:val="000000"/>
+        </w:rPr>
         <w:t xml:space="preserve">1. Executive summary</w:t>
       </w:r>
     </w:p>
     <w:p>
       <w:pPr>
         <w:pStyle w:val="FirstParagraph"/>
+        <w:jc w:val="both"/>
       </w:pPr>
       <w:r>
         <w:rPr>
           <w:bCs/>
           <w:b/>
+          <w:color w:val="000000"/>
         </w:rPr>
         <w:t xml:space="preserve">Context.</w:t>
       </w:r>
       <w:r>
+        <w:rPr>
+          <w:color w:val="000000"/>
+        </w:rPr>
         <w:t xml:space="preserve"> </w:t>
       </w:r>
       <w:r>
+        <w:rPr>
+          <w:color w:val="000000"/>
+        </w:rPr>
         <w:t xml:space="preserve">Meridian Care Network’s quality committee has flagged diabetic readmissions again. The VP of Population Health asked for a way to identify patients at elevated risk before discharge, and a case for where to spend a limited care-coordination budget.</w:t>
       </w:r>
     </w:p>
     <w:p>
       <w:pPr>
         <w:pStyle w:val="BodyText"/>
+        <w:jc w:val="both"/>
       </w:pPr>
       <w:r>
         <w:rPr>
           <w:bCs/>
           <w:b/>
+          <w:color w:val="000000"/>
         </w:rPr>
         <w:t xml:space="preserve">Objective.</w:t>
       </w:r>
       <w:r>
+        <w:rPr>
+          <w:color w:val="000000"/>
+        </w:rPr>
         <w:t xml:space="preserve"> </w:t>
       </w:r>
       <w:r>
+        <w:rPr>
+          <w:color w:val="000000"/>
+        </w:rPr>
         <w:t xml:space="preserve">Measure the 30-day readmission rate, find the patterns associated with higher rates, and turn them into a simple flag the discharge planning team can use, with a cost in staff time.</w:t>
       </w:r>
     </w:p>
     <w:p>
       <w:pPr>
         <w:pStyle w:val="BodyText"/>
+        <w:jc w:val="both"/>
       </w:pPr>
       <w:r>
         <w:rPr>
           <w:bCs/>
           <w:b/>
+          <w:color w:val="000000"/>
         </w:rPr>
         <w:t xml:space="preserve">Key findings</w:t>
       </w:r>
@@ -94,18 +113,26 @@
           <w:numId w:val="1001"/>
         </w:numPr>
         <w:pStyle w:val="Compact"/>
+        <w:jc w:val="both"/>
       </w:pPr>
       <w:r>
         <w:rPr>
           <w:bCs/>
           <w:b/>
+          <w:color w:val="000000"/>
         </w:rPr>
         <w:t xml:space="preserve">11.4% of included encounters</w:t>
       </w:r>
       <w:r>
+        <w:rPr>
+          <w:color w:val="000000"/>
+        </w:rPr>
         <w:t xml:space="preserve"> </w:t>
       </w:r>
       <w:r>
+        <w:rPr>
+          <w:color w:val="000000"/>
+        </w:rPr>
         <w:t xml:space="preserve">(11,314 of 99,343) were readmitted within 30 days.</w:t>
       </w:r>
     </w:p>
@@ -116,18 +143,26 @@
           <w:numId w:val="1001"/>
         </w:numPr>
         <w:pStyle w:val="Compact"/>
+        <w:jc w:val="both"/>
       </w:pPr>
       <w:r>
         <w:rPr>
           <w:bCs/>
           <w:b/>
+          <w:color w:val="000000"/>
         </w:rPr>
         <w:t xml:space="preserve">Prior inpatient visits are the strongest signal.</w:t>
       </w:r>
       <w:r>
+        <w:rPr>
+          <w:color w:val="000000"/>
+        </w:rPr>
         <w:t xml:space="preserve"> </w:t>
       </w:r>
       <w:r>
+        <w:rPr>
+          <w:color w:val="000000"/>
+        </w:rPr>
         <w:t xml:space="preserve">The rate rises from 8.6% with no prior visits to 40.6% with six or more.</w:t>
       </w:r>
     </w:p>
@@ -138,18 +173,26 @@
           <w:numId w:val="1001"/>
         </w:numPr>
         <w:pStyle w:val="Compact"/>
+        <w:jc w:val="both"/>
       </w:pPr>
       <w:r>
         <w:rPr>
           <w:bCs/>
           <w:b/>
+          <w:color w:val="000000"/>
         </w:rPr>
         <w:t xml:space="preserve">Readmissions are concentrated.</w:t>
       </w:r>
       <w:r>
+        <w:rPr>
+          <w:color w:val="000000"/>
+        </w:rPr>
         <w:t xml:space="preserve"> </w:t>
       </w:r>
       <w:r>
+        <w:rPr>
+          <w:color w:val="000000"/>
+        </w:rPr>
         <w:t xml:space="preserve">Patients with two or more encounters are 23.4% of patients but account for 79.8% of readmissions.</w:t>
       </w:r>
     </w:p>
@@ -160,52 +203,78 @@
           <w:numId w:val="1001"/>
         </w:numPr>
         <w:pStyle w:val="Compact"/>
+        <w:jc w:val="both"/>
       </w:pPr>
       <w:r>
         <w:rPr>
           <w:bCs/>
           <w:b/>
+          <w:color w:val="000000"/>
         </w:rPr>
         <w:t xml:space="preserve">Most other factors are weak.</w:t>
       </w:r>
       <w:r>
+        <w:rPr>
+          <w:color w:val="000000"/>
+        </w:rPr>
         <w:t xml:space="preserve"> </w:t>
       </w:r>
       <w:r>
+        <w:rPr>
+          <w:color w:val="000000"/>
+        </w:rPr>
         <w:t xml:space="preserve">Age, diagnosis group, admission type, medications and length of stay each move the rate by only a few points. Discharge destination is the exception: encounters transferred to other care had a 20.0% rate, against 9.3% for those discharged home.</w:t>
       </w:r>
     </w:p>
     <w:p>
       <w:pPr>
         <w:pStyle w:val="FirstParagraph"/>
+        <w:jc w:val="both"/>
       </w:pPr>
       <w:r>
         <w:rPr>
           <w:bCs/>
           <w:b/>
+          <w:color w:val="000000"/>
         </w:rPr>
         <w:t xml:space="preserve">Top recommendation.</w:t>
       </w:r>
       <w:r>
+        <w:rPr>
+          <w:color w:val="000000"/>
+        </w:rPr>
         <w:t xml:space="preserve"> </w:t>
       </w:r>
       <w:r>
+        <w:rPr>
+          <w:color w:val="000000"/>
+        </w:rPr>
         <w:t xml:space="preserve">Flag every encounter with</w:t>
       </w:r>
       <w:r>
+        <w:rPr>
+          <w:color w:val="000000"/>
+        </w:rPr>
         <w:t xml:space="preserve"> </w:t>
       </w:r>
       <w:r>
         <w:rPr>
           <w:bCs/>
           <w:b/>
+          <w:color w:val="000000"/>
         </w:rPr>
         <w:t xml:space="preserve">two or more prior inpatient visits</w:t>
       </w:r>
       <w:r>
+        <w:rPr>
+          <w:color w:val="000000"/>
+        </w:rPr>
         <w:t xml:space="preserve"> </w:t>
       </w:r>
       <w:r>
+        <w:rPr>
+          <w:color w:val="000000"/>
+        </w:rPr>
         <w:t xml:space="preserve">at discharge for care-coordination follow-up.</w:t>
       </w:r>
     </w:p>
@@ -216,12 +285,12 @@
         <w:tblLook w:firstRow="1" w:lastRow="0" w:firstColumn="0" w:lastColumn="0" w:noHBand="0" w:noVBand="0" w:val="0020"/>
         <w:jc w:val="start"/>
         <w:tblBorders>
-          <w:top w:val="single" w:sz="4" w:color="C9D3DD"/>
-          <w:left w:val="single" w:sz="4" w:color="C9D3DD"/>
-          <w:bottom w:val="single" w:sz="4" w:color="C9D3DD"/>
-          <w:right w:val="single" w:sz="4" w:color="C9D3DD"/>
-          <w:insideH w:val="single" w:sz="4" w:color="C9D3DD"/>
-          <w:insideV w:val="single" w:sz="4" w:color="C9D3DD"/>
+          <w:top w:val="single" w:sz="4" w:color="000000"/>
+          <w:left w:val="single" w:sz="4" w:color="000000"/>
+          <w:bottom w:val="single" w:sz="4" w:color="000000"/>
+          <w:right w:val="single" w:sz="4" w:color="000000"/>
+          <w:insideH w:val="single" w:sz="4" w:color="000000"/>
+          <w:insideV w:val="single" w:sz="4" w:color="000000"/>
         </w:tblBorders>
       </w:tblPr>
       <w:tblGrid>
@@ -234,20 +303,16 @@
           <w:tblHeader w:val="true"/>
         </w:trPr>
         <w:tc>
-          <w:tcPr>
-            <w:shd w:val="clear" w:color="auto" w:fill="E4EEF8"/>
-          </w:tcPr>
-          <w:p>
-            <w:pPr>
-              <w:pStyle w:val="Compact"/>
-              <w:spacing w:after="40"/>
-            </w:pPr>
-          </w:p>
-        </w:tc>
-        <w:tc>
-          <w:tcPr>
-            <w:shd w:val="clear" w:color="auto" w:fill="E4EEF8"/>
-          </w:tcPr>
+          <w:tcPr/>
+          <w:p>
+            <w:pPr>
+              <w:pStyle w:val="Compact"/>
+              <w:spacing w:after="40"/>
+            </w:pPr>
+          </w:p>
+        </w:tc>
+        <w:tc>
+          <w:tcPr/>
           <w:p>
             <w:pPr>
               <w:pStyle w:val="Compact"/>
@@ -257,17 +322,15 @@
             <w:r>
               <w:rPr>
                 <w:b/>
-                <w:color w:val="0B2F5B"/>
-                <w:sz w:val="19"/>
+                <w:color w:val="000000"/>
+                <w:sz w:val="20"/>
               </w:rPr>
               <w:t xml:space="preserve">Flag 2+ prior visits</w:t>
             </w:r>
           </w:p>
         </w:tc>
         <w:tc>
-          <w:tcPr>
-            <w:shd w:val="clear" w:color="auto" w:fill="E4EEF8"/>
-          </w:tcPr>
+          <w:tcPr/>
           <w:p>
             <w:pPr>
               <w:pStyle w:val="Compact"/>
@@ -277,8 +340,8 @@
             <w:r>
               <w:rPr>
                 <w:b/>
-                <w:color w:val="0B2F5B"/>
-                <w:sz w:val="19"/>
+                <w:color w:val="000000"/>
+                <w:sz w:val="20"/>
               </w:rPr>
               <w:t xml:space="preserve">Contact everyone</w:t>
             </w:r>
@@ -296,7 +359,8 @@
             </w:pPr>
             <w:r>
               <w:rPr>
-                <w:sz w:val="19"/>
+                <w:color w:val="000000"/>
+                <w:sz w:val="20"/>
               </w:rPr>
               <w:t xml:space="preserve">Encounters to contact</w:t>
             </w:r>
@@ -312,7 +376,8 @@
             </w:pPr>
             <w:r>
               <w:rPr>
-                <w:sz w:val="19"/>
+                <w:color w:val="000000"/>
+                <w:sz w:val="20"/>
               </w:rPr>
               <w:t xml:space="preserve">14,114 (14.2%)</w:t>
             </w:r>
@@ -328,7 +393,8 @@
             </w:pPr>
             <w:r>
               <w:rPr>
-                <w:sz w:val="19"/>
+                <w:color w:val="000000"/>
+                <w:sz w:val="20"/>
               </w:rPr>
               <w:t xml:space="preserve">99,343</w:t>
             </w:r>
@@ -346,7 +412,8 @@
             </w:pPr>
             <w:r>
               <w:rPr>
-                <w:sz w:val="19"/>
+                <w:color w:val="000000"/>
+                <w:sz w:val="20"/>
               </w:rPr>
               <w:t xml:space="preserve">Readmissions reached</w:t>
             </w:r>
@@ -362,7 +429,8 @@
             </w:pPr>
             <w:r>
               <w:rPr>
-                <w:sz w:val="19"/>
+                <w:color w:val="000000"/>
+                <w:sz w:val="20"/>
               </w:rPr>
               <w:t xml:space="preserve">3,108 (27.5%)</w:t>
             </w:r>
@@ -378,7 +446,8 @@
             </w:pPr>
             <w:r>
               <w:rPr>
-                <w:sz w:val="19"/>
+                <w:color w:val="000000"/>
+                <w:sz w:val="20"/>
               </w:rPr>
               <w:t xml:space="preserve">11,314</w:t>
             </w:r>
@@ -396,7 +465,8 @@
             </w:pPr>
             <w:r>
               <w:rPr>
-                <w:sz w:val="19"/>
+                <w:color w:val="000000"/>
+                <w:sz w:val="20"/>
               </w:rPr>
               <w:t xml:space="preserve">Staff hours (2 contacts of 20 minutes)</w:t>
             </w:r>
@@ -412,7 +482,8 @@
             </w:pPr>
             <w:r>
               <w:rPr>
-                <w:sz w:val="19"/>
+                <w:color w:val="000000"/>
+                <w:sz w:val="20"/>
               </w:rPr>
               <w:t xml:space="preserve">9,409</w:t>
             </w:r>
@@ -428,7 +499,8 @@
             </w:pPr>
             <w:r>
               <w:rPr>
-                <w:sz w:val="19"/>
+                <w:color w:val="000000"/>
+                <w:sz w:val="20"/>
               </w:rPr>
               <w:t xml:space="preserve">66,229</w:t>
             </w:r>
@@ -446,7 +518,8 @@
             </w:pPr>
             <w:r>
               <w:rPr>
-                <w:sz w:val="19"/>
+                <w:color w:val="000000"/>
+                <w:sz w:val="20"/>
               </w:rPr>
               <w:t xml:space="preserve">Hours per readmission reached</w:t>
             </w:r>
@@ -464,7 +537,8 @@
               <w:rPr>
                 <w:bCs/>
                 <w:b/>
-                <w:sz w:val="19"/>
+                <w:color w:val="000000"/>
+                <w:sz w:val="20"/>
               </w:rPr>
               <w:t xml:space="preserve">3.0</w:t>
             </w:r>
@@ -480,7 +554,8 @@
             </w:pPr>
             <w:r>
               <w:rPr>
-                <w:sz w:val="19"/>
+                <w:color w:val="000000"/>
+                <w:sz w:val="20"/>
               </w:rPr>
               <w:t xml:space="preserve">5.9</w:t>
             </w:r>
@@ -491,64 +566,91 @@
     <w:p>
       <w:pPr>
         <w:pStyle w:val="BodyText"/>
-      </w:pPr>
-      <w:r>
+        <w:jc w:val="both"/>
+      </w:pPr>
+      <w:r>
+        <w:rPr>
+          <w:color w:val="000000"/>
+        </w:rPr>
         <w:t xml:space="preserve">The tier’s rate (22.0%) is</w:t>
       </w:r>
       <w:r>
+        <w:rPr>
+          <w:color w:val="000000"/>
+        </w:rPr>
         <w:t xml:space="preserve"> </w:t>
       </w:r>
       <w:r>
         <w:rPr>
           <w:bCs/>
           <w:b/>
+          <w:color w:val="000000"/>
         </w:rPr>
         <w:t xml:space="preserve">2.29 times</w:t>
       </w:r>
       <w:r>
+        <w:rPr>
+          <w:color w:val="000000"/>
+        </w:rPr>
         <w:t xml:space="preserve"> </w:t>
       </w:r>
       <w:r>
+        <w:rPr>
+          <w:color w:val="000000"/>
+        </w:rPr>
         <w:t xml:space="preserve">the rate of everyone else (9.6%), and the rule held up on patients it was not built on (2.07 times).</w:t>
       </w:r>
       <w:r>
+        <w:rPr>
+          <w:color w:val="000000"/>
+        </w:rPr>
         <w:t xml:space="preserve"> </w:t>
       </w:r>
       <w:r>
         <w:rPr>
           <w:bCs/>
           <w:b/>
+          <w:color w:val="000000"/>
         </w:rPr>
         <w:t xml:space="preserve">Illustrative impact:</w:t>
       </w:r>
       <w:r>
+        <w:rPr>
+          <w:color w:val="000000"/>
+        </w:rPr>
         <w:t xml:space="preserve"> </w:t>
       </w:r>
       <w:r>
+        <w:rPr>
+          <w:color w:val="000000"/>
+        </w:rPr>
         <w:t xml:space="preserve">if follow-up prevented one in ten readmissions in the tier, that would mean about</w:t>
       </w:r>
       <w:r>
+        <w:rPr>
+          <w:color w:val="000000"/>
+        </w:rPr>
         <w:t xml:space="preserve"> </w:t>
       </w:r>
       <w:r>
         <w:rPr>
           <w:bCs/>
           <w:b/>
+          <w:color w:val="000000"/>
         </w:rPr>
         <w:t xml:space="preserve">311 fewer readmissions</w:t>
       </w:r>
       <w:r>
+        <w:rPr>
+          <w:color w:val="000000"/>
+        </w:rPr>
         <w:t xml:space="preserve"> </w:t>
       </w:r>
       <w:r>
+        <w:rPr>
+          <w:color w:val="000000"/>
+        </w:rPr>
         <w:t xml:space="preserve">for 9,409 staff hours. This is an assumption to test, not a measured effect.</w:t>
-      </w:r>
-    </w:p>
-    <w:p>
-      <w:r>
-        <w:pict>
-          <v:rect style="width:0;height:1.5pt" o:hralign="center" o:hrstd="t" o:hr="t"/>
-        </w:pict>
       </w:r>
     </w:p>
     <w:bookmarkEnd w:id="20"/>
@@ -558,6 +660,9 @@
         <w:pStyle w:val="Heading2"/>
       </w:pPr>
       <w:r>
+        <w:rPr>
+          <w:color w:val="000000"/>
+        </w:rPr>
         <w:t xml:space="preserve">2. Project overview</w:t>
       </w:r>
     </w:p>
@@ -567,14 +672,21 @@
         <w:pStyle w:val="Heading3"/>
       </w:pPr>
       <w:r>
+        <w:rPr>
+          <w:color w:val="000000"/>
+        </w:rPr>
         <w:t xml:space="preserve">2.1 Business problem</w:t>
       </w:r>
     </w:p>
     <w:p>
       <w:pPr>
         <w:pStyle w:val="FirstParagraph"/>
-      </w:pPr>
-      <w:r>
+        <w:jc w:val="both"/>
+      </w:pPr>
+      <w:r>
+        <w:rPr>
+          <w:color w:val="000000"/>
+        </w:rPr>
         <w:t xml:space="preserve">The stakeholder was clear that another chart showing the number going up would not help. The brief broke down into three questions:</w:t>
       </w:r>
     </w:p>
@@ -585,12 +697,12 @@
         <w:tblLook w:firstRow="1" w:lastRow="0" w:firstColumn="0" w:lastColumn="0" w:noHBand="0" w:noVBand="0" w:val="0020"/>
         <w:jc w:val="start"/>
         <w:tblBorders>
-          <w:top w:val="single" w:sz="4" w:color="C9D3DD"/>
-          <w:left w:val="single" w:sz="4" w:color="C9D3DD"/>
-          <w:bottom w:val="single" w:sz="4" w:color="C9D3DD"/>
-          <w:right w:val="single" w:sz="4" w:color="C9D3DD"/>
-          <w:insideH w:val="single" w:sz="4" w:color="C9D3DD"/>
-          <w:insideV w:val="single" w:sz="4" w:color="C9D3DD"/>
+          <w:top w:val="single" w:sz="4" w:color="000000"/>
+          <w:left w:val="single" w:sz="4" w:color="000000"/>
+          <w:bottom w:val="single" w:sz="4" w:color="000000"/>
+          <w:right w:val="single" w:sz="4" w:color="000000"/>
+          <w:insideH w:val="single" w:sz="4" w:color="000000"/>
+          <w:insideV w:val="single" w:sz="4" w:color="000000"/>
         </w:tblBorders>
       </w:tblPr>
       <w:tblGrid>
@@ -602,9 +714,7 @@
           <w:tblHeader w:val="true"/>
         </w:trPr>
         <w:tc>
-          <w:tcPr>
-            <w:shd w:val="clear" w:color="auto" w:fill="E4EEF8"/>
-          </w:tcPr>
+          <w:tcPr/>
           <w:p>
             <w:pPr>
               <w:pStyle w:val="Compact"/>
@@ -614,17 +724,15 @@
             <w:r>
               <w:rPr>
                 <w:b/>
-                <w:color w:val="0B2F5B"/>
-                <w:sz w:val="19"/>
+                <w:color w:val="000000"/>
+                <w:sz w:val="20"/>
               </w:rPr>
               <w:t xml:space="preserve">Need</w:t>
             </w:r>
           </w:p>
         </w:tc>
         <w:tc>
-          <w:tcPr>
-            <w:shd w:val="clear" w:color="auto" w:fill="E4EEF8"/>
-          </w:tcPr>
+          <w:tcPr/>
           <w:p>
             <w:pPr>
               <w:pStyle w:val="Compact"/>
@@ -634,8 +742,8 @@
             <w:r>
               <w:rPr>
                 <w:b/>
-                <w:color w:val="0B2F5B"/>
-                <w:sz w:val="19"/>
+                <w:color w:val="000000"/>
+                <w:sz w:val="20"/>
               </w:rPr>
               <w:t xml:space="preserve">Question</w:t>
             </w:r>
@@ -655,7 +763,8 @@
               <w:rPr>
                 <w:bCs/>
                 <w:b/>
-                <w:sz w:val="19"/>
+                <w:color w:val="000000"/>
+                <w:sz w:val="20"/>
               </w:rPr>
               <w:t xml:space="preserve">Number</w:t>
             </w:r>
@@ -671,7 +780,8 @@
             </w:pPr>
             <w:r>
               <w:rPr>
-                <w:sz w:val="19"/>
+                <w:color w:val="000000"/>
+                <w:sz w:val="20"/>
               </w:rPr>
               <w:t xml:space="preserve">How often are diabetic patients readmitted within 30 days?</w:t>
             </w:r>
@@ -691,7 +801,8 @@
               <w:rPr>
                 <w:bCs/>
                 <w:b/>
-                <w:sz w:val="19"/>
+                <w:color w:val="000000"/>
+                <w:sz w:val="20"/>
               </w:rPr>
               <w:t xml:space="preserve">Pattern</w:t>
             </w:r>
@@ -707,7 +818,8 @@
             </w:pPr>
             <w:r>
               <w:rPr>
-                <w:sz w:val="19"/>
+                <w:color w:val="000000"/>
+                <w:sz w:val="20"/>
               </w:rPr>
               <w:t xml:space="preserve">Which characteristics are associated with higher observed rates?</w:t>
             </w:r>
@@ -727,7 +839,8 @@
               <w:rPr>
                 <w:bCs/>
                 <w:b/>
-                <w:sz w:val="19"/>
+                <w:color w:val="000000"/>
+                <w:sz w:val="20"/>
               </w:rPr>
               <w:t xml:space="preserve">Action</w:t>
             </w:r>
@@ -743,7 +856,8 @@
             </w:pPr>
             <w:r>
               <w:rPr>
-                <w:sz w:val="19"/>
+                <w:color w:val="000000"/>
+                <w:sz w:val="20"/>
               </w:rPr>
               <w:t xml:space="preserve">How could the care-coordination team target its limited time?</w:t>
             </w:r>
@@ -758,39 +872,60 @@
         <w:pStyle w:val="Heading3"/>
       </w:pPr>
       <w:r>
+        <w:rPr>
+          <w:color w:val="000000"/>
+        </w:rPr>
         <w:t xml:space="preserve">2.2 Defining the outcome</w:t>
       </w:r>
     </w:p>
     <w:p>
       <w:pPr>
         <w:pStyle w:val="FirstParagraph"/>
-      </w:pPr>
-      <w:r>
+        <w:jc w:val="both"/>
+      </w:pPr>
+      <w:r>
+        <w:rPr>
+          <w:color w:val="000000"/>
+        </w:rPr>
         <w:t xml:space="preserve">A readmission here means</w:t>
       </w:r>
       <w:r>
+        <w:rPr>
+          <w:color w:val="000000"/>
+        </w:rPr>
         <w:t xml:space="preserve"> </w:t>
       </w:r>
       <w:r>
         <w:rPr>
           <w:bCs/>
           <w:b/>
+          <w:color w:val="000000"/>
         </w:rPr>
         <w:t xml:space="preserve">a recorded return within 30 days of discharge</w:t>
       </w:r>
       <w:r>
+        <w:rPr>
+          <w:color w:val="000000"/>
+        </w:rPr>
         <w:t xml:space="preserve"> </w:t>
       </w:r>
       <w:r>
+        <w:rPr>
+          <w:color w:val="000000"/>
+        </w:rPr>
         <w:t xml:space="preserve">(</w:t>
       </w:r>
       <w:r>
         <w:rPr>
           <w:rStyle w:val="VerbatimChar"/>
+          <w:color w:val="000000"/>
         </w:rPr>
         <w:t xml:space="preserve">readmitted = "&lt;30"</w:t>
       </w:r>
       <w:r>
+        <w:rPr>
+          <w:color w:val="000000"/>
+        </w:rPr>
         <w:t xml:space="preserve">). Returns after 30 days are counted as not readmitted for this analysis, and are never merged into the 30-day group.</w:t>
       </w:r>
     </w:p>
@@ -801,6 +936,9 @@
         <w:pStyle w:val="Heading3"/>
       </w:pPr>
       <w:r>
+        <w:rPr>
+          <w:color w:val="000000"/>
+        </w:rPr>
         <w:t xml:space="preserve">2.3 Data source</w:t>
       </w:r>
     </w:p>
@@ -811,12 +949,12 @@
         <w:tblLook w:firstRow="0" w:lastRow="0" w:firstColumn="0" w:lastColumn="0" w:noHBand="0" w:noVBand="0" w:val="0000"/>
         <w:jc w:val="start"/>
         <w:tblBorders>
-          <w:top w:val="single" w:sz="4" w:color="C9D3DD"/>
-          <w:left w:val="single" w:sz="4" w:color="C9D3DD"/>
-          <w:bottom w:val="single" w:sz="4" w:color="C9D3DD"/>
-          <w:right w:val="single" w:sz="4" w:color="C9D3DD"/>
-          <w:insideH w:val="single" w:sz="4" w:color="C9D3DD"/>
-          <w:insideV w:val="single" w:sz="4" w:color="C9D3DD"/>
+          <w:top w:val="single" w:sz="4" w:color="000000"/>
+          <w:left w:val="single" w:sz="4" w:color="000000"/>
+          <w:bottom w:val="single" w:sz="4" w:color="000000"/>
+          <w:right w:val="single" w:sz="4" w:color="000000"/>
+          <w:insideH w:val="single" w:sz="4" w:color="000000"/>
+          <w:insideV w:val="single" w:sz="4" w:color="000000"/>
         </w:tblBorders>
       </w:tblPr>
       <w:tblGrid>
@@ -825,9 +963,7 @@
       </w:tblGrid>
       <w:tr>
         <w:tc>
-          <w:tcPr>
-            <w:shd w:val="clear" w:color="auto" w:fill="E4EEF8"/>
-          </w:tcPr>
+          <w:tcPr/>
           <w:p>
             <w:pPr>
               <w:pStyle w:val="Compact"/>
@@ -837,17 +973,15 @@
             <w:r>
               <w:rPr>
                 <w:b/>
-                <w:color w:val="0B2F5B"/>
-                <w:sz w:val="19"/>
+                <w:color w:val="000000"/>
+                <w:sz w:val="20"/>
               </w:rPr>
               <w:t xml:space="preserve">Dataset</w:t>
             </w:r>
           </w:p>
         </w:tc>
         <w:tc>
-          <w:tcPr>
-            <w:shd w:val="clear" w:color="auto" w:fill="E4EEF8"/>
-          </w:tcPr>
+          <w:tcPr/>
           <w:p>
             <w:pPr>
               <w:pStyle w:val="Compact"/>
@@ -857,8 +991,8 @@
             <w:r>
               <w:rPr>
                 <w:b/>
-                <w:color w:val="0B2F5B"/>
-                <w:sz w:val="19"/>
+                <w:color w:val="000000"/>
+                <w:sz w:val="20"/>
               </w:rPr>
               <w:t xml:space="preserve">Diabetes 130-US Hospitals for Years 1999-2008, UCI Machine Learning Repository (Clore et al., 2014), CC BY 4.0</w:t>
             </w:r>
@@ -876,7 +1010,8 @@
             </w:pPr>
             <w:r>
               <w:rPr>
-                <w:sz w:val="19"/>
+                <w:color w:val="000000"/>
+                <w:sz w:val="20"/>
               </w:rPr>
               <w:t xml:space="preserve">Size</w:t>
             </w:r>
@@ -892,7 +1027,8 @@
             </w:pPr>
             <w:r>
               <w:rPr>
-                <w:sz w:val="19"/>
+                <w:color w:val="000000"/>
+                <w:sz w:val="20"/>
               </w:rPr>
               <w:t xml:space="preserve">101,766 encounters, 50 fields, 71,518 patients, 130 US hospitals</w:t>
             </w:r>
@@ -910,7 +1046,8 @@
             </w:pPr>
             <w:r>
               <w:rPr>
-                <w:sz w:val="19"/>
+                <w:color w:val="000000"/>
+                <w:sz w:val="20"/>
               </w:rPr>
               <w:t xml:space="preserve">Lookup file</w:t>
             </w:r>
@@ -926,7 +1063,8 @@
             </w:pPr>
             <w:r>
               <w:rPr>
-                <w:sz w:val="19"/>
+                <w:color w:val="000000"/>
+                <w:sz w:val="20"/>
               </w:rPr>
               <w:t xml:space="preserve">IDS_mapping.csv, with code tables for admission type, discharge disposition and admission source</w:t>
             </w:r>
@@ -944,7 +1082,8 @@
             </w:pPr>
             <w:r>
               <w:rPr>
-                <w:sz w:val="19"/>
+                <w:color w:val="000000"/>
+                <w:sz w:val="20"/>
               </w:rPr>
               <w:t xml:space="preserve">Grain</w:t>
             </w:r>
@@ -962,7 +1101,8 @@
               <w:rPr>
                 <w:bCs/>
                 <w:b/>
-                <w:sz w:val="19"/>
+                <w:color w:val="000000"/>
+                <w:sz w:val="20"/>
               </w:rPr>
               <w:t xml:space="preserve">One row is one encounter, not one patient</w:t>
             </w:r>
@@ -973,16 +1113,13 @@
     <w:p>
       <w:pPr>
         <w:pStyle w:val="BodyText"/>
-      </w:pPr>
-      <w:r>
+        <w:jc w:val="both"/>
+      </w:pPr>
+      <w:r>
+        <w:rPr>
+          <w:color w:val="000000"/>
+        </w:rPr>
         <w:t xml:space="preserve">The data is historical and de-identified. Findings are for analytical learning and do not describe any real organisation.</w:t>
-      </w:r>
-    </w:p>
-    <w:p>
-      <w:r>
-        <w:pict>
-          <v:rect style="width:0;height:1.5pt" o:hralign="center" o:hrstd="t" o:hr="t"/>
-        </w:pict>
       </w:r>
     </w:p>
     <w:bookmarkEnd w:id="23"/>
@@ -993,6 +1130,9 @@
         <w:pStyle w:val="Heading2"/>
       </w:pPr>
       <w:r>
+        <w:rPr>
+          <w:color w:val="000000"/>
+        </w:rPr>
         <w:t xml:space="preserve">3. Methods</w:t>
       </w:r>
     </w:p>
@@ -1002,14 +1142,21 @@
         <w:pStyle w:val="Heading3"/>
       </w:pPr>
       <w:r>
+        <w:rPr>
+          <w:color w:val="000000"/>
+        </w:rPr>
         <w:t xml:space="preserve">3.1 Pipeline</w:t>
       </w:r>
     </w:p>
     <w:p>
       <w:pPr>
         <w:pStyle w:val="FirstParagraph"/>
-      </w:pPr>
-      <w:r>
+        <w:jc w:val="both"/>
+      </w:pPr>
+      <w:r>
+        <w:rPr>
+          <w:color w:val="000000"/>
+        </w:rPr>
         <w:t xml:space="preserve">Raw data → clean data → questions → analysis → insights → recommendation.</w:t>
       </w:r>
     </w:p>
@@ -1020,12 +1167,12 @@
         <w:tblLook w:firstRow="1" w:lastRow="0" w:firstColumn="0" w:lastColumn="0" w:noHBand="0" w:noVBand="0" w:val="0020"/>
         <w:jc w:val="start"/>
         <w:tblBorders>
-          <w:top w:val="single" w:sz="4" w:color="C9D3DD"/>
-          <w:left w:val="single" w:sz="4" w:color="C9D3DD"/>
-          <w:bottom w:val="single" w:sz="4" w:color="C9D3DD"/>
-          <w:right w:val="single" w:sz="4" w:color="C9D3DD"/>
-          <w:insideH w:val="single" w:sz="4" w:color="C9D3DD"/>
-          <w:insideV w:val="single" w:sz="4" w:color="C9D3DD"/>
+          <w:top w:val="single" w:sz="4" w:color="000000"/>
+          <w:left w:val="single" w:sz="4" w:color="000000"/>
+          <w:bottom w:val="single" w:sz="4" w:color="000000"/>
+          <w:right w:val="single" w:sz="4" w:color="000000"/>
+          <w:insideH w:val="single" w:sz="4" w:color="000000"/>
+          <w:insideV w:val="single" w:sz="4" w:color="000000"/>
         </w:tblBorders>
       </w:tblPr>
       <w:tblGrid>
@@ -1038,9 +1185,7 @@
           <w:tblHeader w:val="true"/>
         </w:trPr>
         <w:tc>
-          <w:tcPr>
-            <w:shd w:val="clear" w:color="auto" w:fill="E4EEF8"/>
-          </w:tcPr>
+          <w:tcPr/>
           <w:p>
             <w:pPr>
               <w:pStyle w:val="Compact"/>
@@ -1050,17 +1195,15 @@
             <w:r>
               <w:rPr>
                 <w:b/>
-                <w:color w:val="0B2F5B"/>
-                <w:sz w:val="19"/>
+                <w:color w:val="000000"/>
+                <w:sz w:val="20"/>
               </w:rPr>
               <w:t xml:space="preserve">Stage</w:t>
             </w:r>
           </w:p>
         </w:tc>
         <w:tc>
-          <w:tcPr>
-            <w:shd w:val="clear" w:color="auto" w:fill="E4EEF8"/>
-          </w:tcPr>
+          <w:tcPr/>
           <w:p>
             <w:pPr>
               <w:pStyle w:val="Compact"/>
@@ -1070,17 +1213,15 @@
             <w:r>
               <w:rPr>
                 <w:b/>
-                <w:color w:val="0B2F5B"/>
-                <w:sz w:val="19"/>
+                <w:color w:val="000000"/>
+                <w:sz w:val="20"/>
               </w:rPr>
               <w:t xml:space="preserve">Tool</w:t>
             </w:r>
           </w:p>
         </w:tc>
         <w:tc>
-          <w:tcPr>
-            <w:shd w:val="clear" w:color="auto" w:fill="E4EEF8"/>
-          </w:tcPr>
+          <w:tcPr/>
           <w:p>
             <w:pPr>
               <w:pStyle w:val="Compact"/>
@@ -1090,8 +1231,8 @@
             <w:r>
               <w:rPr>
                 <w:b/>
-                <w:color w:val="0B2F5B"/>
-                <w:sz w:val="19"/>
+                <w:color w:val="000000"/>
+                <w:sz w:val="20"/>
               </w:rPr>
               <w:t xml:space="preserve">Output</w:t>
             </w:r>
@@ -1109,7 +1250,8 @@
             </w:pPr>
             <w:r>
               <w:rPr>
-                <w:sz w:val="19"/>
+                <w:color w:val="000000"/>
+                <w:sz w:val="20"/>
               </w:rPr>
               <w:t xml:space="preserve">Load</w:t>
             </w:r>
@@ -1125,20 +1267,23 @@
             </w:pPr>
             <w:r>
               <w:rPr>
-                <w:sz w:val="19"/>
+                <w:color w:val="000000"/>
+                <w:sz w:val="20"/>
               </w:rPr>
               <w:t xml:space="preserve">MySQL (</w:t>
             </w:r>
             <w:r>
               <w:rPr>
                 <w:rStyle w:val="VerbatimChar"/>
-                <w:sz w:val="19"/>
+                <w:color w:val="000000"/>
+                <w:sz w:val="20"/>
               </w:rPr>
               <w:t xml:space="preserve">01_load_raw.sql</w:t>
             </w:r>
             <w:r>
               <w:rPr>
-                <w:sz w:val="19"/>
+                <w:color w:val="000000"/>
+                <w:sz w:val="20"/>
               </w:rPr>
               <w:t xml:space="preserve">)</w:t>
             </w:r>
@@ -1154,7 +1299,8 @@
             </w:pPr>
             <w:r>
               <w:rPr>
-                <w:sz w:val="19"/>
+                <w:color w:val="000000"/>
+                <w:sz w:val="20"/>
               </w:rPr>
               <w:t xml:space="preserve">Text-only staging tables, exact copies of the files</w:t>
             </w:r>
@@ -1172,7 +1318,8 @@
             </w:pPr>
             <w:r>
               <w:rPr>
-                <w:sz w:val="19"/>
+                <w:color w:val="000000"/>
+                <w:sz w:val="20"/>
               </w:rPr>
               <w:t xml:space="preserve">Clean</w:t>
             </w:r>
@@ -1188,20 +1335,23 @@
             </w:pPr>
             <w:r>
               <w:rPr>
-                <w:sz w:val="19"/>
+                <w:color w:val="000000"/>
+                <w:sz w:val="20"/>
               </w:rPr>
               <w:t xml:space="preserve">MySQL (</w:t>
             </w:r>
             <w:r>
               <w:rPr>
                 <w:rStyle w:val="VerbatimChar"/>
-                <w:sz w:val="19"/>
+                <w:color w:val="000000"/>
+                <w:sz w:val="20"/>
               </w:rPr>
               <w:t xml:space="preserve">02_clean.sql</w:t>
             </w:r>
             <w:r>
               <w:rPr>
-                <w:sz w:val="19"/>
+                <w:color w:val="000000"/>
+                <w:sz w:val="20"/>
               </w:rPr>
               <w:t xml:space="preserve">)</w:t>
             </w:r>
@@ -1217,7 +1367,8 @@
             </w:pPr>
             <w:r>
               <w:rPr>
-                <w:sz w:val="19"/>
+                <w:color w:val="000000"/>
+                <w:sz w:val="20"/>
               </w:rPr>
               <w:t xml:space="preserve">Typed table, explicit missing values, exclusion flag, three lookup tables</w:t>
             </w:r>
@@ -1235,7 +1386,8 @@
             </w:pPr>
             <w:r>
               <w:rPr>
-                <w:sz w:val="19"/>
+                <w:color w:val="000000"/>
+                <w:sz w:val="20"/>
               </w:rPr>
               <w:t xml:space="preserve">Model</w:t>
             </w:r>
@@ -1251,20 +1403,23 @@
             </w:pPr>
             <w:r>
               <w:rPr>
-                <w:sz w:val="19"/>
+                <w:color w:val="000000"/>
+                <w:sz w:val="20"/>
               </w:rPr>
               <w:t xml:space="preserve">MySQL (</w:t>
             </w:r>
             <w:r>
               <w:rPr>
                 <w:rStyle w:val="VerbatimChar"/>
-                <w:sz w:val="19"/>
+                <w:color w:val="000000"/>
+                <w:sz w:val="20"/>
               </w:rPr>
               <w:t xml:space="preserve">03_model.sql</w:t>
             </w:r>
             <w:r>
               <w:rPr>
-                <w:sz w:val="19"/>
+                <w:color w:val="000000"/>
+                <w:sz w:val="20"/>
               </w:rPr>
               <w:t xml:space="preserve">)</w:t>
             </w:r>
@@ -1280,7 +1435,8 @@
             </w:pPr>
             <w:r>
               <w:rPr>
-                <w:sz w:val="19"/>
+                <w:color w:val="000000"/>
+                <w:sz w:val="20"/>
               </w:rPr>
               <w:t xml:space="preserve">Star schema: two fact tables and five dimensions</w:t>
             </w:r>
@@ -1298,7 +1454,8 @@
             </w:pPr>
             <w:r>
               <w:rPr>
-                <w:sz w:val="19"/>
+                <w:color w:val="000000"/>
+                <w:sz w:val="20"/>
               </w:rPr>
               <w:t xml:space="preserve">Check</w:t>
             </w:r>
@@ -1314,20 +1471,23 @@
             </w:pPr>
             <w:r>
               <w:rPr>
-                <w:sz w:val="19"/>
+                <w:color w:val="000000"/>
+                <w:sz w:val="20"/>
               </w:rPr>
               <w:t xml:space="preserve">MySQL (</w:t>
             </w:r>
             <w:r>
               <w:rPr>
                 <w:rStyle w:val="VerbatimChar"/>
-                <w:sz w:val="19"/>
+                <w:color w:val="000000"/>
+                <w:sz w:val="20"/>
               </w:rPr>
               <w:t xml:space="preserve">04_quality_checks.sql</w:t>
             </w:r>
             <w:r>
               <w:rPr>
-                <w:sz w:val="19"/>
+                <w:color w:val="000000"/>
+                <w:sz w:val="20"/>
               </w:rPr>
               <w:t xml:space="preserve">)</w:t>
             </w:r>
@@ -1343,7 +1503,8 @@
             </w:pPr>
             <w:r>
               <w:rPr>
-                <w:sz w:val="19"/>
+                <w:color w:val="000000"/>
+                <w:sz w:val="20"/>
               </w:rPr>
               <w:t xml:space="preserve">Row counts, nulls, duplicates and referential integrity, all passing</w:t>
             </w:r>
@@ -1361,7 +1522,8 @@
             </w:pPr>
             <w:r>
               <w:rPr>
-                <w:sz w:val="19"/>
+                <w:color w:val="000000"/>
+                <w:sz w:val="20"/>
               </w:rPr>
               <w:t xml:space="preserve">Tier and validation</w:t>
             </w:r>
@@ -1377,20 +1539,23 @@
             </w:pPr>
             <w:r>
               <w:rPr>
-                <w:sz w:val="19"/>
+                <w:color w:val="000000"/>
+                <w:sz w:val="20"/>
               </w:rPr>
               <w:t xml:space="preserve">MySQL (</w:t>
             </w:r>
             <w:r>
               <w:rPr>
                 <w:rStyle w:val="VerbatimChar"/>
-                <w:sz w:val="19"/>
+                <w:color w:val="000000"/>
+                <w:sz w:val="20"/>
               </w:rPr>
               <w:t xml:space="preserve">05_risk_tier.sql</w:t>
             </w:r>
             <w:r>
               <w:rPr>
-                <w:sz w:val="19"/>
+                <w:color w:val="000000"/>
+                <w:sz w:val="20"/>
               </w:rPr>
               <w:t xml:space="preserve">)</w:t>
             </w:r>
@@ -1406,7 +1571,8 @@
             </w:pPr>
             <w:r>
               <w:rPr>
-                <w:sz w:val="19"/>
+                <w:color w:val="000000"/>
+                <w:sz w:val="20"/>
               </w:rPr>
               <w:t xml:space="preserve">Cutoff comparison, build and test validation, capture curve, workload</w:t>
             </w:r>
@@ -1424,7 +1590,8 @@
             </w:pPr>
             <w:r>
               <w:rPr>
-                <w:sz w:val="19"/>
+                <w:color w:val="000000"/>
+                <w:sz w:val="20"/>
               </w:rPr>
               <w:t xml:space="preserve">Analysis</w:t>
             </w:r>
@@ -1440,20 +1607,23 @@
             </w:pPr>
             <w:r>
               <w:rPr>
-                <w:sz w:val="19"/>
+                <w:color w:val="000000"/>
+                <w:sz w:val="20"/>
               </w:rPr>
               <w:t xml:space="preserve">MySQL (</w:t>
             </w:r>
             <w:r>
               <w:rPr>
                 <w:rStyle w:val="VerbatimChar"/>
-                <w:sz w:val="19"/>
+                <w:color w:val="000000"/>
+                <w:sz w:val="20"/>
               </w:rPr>
               <w:t xml:space="preserve">06_analysis.sql</w:t>
             </w:r>
             <w:r>
               <w:rPr>
-                <w:sz w:val="19"/>
+                <w:color w:val="000000"/>
+                <w:sz w:val="20"/>
               </w:rPr>
               <w:t xml:space="preserve">)</w:t>
             </w:r>
@@ -1469,7 +1639,8 @@
             </w:pPr>
             <w:r>
               <w:rPr>
-                <w:sz w:val="19"/>
+                <w:color w:val="000000"/>
+                <w:sz w:val="20"/>
               </w:rPr>
               <w:t xml:space="preserve">Ten exploratory questions</w:t>
             </w:r>
@@ -1487,7 +1658,8 @@
             </w:pPr>
             <w:r>
               <w:rPr>
-                <w:sz w:val="19"/>
+                <w:color w:val="000000"/>
+                <w:sz w:val="20"/>
               </w:rPr>
               <w:t xml:space="preserve">Statistics</w:t>
             </w:r>
@@ -1503,20 +1675,23 @@
             </w:pPr>
             <w:r>
               <w:rPr>
-                <w:sz w:val="19"/>
+                <w:color w:val="000000"/>
+                <w:sz w:val="20"/>
               </w:rPr>
               <w:t xml:space="preserve">Python in Google Colab (</w:t>
             </w:r>
             <w:r>
               <w:rPr>
                 <w:rStyle w:val="VerbatimChar"/>
-                <w:sz w:val="19"/>
+                <w:color w:val="000000"/>
+                <w:sz w:val="20"/>
               </w:rPr>
               <w:t xml:space="preserve">eda_stats.ipynb</w:t>
             </w:r>
             <w:r>
               <w:rPr>
-                <w:sz w:val="19"/>
+                <w:color w:val="000000"/>
+                <w:sz w:val="20"/>
               </w:rPr>
               <w:t xml:space="preserve">)</w:t>
             </w:r>
@@ -1532,7 +1707,8 @@
             </w:pPr>
             <w:r>
               <w:rPr>
-                <w:sz w:val="19"/>
+                <w:color w:val="000000"/>
+                <w:sz w:val="20"/>
               </w:rPr>
               <w:t xml:space="preserve">Summary statistics, correlation, significance test, validation check</w:t>
             </w:r>
@@ -1550,7 +1726,8 @@
             </w:pPr>
             <w:r>
               <w:rPr>
-                <w:sz w:val="19"/>
+                <w:color w:val="000000"/>
+                <w:sz w:val="20"/>
               </w:rPr>
               <w:t xml:space="preserve">Dashboard</w:t>
             </w:r>
@@ -1566,7 +1743,8 @@
             </w:pPr>
             <w:r>
               <w:rPr>
-                <w:sz w:val="19"/>
+                <w:color w:val="000000"/>
+                <w:sz w:val="20"/>
               </w:rPr>
               <w:t xml:space="preserve">Power BI</w:t>
             </w:r>
@@ -1582,7 +1760,8 @@
             </w:pPr>
             <w:r>
               <w:rPr>
-                <w:sz w:val="19"/>
+                <w:color w:val="000000"/>
+                <w:sz w:val="20"/>
               </w:rPr>
               <w:t xml:space="preserve">Five interactive pages</w:t>
             </w:r>
@@ -1593,80 +1772,126 @@
     <w:p>
       <w:pPr>
         <w:pStyle w:val="BodyText"/>
-      </w:pPr>
-      <w:r>
+        <w:jc w:val="both"/>
+      </w:pPr>
+      <w:r>
+        <w:rPr>
+          <w:color w:val="000000"/>
+        </w:rPr>
         <w:t xml:space="preserve">SQL techniques include CTEs, window functions (</w:t>
       </w:r>
       <w:r>
         <w:rPr>
           <w:rStyle w:val="VerbatimChar"/>
+          <w:color w:val="000000"/>
         </w:rPr>
         <w:t xml:space="preserve">ROW_NUMBER</w:t>
       </w:r>
       <w:r>
+        <w:rPr>
+          <w:color w:val="000000"/>
+        </w:rPr>
         <w:t xml:space="preserve">,</w:t>
       </w:r>
       <w:r>
+        <w:rPr>
+          <w:color w:val="000000"/>
+        </w:rPr>
         <w:t xml:space="preserve"> </w:t>
       </w:r>
       <w:r>
         <w:rPr>
           <w:rStyle w:val="VerbatimChar"/>
+          <w:color w:val="000000"/>
         </w:rPr>
         <w:t xml:space="preserve">RANK</w:t>
       </w:r>
       <w:r>
+        <w:rPr>
+          <w:color w:val="000000"/>
+        </w:rPr>
         <w:t xml:space="preserve">,</w:t>
       </w:r>
       <w:r>
+        <w:rPr>
+          <w:color w:val="000000"/>
+        </w:rPr>
         <w:t xml:space="preserve"> </w:t>
       </w:r>
       <w:r>
         <w:rPr>
           <w:rStyle w:val="VerbatimChar"/>
+          <w:color w:val="000000"/>
         </w:rPr>
         <w:t xml:space="preserve">SUM OVER</w:t>
       </w:r>
       <w:r>
+        <w:rPr>
+          <w:color w:val="000000"/>
+        </w:rPr>
         <w:t xml:space="preserve">), joins,</w:t>
       </w:r>
       <w:r>
+        <w:rPr>
+          <w:color w:val="000000"/>
+        </w:rPr>
         <w:t xml:space="preserve"> </w:t>
       </w:r>
       <w:r>
         <w:rPr>
           <w:rStyle w:val="VerbatimChar"/>
+          <w:color w:val="000000"/>
         </w:rPr>
         <w:t xml:space="preserve">CASE</w:t>
       </w:r>
       <w:r>
+        <w:rPr>
+          <w:color w:val="000000"/>
+        </w:rPr>
         <w:t xml:space="preserve">,</w:t>
       </w:r>
       <w:r>
+        <w:rPr>
+          <w:color w:val="000000"/>
+        </w:rPr>
         <w:t xml:space="preserve"> </w:t>
       </w:r>
       <w:r>
         <w:rPr>
           <w:rStyle w:val="VerbatimChar"/>
+          <w:color w:val="000000"/>
         </w:rPr>
         <w:t xml:space="preserve">COALESCE</w:t>
       </w:r>
       <w:r>
+        <w:rPr>
+          <w:color w:val="000000"/>
+        </w:rPr>
         <w:t xml:space="preserve">, casting, a</w:t>
       </w:r>
       <w:r>
+        <w:rPr>
+          <w:color w:val="000000"/>
+        </w:rPr>
         <w:t xml:space="preserve"> </w:t>
       </w:r>
       <w:r>
         <w:rPr>
           <w:rStyle w:val="VerbatimChar"/>
+          <w:color w:val="000000"/>
         </w:rPr>
         <w:t xml:space="preserve">CROSS JOIN</w:t>
       </w:r>
       <w:r>
+        <w:rPr>
+          <w:color w:val="000000"/>
+        </w:rPr>
         <w:t xml:space="preserve"> </w:t>
       </w:r>
       <w:r>
+        <w:rPr>
+          <w:color w:val="000000"/>
+        </w:rPr>
         <w:t xml:space="preserve">unpivot, primary keys and indexes.</w:t>
       </w:r>
     </w:p>
@@ -1677,26 +1902,40 @@
         <w:pStyle w:val="Heading3"/>
       </w:pPr>
       <w:r>
+        <w:rPr>
+          <w:color w:val="000000"/>
+        </w:rPr>
         <w:t xml:space="preserve">3.2 Key cleaning decisions</w:t>
       </w:r>
     </w:p>
     <w:p>
       <w:pPr>
         <w:pStyle w:val="FirstParagraph"/>
-      </w:pPr>
-      <w:r>
+        <w:jc w:val="both"/>
+      </w:pPr>
+      <w:r>
+        <w:rPr>
+          <w:color w:val="000000"/>
+        </w:rPr>
         <w:t xml:space="preserve">Full details are in</w:t>
       </w:r>
       <w:r>
+        <w:rPr>
+          <w:color w:val="000000"/>
+        </w:rPr>
         <w:t xml:space="preserve"> </w:t>
       </w:r>
       <w:r>
         <w:rPr>
           <w:rStyle w:val="VerbatimChar"/>
+          <w:color w:val="000000"/>
         </w:rPr>
         <w:t xml:space="preserve">docs/cleaning_log.md</w:t>
       </w:r>
       <w:r>
+        <w:rPr>
+          <w:color w:val="000000"/>
+        </w:rPr>
         <w:t xml:space="preserve">.</w:t>
       </w:r>
     </w:p>
@@ -1707,18 +1946,26 @@
           <w:numId w:val="1002"/>
         </w:numPr>
         <w:pStyle w:val="Compact"/>
+        <w:jc w:val="both"/>
       </w:pPr>
       <w:r>
         <w:rPr>
           <w:bCs/>
           <w:b/>
+          <w:color w:val="000000"/>
         </w:rPr>
         <w:t xml:space="preserve">Exclusions:</w:t>
       </w:r>
       <w:r>
+        <w:rPr>
+          <w:color w:val="000000"/>
+        </w:rPr>
         <w:t xml:space="preserve"> </w:t>
       </w:r>
       <w:r>
+        <w:rPr>
+          <w:color w:val="000000"/>
+        </w:rPr>
         <w:t xml:space="preserve">2,423 encounters ending in death or hospice were flagged and left out of rates, because those patients cannot or are very unlikely to return. Rows were flagged, not deleted.</w:t>
       </w:r>
     </w:p>
@@ -1729,11 +1976,13 @@
           <w:numId w:val="1002"/>
         </w:numPr>
         <w:pStyle w:val="Compact"/>
+        <w:jc w:val="both"/>
       </w:pPr>
       <w:r>
         <w:rPr>
           <w:bCs/>
           <w:b/>
+          <w:color w:val="000000"/>
         </w:rPr>
         <w:t xml:space="preserve">“</w:t>
       </w:r>
@@ -1741,6 +1990,7 @@
         <w:rPr>
           <w:bCs/>
           <w:b/>
+          <w:color w:val="000000"/>
         </w:rPr>
         <w:t xml:space="preserve">None</w:t>
       </w:r>
@@ -1748,6 +1998,7 @@
         <w:rPr>
           <w:bCs/>
           <w:b/>
+          <w:color w:val="000000"/>
         </w:rPr>
         <w:t xml:space="preserve">”</w:t>
       </w:r>
@@ -1755,6 +2006,7 @@
         <w:rPr>
           <w:bCs/>
           <w:b/>
+          <w:color w:val="000000"/>
         </w:rPr>
         <w:t xml:space="preserve"> </w:t>
       </w:r>
@@ -1762,46 +2014,86 @@
         <w:rPr>
           <w:bCs/>
           <w:b/>
+          <w:color w:val="000000"/>
         </w:rPr>
         <w:t xml:space="preserve">is not missing:</w:t>
       </w:r>
       <w:r>
+        <w:rPr>
+          <w:color w:val="000000"/>
+        </w:rPr>
         <w:t xml:space="preserve"> </w:t>
       </w:r>
       <w:r>
+        <w:rPr>
+          <w:color w:val="000000"/>
+        </w:rPr>
         <w:t xml:space="preserve">in the HbA1c field,</w:t>
       </w:r>
       <w:r>
+        <w:rPr>
+          <w:color w:val="000000"/>
+        </w:rPr>
         <w:t xml:space="preserve"> </w:t>
       </w:r>
       <w:r>
+        <w:rPr>
+          <w:color w:val="000000"/>
+        </w:rPr>
         <w:t xml:space="preserve">“</w:t>
       </w:r>
       <w:r>
+        <w:rPr>
+          <w:color w:val="000000"/>
+        </w:rPr>
         <w:t xml:space="preserve">None</w:t>
       </w:r>
       <w:r>
+        <w:rPr>
+          <w:color w:val="000000"/>
+        </w:rPr>
         <w:t xml:space="preserve">”</w:t>
       </w:r>
       <w:r>
+        <w:rPr>
+          <w:color w:val="000000"/>
+        </w:rPr>
         <w:t xml:space="preserve"> </w:t>
       </w:r>
       <w:r>
+        <w:rPr>
+          <w:color w:val="000000"/>
+        </w:rPr>
         <w:t xml:space="preserve">means the test was not done (83.1% of encounters). It was relabelled</w:t>
       </w:r>
       <w:r>
+        <w:rPr>
+          <w:color w:val="000000"/>
+        </w:rPr>
         <w:t xml:space="preserve"> </w:t>
       </w:r>
       <w:r>
+        <w:rPr>
+          <w:color w:val="000000"/>
+        </w:rPr>
         <w:t xml:space="preserve">“</w:t>
       </w:r>
       <w:r>
+        <w:rPr>
+          <w:color w:val="000000"/>
+        </w:rPr>
         <w:t xml:space="preserve">Not tested</w:t>
       </w:r>
       <w:r>
+        <w:rPr>
+          <w:color w:val="000000"/>
+        </w:rPr>
         <w:t xml:space="preserve">”</w:t>
       </w:r>
       <w:r>
+        <w:rPr>
+          <w:color w:val="000000"/>
+        </w:rPr>
         <w:t xml:space="preserve">.</w:t>
       </w:r>
     </w:p>
@@ -1812,18 +2104,26 @@
           <w:numId w:val="1002"/>
         </w:numPr>
         <w:pStyle w:val="Compact"/>
+        <w:jc w:val="both"/>
       </w:pPr>
       <w:r>
         <w:rPr>
           <w:bCs/>
           <w:b/>
+          <w:color w:val="000000"/>
         </w:rPr>
         <w:t xml:space="preserve">Dropped fields:</w:t>
       </w:r>
       <w:r>
+        <w:rPr>
+          <w:color w:val="000000"/>
+        </w:rPr>
         <w:t xml:space="preserve"> </w:t>
       </w:r>
       <w:r>
+        <w:rPr>
+          <w:color w:val="000000"/>
+        </w:rPr>
         <w:t xml:space="preserve">weight (96.9% missing), examide and citoglipton (one value only).</w:t>
       </w:r>
     </w:p>
@@ -1834,18 +2134,26 @@
           <w:numId w:val="1002"/>
         </w:numPr>
         <w:pStyle w:val="Compact"/>
+        <w:jc w:val="both"/>
       </w:pPr>
       <w:r>
         <w:rPr>
           <w:bCs/>
           <w:b/>
+          <w:color w:val="000000"/>
         </w:rPr>
         <w:t xml:space="preserve">Outliers kept:</w:t>
       </w:r>
       <w:r>
+        <w:rPr>
+          <w:color w:val="000000"/>
+        </w:rPr>
         <w:t xml:space="preserve"> </w:t>
       </w:r>
       <w:r>
+        <w:rPr>
+          <w:color w:val="000000"/>
+        </w:rPr>
         <w:t xml:space="preserve">extreme prior-visit counts are real frequent attenders, so they were grouped into open-ended bands rather than removed.</w:t>
       </w:r>
     </w:p>
@@ -1856,27 +2164,39 @@
           <w:numId w:val="1002"/>
         </w:numPr>
         <w:pStyle w:val="Compact"/>
+        <w:jc w:val="both"/>
       </w:pPr>
       <w:r>
         <w:rPr>
           <w:bCs/>
           <w:b/>
+          <w:color w:val="000000"/>
         </w:rPr>
         <w:t xml:space="preserve">No dates:</w:t>
       </w:r>
       <w:r>
+        <w:rPr>
+          <w:color w:val="000000"/>
+        </w:rPr>
         <w:t xml:space="preserve"> </w:t>
       </w:r>
       <w:r>
         <w:rPr>
           <w:rStyle w:val="VerbatimChar"/>
+          <w:color w:val="000000"/>
         </w:rPr>
         <w:t xml:space="preserve">encounter_id</w:t>
       </w:r>
       <w:r>
+        <w:rPr>
+          <w:color w:val="000000"/>
+        </w:rPr>
         <w:t xml:space="preserve"> </w:t>
       </w:r>
       <w:r>
+        <w:rPr>
+          <w:color w:val="000000"/>
+        </w:rPr>
         <w:t xml:space="preserve">was used as a stand-in for visit order.</w:t>
       </w:r>
     </w:p>
@@ -1887,100 +2207,156 @@
         <w:pStyle w:val="Heading3"/>
       </w:pPr>
       <w:r>
+        <w:rPr>
+          <w:color w:val="000000"/>
+        </w:rPr>
         <w:t xml:space="preserve">3.3 Modelling choices</w:t>
       </w:r>
     </w:p>
     <w:p>
       <w:pPr>
         <w:pStyle w:val="FirstParagraph"/>
+        <w:jc w:val="both"/>
       </w:pPr>
       <w:r>
         <w:rPr>
           <w:bCs/>
           <w:b/>
+          <w:color w:val="000000"/>
         </w:rPr>
         <w:t xml:space="preserve">Why a rule, not a model.</w:t>
       </w:r>
       <w:r>
+        <w:rPr>
+          <w:color w:val="000000"/>
+        </w:rPr>
         <w:t xml:space="preserve"> </w:t>
       </w:r>
       <w:r>
+        <w:rPr>
+          <w:color w:val="000000"/>
+        </w:rPr>
         <w:t xml:space="preserve">The stakeholder asked for something usable</w:t>
       </w:r>
       <w:r>
+        <w:rPr>
+          <w:color w:val="000000"/>
+        </w:rPr>
         <w:t xml:space="preserve"> </w:t>
       </w:r>
       <w:r>
+        <w:rPr>
+          <w:color w:val="000000"/>
+        </w:rPr>
         <w:t xml:space="preserve">“</w:t>
       </w:r>
       <w:r>
+        <w:rPr>
+          <w:color w:val="000000"/>
+        </w:rPr>
         <w:t xml:space="preserve">on a Tuesday morning</w:t>
       </w:r>
       <w:r>
+        <w:rPr>
+          <w:color w:val="000000"/>
+        </w:rPr>
         <w:t xml:space="preserve">”</w:t>
       </w:r>
       <w:r>
+        <w:rPr>
+          <w:color w:val="000000"/>
+        </w:rPr>
         <w:t xml:space="preserve">. A one-line rule based on a field already in the record can be applied at discharge without software, and anyone can check why a patient was flagged.</w:t>
       </w:r>
     </w:p>
     <w:p>
       <w:pPr>
         <w:pStyle w:val="BodyText"/>
+        <w:jc w:val="both"/>
       </w:pPr>
       <w:r>
         <w:rPr>
           <w:bCs/>
           <w:b/>
+          <w:color w:val="000000"/>
         </w:rPr>
         <w:t xml:space="preserve">Choosing the cutoff.</w:t>
       </w:r>
       <w:r>
+        <w:rPr>
+          <w:color w:val="000000"/>
+        </w:rPr>
         <w:t xml:space="preserve"> </w:t>
       </w:r>
       <w:r>
+        <w:rPr>
+          <w:color w:val="000000"/>
+        </w:rPr>
         <w:t xml:space="preserve">Patients were split by ID into a 70% build group and a 30% test group (</w:t>
       </w:r>
       <w:r>
         <w:rPr>
           <w:rStyle w:val="VerbatimChar"/>
+          <w:color w:val="000000"/>
         </w:rPr>
         <w:t xml:space="preserve">MOD(patient_nbr, 10) &lt; 7</w:t>
       </w:r>
       <w:r>
+        <w:rPr>
+          <w:color w:val="000000"/>
+        </w:rPr>
         <w:t xml:space="preserve">), so no patient appears in both. Cutoffs of 1+, 2+ and 3+ prior inpatient visits were compared on the build group.</w:t>
       </w:r>
       <w:r>
+        <w:rPr>
+          <w:color w:val="000000"/>
+        </w:rPr>
         <w:t xml:space="preserve"> </w:t>
       </w:r>
       <w:r>
         <w:rPr>
           <w:bCs/>
           <w:b/>
+          <w:color w:val="000000"/>
         </w:rPr>
         <w:t xml:space="preserve">2+ was chosen</w:t>
       </w:r>
       <w:r>
+        <w:rPr>
+          <w:color w:val="000000"/>
+        </w:rPr>
         <w:t xml:space="preserve"> </w:t>
       </w:r>
       <w:r>
+        <w:rPr>
+          <w:color w:val="000000"/>
+        </w:rPr>
         <w:t xml:space="preserve">as the best balance: it reaches over a quarter of readmissions while flagging only one encounter in seven.</w:t>
       </w:r>
     </w:p>
     <w:p>
       <w:pPr>
         <w:pStyle w:val="BodyText"/>
+        <w:jc w:val="both"/>
       </w:pPr>
       <w:r>
         <w:rPr>
           <w:bCs/>
           <w:b/>
+          <w:color w:val="000000"/>
         </w:rPr>
         <w:t xml:space="preserve">Workload.</w:t>
       </w:r>
       <w:r>
+        <w:rPr>
+          <w:color w:val="000000"/>
+        </w:rPr>
         <w:t xml:space="preserve"> </w:t>
       </w:r>
       <w:r>
+        <w:rPr>
+          <w:color w:val="000000"/>
+        </w:rPr>
         <w:t xml:space="preserve">Staff hours assume two contacts per patient at 20 minutes each. Both values are adjustable on the dashboard’s Workload page.</w:t>
       </w:r>
     </w:p>
@@ -1991,6 +2367,9 @@
         <w:pStyle w:val="Heading3"/>
       </w:pPr>
       <w:r>
+        <w:rPr>
+          <w:color w:val="000000"/>
+        </w:rPr>
         <w:t xml:space="preserve">3.4 Limitations</w:t>
       </w:r>
     </w:p>
@@ -2001,18 +2380,26 @@
           <w:numId w:val="1003"/>
         </w:numPr>
         <w:pStyle w:val="Compact"/>
+        <w:jc w:val="both"/>
       </w:pPr>
       <w:r>
         <w:rPr>
           <w:bCs/>
           <w:b/>
+          <w:color w:val="000000"/>
         </w:rPr>
         <w:t xml:space="preserve">Association, not causation.</w:t>
       </w:r>
       <w:r>
+        <w:rPr>
+          <w:color w:val="000000"/>
+        </w:rPr>
         <w:t xml:space="preserve"> </w:t>
       </w:r>
       <w:r>
+        <w:rPr>
+          <w:color w:val="000000"/>
+        </w:rPr>
         <w:t xml:space="preserve">The analysis shows which groups had higher observed rates, not why.</w:t>
       </w:r>
     </w:p>
@@ -2023,18 +2410,26 @@
           <w:numId w:val="1003"/>
         </w:numPr>
         <w:pStyle w:val="Compact"/>
+        <w:jc w:val="both"/>
       </w:pPr>
       <w:r>
         <w:rPr>
           <w:bCs/>
           <w:b/>
+          <w:color w:val="000000"/>
         </w:rPr>
         <w:t xml:space="preserve">Historical data (1999 to 2008).</w:t>
       </w:r>
       <w:r>
+        <w:rPr>
+          <w:color w:val="000000"/>
+        </w:rPr>
         <w:t xml:space="preserve"> </w:t>
       </w:r>
       <w:r>
+        <w:rPr>
+          <w:color w:val="000000"/>
+        </w:rPr>
         <w:t xml:space="preserve">Current rates and practice may differ.</w:t>
       </w:r>
     </w:p>
@@ -2045,18 +2440,26 @@
           <w:numId w:val="1003"/>
         </w:numPr>
         <w:pStyle w:val="Compact"/>
+        <w:jc w:val="both"/>
       </w:pPr>
       <w:r>
         <w:rPr>
           <w:bCs/>
           <w:b/>
+          <w:color w:val="000000"/>
         </w:rPr>
         <w:t xml:space="preserve">No dates,</w:t>
       </w:r>
       <w:r>
+        <w:rPr>
+          <w:color w:val="000000"/>
+        </w:rPr>
         <w:t xml:space="preserve"> </w:t>
       </w:r>
       <w:r>
+        <w:rPr>
+          <w:color w:val="000000"/>
+        </w:rPr>
         <w:t xml:space="preserve">so trends over time, including when any increase started, cannot be measured.</w:t>
       </w:r>
     </w:p>
@@ -2067,11 +2470,13 @@
           <w:numId w:val="1003"/>
         </w:numPr>
         <w:pStyle w:val="Compact"/>
+        <w:jc w:val="both"/>
       </w:pPr>
       <w:r>
         <w:rPr>
           <w:bCs/>
           <w:b/>
+          <w:color w:val="000000"/>
         </w:rPr>
         <w:t xml:space="preserve">Readmissions to other hospitals are not captured.</w:t>
       </w:r>
@@ -2083,18 +2488,26 @@
           <w:numId w:val="1003"/>
         </w:numPr>
         <w:pStyle w:val="Compact"/>
+        <w:jc w:val="both"/>
       </w:pPr>
       <w:r>
         <w:rPr>
           <w:bCs/>
           <w:b/>
+          <w:color w:val="000000"/>
         </w:rPr>
         <w:t xml:space="preserve">Encounters, not patients.</w:t>
       </w:r>
       <w:r>
+        <w:rPr>
+          <w:color w:val="000000"/>
+        </w:rPr>
         <w:t xml:space="preserve"> </w:t>
       </w:r>
       <w:r>
+        <w:rPr>
+          <w:color w:val="000000"/>
+        </w:rPr>
         <w:t xml:space="preserve">One patient can appear several times.</w:t>
       </w:r>
     </w:p>
@@ -2105,18 +2518,26 @@
           <w:numId w:val="1003"/>
         </w:numPr>
         <w:pStyle w:val="Compact"/>
+        <w:jc w:val="both"/>
       </w:pPr>
       <w:r>
         <w:rPr>
           <w:bCs/>
           <w:b/>
+          <w:color w:val="000000"/>
         </w:rPr>
         <w:t xml:space="preserve">Concentration is partly built in.</w:t>
       </w:r>
       <w:r>
+        <w:rPr>
+          <w:color w:val="000000"/>
+        </w:rPr>
         <w:t xml:space="preserve"> </w:t>
       </w:r>
       <w:r>
+        <w:rPr>
+          <w:color w:val="000000"/>
+        </w:rPr>
         <w:t xml:space="preserve">Patients who are readmitted naturally have more encounters on record.</w:t>
       </w:r>
     </w:p>
@@ -2127,26 +2548,27 @@
           <w:numId w:val="1003"/>
         </w:numPr>
         <w:pStyle w:val="Compact"/>
+        <w:jc w:val="both"/>
       </w:pPr>
       <w:r>
         <w:rPr>
           <w:bCs/>
           <w:b/>
+          <w:color w:val="000000"/>
         </w:rPr>
         <w:t xml:space="preserve">The tier is not clinically validated.</w:t>
       </w:r>
       <w:r>
+        <w:rPr>
+          <w:color w:val="000000"/>
+        </w:rPr>
         <w:t xml:space="preserve"> </w:t>
       </w:r>
       <w:r>
+        <w:rPr>
+          <w:color w:val="000000"/>
+        </w:rPr>
         <w:t xml:space="preserve">It is an analytical flag, not a prediction model or a diagnosis.</w:t>
-      </w:r>
-    </w:p>
-    <w:p>
-      <w:r>
-        <w:pict>
-          <v:rect style="width:0;height:1.5pt" o:hralign="center" o:hrstd="t" o:hr="t"/>
-        </w:pict>
       </w:r>
     </w:p>
     <w:bookmarkEnd w:id="28"/>
@@ -2157,6 +2579,9 @@
         <w:pStyle w:val="Heading2"/>
       </w:pPr>
       <w:r>
+        <w:rPr>
+          <w:color w:val="000000"/>
+        </w:rPr>
         <w:t xml:space="preserve">4. Results</w:t>
       </w:r>
     </w:p>
@@ -2165,6 +2590,9 @@
         <w:pStyle w:val="CaptionedFigure"/>
       </w:pPr>
       <w:r>
+        <w:rPr>
+          <w:color w:val="000000"/>
+        </w:rPr>
         <w:drawing>
           <wp:inline>
             <wp:extent cx="5334000" cy="2993394"/>
@@ -2212,6 +2640,9 @@
         <w:pStyle w:val="ImageCaption"/>
       </w:pPr>
       <w:r>
+        <w:rPr>
+          <w:color w:val="000000"/>
+        </w:rPr>
         <w:t xml:space="preserve">Overview page</w:t>
       </w:r>
     </w:p>
@@ -2221,6 +2652,9 @@
         <w:pStyle w:val="Heading3"/>
       </w:pPr>
       <w:r>
+        <w:rPr>
+          <w:color w:val="000000"/>
+        </w:rPr>
         <w:t xml:space="preserve">4.1 The number</w:t>
       </w:r>
     </w:p>
@@ -2231,12 +2665,12 @@
         <w:tblLook w:firstRow="1" w:lastRow="0" w:firstColumn="0" w:lastColumn="0" w:noHBand="0" w:noVBand="0" w:val="0020"/>
         <w:jc w:val="start"/>
         <w:tblBorders>
-          <w:top w:val="single" w:sz="4" w:color="C9D3DD"/>
-          <w:left w:val="single" w:sz="4" w:color="C9D3DD"/>
-          <w:bottom w:val="single" w:sz="4" w:color="C9D3DD"/>
-          <w:right w:val="single" w:sz="4" w:color="C9D3DD"/>
-          <w:insideH w:val="single" w:sz="4" w:color="C9D3DD"/>
-          <w:insideV w:val="single" w:sz="4" w:color="C9D3DD"/>
+          <w:top w:val="single" w:sz="4" w:color="000000"/>
+          <w:left w:val="single" w:sz="4" w:color="000000"/>
+          <w:bottom w:val="single" w:sz="4" w:color="000000"/>
+          <w:right w:val="single" w:sz="4" w:color="000000"/>
+          <w:insideH w:val="single" w:sz="4" w:color="000000"/>
+          <w:insideV w:val="single" w:sz="4" w:color="000000"/>
         </w:tblBorders>
       </w:tblPr>
       <w:tblGrid>
@@ -2248,9 +2682,7 @@
           <w:tblHeader w:val="true"/>
         </w:trPr>
         <w:tc>
-          <w:tcPr>
-            <w:shd w:val="clear" w:color="auto" w:fill="E4EEF8"/>
-          </w:tcPr>
+          <w:tcPr/>
           <w:p>
             <w:pPr>
               <w:pStyle w:val="Compact"/>
@@ -2260,17 +2692,15 @@
             <w:r>
               <w:rPr>
                 <w:b/>
-                <w:color w:val="0B2F5B"/>
-                <w:sz w:val="19"/>
+                <w:color w:val="000000"/>
+                <w:sz w:val="20"/>
               </w:rPr>
               <w:t xml:space="preserve">Measure</w:t>
             </w:r>
           </w:p>
         </w:tc>
         <w:tc>
-          <w:tcPr>
-            <w:shd w:val="clear" w:color="auto" w:fill="E4EEF8"/>
-          </w:tcPr>
+          <w:tcPr/>
           <w:p>
             <w:pPr>
               <w:pStyle w:val="Compact"/>
@@ -2280,8 +2710,8 @@
             <w:r>
               <w:rPr>
                 <w:b/>
-                <w:color w:val="0B2F5B"/>
-                <w:sz w:val="19"/>
+                <w:color w:val="000000"/>
+                <w:sz w:val="20"/>
               </w:rPr>
               <w:t xml:space="preserve">Value</w:t>
             </w:r>
@@ -2299,7 +2729,8 @@
             </w:pPr>
             <w:r>
               <w:rPr>
-                <w:sz w:val="19"/>
+                <w:color w:val="000000"/>
+                <w:sz w:val="20"/>
               </w:rPr>
               <w:t xml:space="preserve">Included encounters</w:t>
             </w:r>
@@ -2315,7 +2746,8 @@
             </w:pPr>
             <w:r>
               <w:rPr>
-                <w:sz w:val="19"/>
+                <w:color w:val="000000"/>
+                <w:sz w:val="20"/>
               </w:rPr>
               <w:t xml:space="preserve">99,343</w:t>
             </w:r>
@@ -2333,7 +2765,8 @@
             </w:pPr>
             <w:r>
               <w:rPr>
-                <w:sz w:val="19"/>
+                <w:color w:val="000000"/>
+                <w:sz w:val="20"/>
               </w:rPr>
               <w:t xml:space="preserve">Unique patients</w:t>
             </w:r>
@@ -2349,7 +2782,8 @@
             </w:pPr>
             <w:r>
               <w:rPr>
-                <w:sz w:val="19"/>
+                <w:color w:val="000000"/>
+                <w:sz w:val="20"/>
               </w:rPr>
               <w:t xml:space="preserve">69,990</w:t>
             </w:r>
@@ -2367,7 +2801,8 @@
             </w:pPr>
             <w:r>
               <w:rPr>
-                <w:sz w:val="19"/>
+                <w:color w:val="000000"/>
+                <w:sz w:val="20"/>
               </w:rPr>
               <w:t xml:space="preserve">30-day readmissions</w:t>
             </w:r>
@@ -2383,7 +2818,8 @@
             </w:pPr>
             <w:r>
               <w:rPr>
-                <w:sz w:val="19"/>
+                <w:color w:val="000000"/>
+                <w:sz w:val="20"/>
               </w:rPr>
               <w:t xml:space="preserve">11,314</w:t>
             </w:r>
@@ -2403,7 +2839,8 @@
               <w:rPr>
                 <w:bCs/>
                 <w:b/>
-                <w:sz w:val="19"/>
+                <w:color w:val="000000"/>
+                <w:sz w:val="20"/>
               </w:rPr>
               <w:t xml:space="preserve">30-day readmission rate</w:t>
             </w:r>
@@ -2421,7 +2858,8 @@
               <w:rPr>
                 <w:bCs/>
                 <w:b/>
-                <w:sz w:val="19"/>
+                <w:color w:val="000000"/>
+                <w:sz w:val="20"/>
               </w:rPr>
               <w:t xml:space="preserve">11.4%</w:t>
             </w:r>
@@ -2436,6 +2874,9 @@
         <w:pStyle w:val="Heading3"/>
       </w:pPr>
       <w:r>
+        <w:rPr>
+          <w:color w:val="000000"/>
+        </w:rPr>
         <w:t xml:space="preserve">4.2 The pattern</w:t>
       </w:r>
     </w:p>
@@ -2444,6 +2885,9 @@
         <w:pStyle w:val="CaptionedFigure"/>
       </w:pPr>
       <w:r>
+        <w:rPr>
+          <w:color w:val="000000"/>
+        </w:rPr>
         <w:drawing>
           <wp:inline>
             <wp:extent cx="5334000" cy="2993394"/>
@@ -2491,6 +2935,9 @@
         <w:pStyle w:val="ImageCaption"/>
       </w:pPr>
       <w:r>
+        <w:rPr>
+          <w:color w:val="000000"/>
+        </w:rPr>
         <w:t xml:space="preserve">Patterns page</w:t>
       </w:r>
     </w:p>
@@ -2501,12 +2948,12 @@
         <w:tblLook w:firstRow="1" w:lastRow="0" w:firstColumn="0" w:lastColumn="0" w:noHBand="0" w:noVBand="0" w:val="0020"/>
         <w:jc w:val="start"/>
         <w:tblBorders>
-          <w:top w:val="single" w:sz="4" w:color="C9D3DD"/>
-          <w:left w:val="single" w:sz="4" w:color="C9D3DD"/>
-          <w:bottom w:val="single" w:sz="4" w:color="C9D3DD"/>
-          <w:right w:val="single" w:sz="4" w:color="C9D3DD"/>
-          <w:insideH w:val="single" w:sz="4" w:color="C9D3DD"/>
-          <w:insideV w:val="single" w:sz="4" w:color="C9D3DD"/>
+          <w:top w:val="single" w:sz="4" w:color="000000"/>
+          <w:left w:val="single" w:sz="4" w:color="000000"/>
+          <w:bottom w:val="single" w:sz="4" w:color="000000"/>
+          <w:right w:val="single" w:sz="4" w:color="000000"/>
+          <w:insideH w:val="single" w:sz="4" w:color="000000"/>
+          <w:insideV w:val="single" w:sz="4" w:color="000000"/>
         </w:tblBorders>
       </w:tblPr>
       <w:tblGrid>
@@ -2520,9 +2967,7 @@
           <w:tblHeader w:val="true"/>
         </w:trPr>
         <w:tc>
-          <w:tcPr>
-            <w:shd w:val="clear" w:color="auto" w:fill="E4EEF8"/>
-          </w:tcPr>
+          <w:tcPr/>
           <w:p>
             <w:pPr>
               <w:pStyle w:val="Compact"/>
@@ -2532,17 +2977,15 @@
             <w:r>
               <w:rPr>
                 <w:b/>
-                <w:color w:val="0B2F5B"/>
-                <w:sz w:val="19"/>
+                <w:color w:val="000000"/>
+                <w:sz w:val="20"/>
               </w:rPr>
               <w:t xml:space="preserve">Factor</w:t>
             </w:r>
           </w:p>
         </w:tc>
         <w:tc>
-          <w:tcPr>
-            <w:shd w:val="clear" w:color="auto" w:fill="E4EEF8"/>
-          </w:tcPr>
+          <w:tcPr/>
           <w:p>
             <w:pPr>
               <w:pStyle w:val="Compact"/>
@@ -2552,17 +2995,15 @@
             <w:r>
               <w:rPr>
                 <w:b/>
-                <w:color w:val="0B2F5B"/>
-                <w:sz w:val="19"/>
+                <w:color w:val="000000"/>
+                <w:sz w:val="20"/>
               </w:rPr>
               <w:t xml:space="preserve">Lowest group</w:t>
             </w:r>
           </w:p>
         </w:tc>
         <w:tc>
-          <w:tcPr>
-            <w:shd w:val="clear" w:color="auto" w:fill="E4EEF8"/>
-          </w:tcPr>
+          <w:tcPr/>
           <w:p>
             <w:pPr>
               <w:pStyle w:val="Compact"/>
@@ -2572,17 +3013,15 @@
             <w:r>
               <w:rPr>
                 <w:b/>
-                <w:color w:val="0B2F5B"/>
-                <w:sz w:val="19"/>
+                <w:color w:val="000000"/>
+                <w:sz w:val="20"/>
               </w:rPr>
               <w:t xml:space="preserve">Highest group</w:t>
             </w:r>
           </w:p>
         </w:tc>
         <w:tc>
-          <w:tcPr>
-            <w:shd w:val="clear" w:color="auto" w:fill="E4EEF8"/>
-          </w:tcPr>
+          <w:tcPr/>
           <w:p>
             <w:pPr>
               <w:pStyle w:val="Compact"/>
@@ -2592,8 +3031,8 @@
             <w:r>
               <w:rPr>
                 <w:b/>
-                <w:color w:val="0B2F5B"/>
-                <w:sz w:val="19"/>
+                <w:color w:val="000000"/>
+                <w:sz w:val="20"/>
               </w:rPr>
               <w:t xml:space="preserve">Spread</w:t>
             </w:r>
@@ -2613,7 +3052,8 @@
               <w:rPr>
                 <w:bCs/>
                 <w:b/>
-                <w:sz w:val="19"/>
+                <w:color w:val="000000"/>
+                <w:sz w:val="20"/>
               </w:rPr>
               <w:t xml:space="preserve">Prior inpatient visits</w:t>
             </w:r>
@@ -2629,7 +3069,8 @@
             </w:pPr>
             <w:r>
               <w:rPr>
-                <w:sz w:val="19"/>
+                <w:color w:val="000000"/>
+                <w:sz w:val="20"/>
               </w:rPr>
               <w:t xml:space="preserve">0 visits: 8.6%</w:t>
             </w:r>
@@ -2645,7 +3086,8 @@
             </w:pPr>
             <w:r>
               <w:rPr>
-                <w:sz w:val="19"/>
+                <w:color w:val="000000"/>
+                <w:sz w:val="20"/>
               </w:rPr>
               <w:t xml:space="preserve">6+ visits: 40.6%</w:t>
             </w:r>
@@ -2663,7 +3105,8 @@
               <w:rPr>
                 <w:bCs/>
                 <w:b/>
-                <w:sz w:val="19"/>
+                <w:color w:val="000000"/>
+                <w:sz w:val="20"/>
               </w:rPr>
               <w:t xml:space="preserve">32.0 points</w:t>
             </w:r>
@@ -2683,7 +3126,8 @@
               <w:rPr>
                 <w:bCs/>
                 <w:b/>
-                <w:sz w:val="19"/>
+                <w:color w:val="000000"/>
+                <w:sz w:val="20"/>
               </w:rPr>
               <w:t xml:space="preserve">Discharge destination</w:t>
             </w:r>
@@ -2699,7 +3143,8 @@
             </w:pPr>
             <w:r>
               <w:rPr>
-                <w:sz w:val="19"/>
+                <w:color w:val="000000"/>
+                <w:sz w:val="20"/>
               </w:rPr>
               <w:t xml:space="preserve">Home: 9.3%</w:t>
             </w:r>
@@ -2715,7 +3160,8 @@
             </w:pPr>
             <w:r>
               <w:rPr>
-                <w:sz w:val="19"/>
+                <w:color w:val="000000"/>
+                <w:sz w:val="20"/>
               </w:rPr>
               <w:t xml:space="preserve">Transferred to other care: 20.0%</w:t>
             </w:r>
@@ -2733,7 +3179,8 @@
               <w:rPr>
                 <w:bCs/>
                 <w:b/>
-                <w:sz w:val="19"/>
+                <w:color w:val="000000"/>
+                <w:sz w:val="20"/>
               </w:rPr>
               <w:t xml:space="preserve">10.7 points</w:t>
             </w:r>
@@ -2751,7 +3198,8 @@
             </w:pPr>
             <w:r>
               <w:rPr>
-                <w:sz w:val="19"/>
+                <w:color w:val="000000"/>
+                <w:sz w:val="20"/>
               </w:rPr>
               <w:t xml:space="preserve">Length of stay</w:t>
             </w:r>
@@ -2767,7 +3215,8 @@
             </w:pPr>
             <w:r>
               <w:rPr>
-                <w:sz w:val="19"/>
+                <w:color w:val="000000"/>
+                <w:sz w:val="20"/>
               </w:rPr>
               <w:t xml:space="preserve">1 to 2 days: 9.3%</w:t>
             </w:r>
@@ -2783,7 +3232,8 @@
             </w:pPr>
             <w:r>
               <w:rPr>
-                <w:sz w:val="19"/>
+                <w:color w:val="000000"/>
+                <w:sz w:val="20"/>
               </w:rPr>
               <w:t xml:space="preserve">8 to 14 days: 13.8%</w:t>
             </w:r>
@@ -2799,7 +3249,8 @@
             </w:pPr>
             <w:r>
               <w:rPr>
-                <w:sz w:val="19"/>
+                <w:color w:val="000000"/>
+                <w:sz w:val="20"/>
               </w:rPr>
               <w:t xml:space="preserve">4.5 points</w:t>
             </w:r>
@@ -2817,7 +3268,8 @@
             </w:pPr>
             <w:r>
               <w:rPr>
-                <w:sz w:val="19"/>
+                <w:color w:val="000000"/>
+                <w:sz w:val="20"/>
               </w:rPr>
               <w:t xml:space="preserve">Medications</w:t>
             </w:r>
@@ -2833,7 +3285,8 @@
             </w:pPr>
             <w:r>
               <w:rPr>
-                <w:sz w:val="19"/>
+                <w:color w:val="000000"/>
+                <w:sz w:val="20"/>
               </w:rPr>
               <w:t xml:space="preserve">1 to 10: 9.2%</w:t>
             </w:r>
@@ -2849,7 +3302,8 @@
             </w:pPr>
             <w:r>
               <w:rPr>
-                <w:sz w:val="19"/>
+                <w:color w:val="000000"/>
+                <w:sz w:val="20"/>
               </w:rPr>
               <w:t xml:space="preserve">21 to 30: 13.2%</w:t>
             </w:r>
@@ -2865,7 +3319,8 @@
             </w:pPr>
             <w:r>
               <w:rPr>
-                <w:sz w:val="19"/>
+                <w:color w:val="000000"/>
+                <w:sz w:val="20"/>
               </w:rPr>
               <w:t xml:space="preserve">4.0 points</w:t>
             </w:r>
@@ -2883,7 +3338,8 @@
             </w:pPr>
             <w:r>
               <w:rPr>
-                <w:sz w:val="19"/>
+                <w:color w:val="000000"/>
+                <w:sz w:val="20"/>
               </w:rPr>
               <w:t xml:space="preserve">Diagnosis group</w:t>
             </w:r>
@@ -2899,7 +3355,8 @@
             </w:pPr>
             <w:r>
               <w:rPr>
-                <w:sz w:val="19"/>
+                <w:color w:val="000000"/>
+                <w:sz w:val="20"/>
               </w:rPr>
               <w:t xml:space="preserve">Musculoskeletal: 9.5%</w:t>
             </w:r>
@@ -2915,7 +3372,8 @@
             </w:pPr>
             <w:r>
               <w:rPr>
-                <w:sz w:val="19"/>
+                <w:color w:val="000000"/>
+                <w:sz w:val="20"/>
               </w:rPr>
               <w:t xml:space="preserve">Diabetes: 13.1%</w:t>
             </w:r>
@@ -2931,7 +3389,8 @@
             </w:pPr>
             <w:r>
               <w:rPr>
-                <w:sz w:val="19"/>
+                <w:color w:val="000000"/>
+                <w:sz w:val="20"/>
               </w:rPr>
               <w:t xml:space="preserve">3.6 points</w:t>
             </w:r>
@@ -2949,7 +3408,8 @@
             </w:pPr>
             <w:r>
               <w:rPr>
-                <w:sz w:val="19"/>
+                <w:color w:val="000000"/>
+                <w:sz w:val="20"/>
               </w:rPr>
               <w:t xml:space="preserve">Age (30 to 99)</w:t>
             </w:r>
@@ -2965,7 +3425,8 @@
             </w:pPr>
             <w:r>
               <w:rPr>
-                <w:sz w:val="19"/>
+                <w:color w:val="000000"/>
+                <w:sz w:val="20"/>
               </w:rPr>
               <w:t xml:space="preserve">50 to 59: 9.8%</w:t>
             </w:r>
@@ -2981,7 +3442,8 @@
             </w:pPr>
             <w:r>
               <w:rPr>
-                <w:sz w:val="19"/>
+                <w:color w:val="000000"/>
+                <w:sz w:val="20"/>
               </w:rPr>
               <w:t xml:space="preserve">80 to 89: 12.6%</w:t>
             </w:r>
@@ -2997,7 +3459,8 @@
             </w:pPr>
             <w:r>
               <w:rPr>
-                <w:sz w:val="19"/>
+                <w:color w:val="000000"/>
+                <w:sz w:val="20"/>
               </w:rPr>
               <w:t xml:space="preserve">2.8 points</w:t>
             </w:r>
@@ -3015,7 +3478,8 @@
             </w:pPr>
             <w:r>
               <w:rPr>
-                <w:sz w:val="19"/>
+                <w:color w:val="000000"/>
+                <w:sz w:val="20"/>
               </w:rPr>
               <w:t xml:space="preserve">Admission type</w:t>
             </w:r>
@@ -3031,7 +3495,8 @@
             </w:pPr>
             <w:r>
               <w:rPr>
-                <w:sz w:val="19"/>
+                <w:color w:val="000000"/>
+                <w:sz w:val="20"/>
               </w:rPr>
               <w:t xml:space="preserve">Elective: 10.5%</w:t>
             </w:r>
@@ -3047,7 +3512,8 @@
             </w:pPr>
             <w:r>
               <w:rPr>
-                <w:sz w:val="19"/>
+                <w:color w:val="000000"/>
+                <w:sz w:val="20"/>
               </w:rPr>
               <w:t xml:space="preserve">Emergency: 11.8%</w:t>
             </w:r>
@@ -3063,7 +3529,8 @@
             </w:pPr>
             <w:r>
               <w:rPr>
-                <w:sz w:val="19"/>
+                <w:color w:val="000000"/>
+                <w:sz w:val="20"/>
               </w:rPr>
               <w:t xml:space="preserve">1.3 points</w:t>
             </w:r>
@@ -3074,57 +3541,89 @@
     <w:p>
       <w:pPr>
         <w:pStyle w:val="BodyText"/>
-      </w:pPr>
-      <w:r>
+        <w:jc w:val="both"/>
+      </w:pPr>
+      <w:r>
+        <w:rPr>
+          <w:color w:val="000000"/>
+        </w:rPr>
         <w:t xml:space="preserve">Prior inpatient visits stand out by a wide margin, and the correlation analysis agrees: its Spearman correlation with readmission (0.14) is more than twice that of any other numeric field. The pattern also holds</w:t>
       </w:r>
       <w:r>
+        <w:rPr>
+          <w:color w:val="000000"/>
+        </w:rPr>
         <w:t xml:space="preserve"> </w:t>
       </w:r>
       <w:r>
         <w:rPr>
           <w:bCs/>
           <w:b/>
+          <w:color w:val="000000"/>
         </w:rPr>
         <w:t xml:space="preserve">within every diagnosis group</w:t>
       </w:r>
       <w:r>
+        <w:rPr>
+          <w:color w:val="000000"/>
+        </w:rPr>
         <w:t xml:space="preserve"> </w:t>
       </w:r>
       <w:r>
+        <w:rPr>
+          <w:color w:val="000000"/>
+        </w:rPr>
         <w:t xml:space="preserve">(see the Explorer page) and</w:t>
       </w:r>
       <w:r>
+        <w:rPr>
+          <w:color w:val="000000"/>
+        </w:rPr>
         <w:t xml:space="preserve"> </w:t>
       </w:r>
       <w:r>
         <w:rPr>
           <w:bCs/>
           <w:b/>
+          <w:color w:val="000000"/>
         </w:rPr>
         <w:t xml:space="preserve">across a patient’s own visits</w:t>
       </w:r>
       <w:r>
+        <w:rPr>
+          <w:color w:val="000000"/>
+        </w:rPr>
         <w:t xml:space="preserve">: 9.0% on a first visit, 14.2% on a second and 20.9% on a third or later.</w:t>
       </w:r>
     </w:p>
     <w:p>
       <w:pPr>
         <w:pStyle w:val="BodyText"/>
-      </w:pPr>
-      <w:r>
+        <w:jc w:val="both"/>
+      </w:pPr>
+      <w:r>
+        <w:rPr>
+          <w:color w:val="000000"/>
+        </w:rPr>
         <w:t xml:space="preserve">Ten insights with their supporting queries are listed in</w:t>
       </w:r>
       <w:r>
+        <w:rPr>
+          <w:color w:val="000000"/>
+        </w:rPr>
         <w:t xml:space="preserve"> </w:t>
       </w:r>
       <w:r>
         <w:rPr>
           <w:rStyle w:val="VerbatimChar"/>
+          <w:color w:val="000000"/>
         </w:rPr>
         <w:t xml:space="preserve">docs/eda_report.md</w:t>
       </w:r>
       <w:r>
+        <w:rPr>
+          <w:color w:val="000000"/>
+        </w:rPr>
         <w:t xml:space="preserve">.</w:t>
       </w:r>
     </w:p>
@@ -3135,6 +3634,9 @@
         <w:pStyle w:val="Heading3"/>
       </w:pPr>
       <w:r>
+        <w:rPr>
+          <w:color w:val="000000"/>
+        </w:rPr>
         <w:t xml:space="preserve">4.3 The risk tier</w:t>
       </w:r>
     </w:p>
@@ -3143,6 +3645,9 @@
         <w:pStyle w:val="CaptionedFigure"/>
       </w:pPr>
       <w:r>
+        <w:rPr>
+          <w:color w:val="000000"/>
+        </w:rPr>
         <w:drawing>
           <wp:inline>
             <wp:extent cx="5334000" cy="2993394"/>
@@ -3190,6 +3695,9 @@
         <w:pStyle w:val="ImageCaption"/>
       </w:pPr>
       <w:r>
+        <w:rPr>
+          <w:color w:val="000000"/>
+        </w:rPr>
         <w:t xml:space="preserve">Risk Tier page</w:t>
       </w:r>
     </w:p>
@@ -3200,12 +3708,12 @@
         <w:tblLook w:firstRow="1" w:lastRow="0" w:firstColumn="0" w:lastColumn="0" w:noHBand="0" w:noVBand="0" w:val="0020"/>
         <w:jc w:val="start"/>
         <w:tblBorders>
-          <w:top w:val="single" w:sz="4" w:color="C9D3DD"/>
-          <w:left w:val="single" w:sz="4" w:color="C9D3DD"/>
-          <w:bottom w:val="single" w:sz="4" w:color="C9D3DD"/>
-          <w:right w:val="single" w:sz="4" w:color="C9D3DD"/>
-          <w:insideH w:val="single" w:sz="4" w:color="C9D3DD"/>
-          <w:insideV w:val="single" w:sz="4" w:color="C9D3DD"/>
+          <w:top w:val="single" w:sz="4" w:color="000000"/>
+          <w:left w:val="single" w:sz="4" w:color="000000"/>
+          <w:bottom w:val="single" w:sz="4" w:color="000000"/>
+          <w:right w:val="single" w:sz="4" w:color="000000"/>
+          <w:insideH w:val="single" w:sz="4" w:color="000000"/>
+          <w:insideV w:val="single" w:sz="4" w:color="000000"/>
         </w:tblBorders>
       </w:tblPr>
       <w:tblGrid>
@@ -3218,9 +3726,7 @@
           <w:tblHeader w:val="true"/>
         </w:trPr>
         <w:tc>
-          <w:tcPr>
-            <w:shd w:val="clear" w:color="auto" w:fill="E4EEF8"/>
-          </w:tcPr>
+          <w:tcPr/>
           <w:p>
             <w:pPr>
               <w:pStyle w:val="Compact"/>
@@ -3230,17 +3736,15 @@
             <w:r>
               <w:rPr>
                 <w:b/>
-                <w:color w:val="0B2F5B"/>
-                <w:sz w:val="19"/>
+                <w:color w:val="000000"/>
+                <w:sz w:val="20"/>
               </w:rPr>
               <w:t xml:space="preserve">Measure</w:t>
             </w:r>
           </w:p>
         </w:tc>
         <w:tc>
-          <w:tcPr>
-            <w:shd w:val="clear" w:color="auto" w:fill="E4EEF8"/>
-          </w:tcPr>
+          <w:tcPr/>
           <w:p>
             <w:pPr>
               <w:pStyle w:val="Compact"/>
@@ -3250,17 +3754,15 @@
             <w:r>
               <w:rPr>
                 <w:b/>
-                <w:color w:val="0B2F5B"/>
-                <w:sz w:val="19"/>
+                <w:color w:val="000000"/>
+                <w:sz w:val="20"/>
               </w:rPr>
               <w:t xml:space="preserve">Tier (2+ prior visits)</w:t>
             </w:r>
           </w:p>
         </w:tc>
         <w:tc>
-          <w:tcPr>
-            <w:shd w:val="clear" w:color="auto" w:fill="E4EEF8"/>
-          </w:tcPr>
+          <w:tcPr/>
           <w:p>
             <w:pPr>
               <w:pStyle w:val="Compact"/>
@@ -3270,8 +3772,8 @@
             <w:r>
               <w:rPr>
                 <w:b/>
-                <w:color w:val="0B2F5B"/>
-                <w:sz w:val="19"/>
+                <w:color w:val="000000"/>
+                <w:sz w:val="20"/>
               </w:rPr>
               <w:t xml:space="preserve">Everyone else</w:t>
             </w:r>
@@ -3289,7 +3791,8 @@
             </w:pPr>
             <w:r>
               <w:rPr>
-                <w:sz w:val="19"/>
+                <w:color w:val="000000"/>
+                <w:sz w:val="20"/>
               </w:rPr>
               <w:t xml:space="preserve">Encounters</w:t>
             </w:r>
@@ -3305,7 +3808,8 @@
             </w:pPr>
             <w:r>
               <w:rPr>
-                <w:sz w:val="19"/>
+                <w:color w:val="000000"/>
+                <w:sz w:val="20"/>
               </w:rPr>
               <w:t xml:space="preserve">14,114 (14.2%)</w:t>
             </w:r>
@@ -3321,7 +3825,8 @@
             </w:pPr>
             <w:r>
               <w:rPr>
-                <w:sz w:val="19"/>
+                <w:color w:val="000000"/>
+                <w:sz w:val="20"/>
               </w:rPr>
               <w:t xml:space="preserve">85,229 (85.8%)</w:t>
             </w:r>
@@ -3339,7 +3844,8 @@
             </w:pPr>
             <w:r>
               <w:rPr>
-                <w:sz w:val="19"/>
+                <w:color w:val="000000"/>
+                <w:sz w:val="20"/>
               </w:rPr>
               <w:t xml:space="preserve">Readmissions</w:t>
             </w:r>
@@ -3355,7 +3861,8 @@
             </w:pPr>
             <w:r>
               <w:rPr>
-                <w:sz w:val="19"/>
+                <w:color w:val="000000"/>
+                <w:sz w:val="20"/>
               </w:rPr>
               <w:t xml:space="preserve">3,108 (27.5%)</w:t>
             </w:r>
@@ -3371,7 +3878,8 @@
             </w:pPr>
             <w:r>
               <w:rPr>
-                <w:sz w:val="19"/>
+                <w:color w:val="000000"/>
+                <w:sz w:val="20"/>
               </w:rPr>
               <w:t xml:space="preserve">8,206 (72.5%)</w:t>
             </w:r>
@@ -3389,7 +3897,8 @@
             </w:pPr>
             <w:r>
               <w:rPr>
-                <w:sz w:val="19"/>
+                <w:color w:val="000000"/>
+                <w:sz w:val="20"/>
               </w:rPr>
               <w:t xml:space="preserve">30-day rate</w:t>
             </w:r>
@@ -3407,7 +3916,8 @@
               <w:rPr>
                 <w:bCs/>
                 <w:b/>
-                <w:sz w:val="19"/>
+                <w:color w:val="000000"/>
+                <w:sz w:val="20"/>
               </w:rPr>
               <w:t xml:space="preserve">22.0%</w:t>
             </w:r>
@@ -3425,7 +3935,8 @@
               <w:rPr>
                 <w:bCs/>
                 <w:b/>
-                <w:sz w:val="19"/>
+                <w:color w:val="000000"/>
+                <w:sz w:val="20"/>
               </w:rPr>
               <w:t xml:space="preserve">9.6%</w:t>
             </w:r>
@@ -3443,7 +3954,8 @@
             </w:pPr>
             <w:r>
               <w:rPr>
-                <w:sz w:val="19"/>
+                <w:color w:val="000000"/>
+                <w:sz w:val="20"/>
               </w:rPr>
               <w:t xml:space="preserve">95% confidence interval</w:t>
             </w:r>
@@ -3459,7 +3971,8 @@
             </w:pPr>
             <w:r>
               <w:rPr>
-                <w:sz w:val="19"/>
+                <w:color w:val="000000"/>
+                <w:sz w:val="20"/>
               </w:rPr>
               <w:t xml:space="preserve">21.3% to 22.7%</w:t>
             </w:r>
@@ -3475,7 +3988,8 @@
             </w:pPr>
             <w:r>
               <w:rPr>
-                <w:sz w:val="19"/>
+                <w:color w:val="000000"/>
+                <w:sz w:val="20"/>
               </w:rPr>
               <w:t xml:space="preserve">9.4% to 9.8%</w:t>
             </w:r>
@@ -3486,29 +4000,39 @@
     <w:p>
       <w:pPr>
         <w:pStyle w:val="BodyText"/>
+        <w:jc w:val="both"/>
       </w:pPr>
       <w:r>
         <w:rPr>
           <w:bCs/>
           <w:b/>
+          <w:color w:val="000000"/>
         </w:rPr>
         <w:t xml:space="preserve">Statistical significance.</w:t>
       </w:r>
       <w:r>
+        <w:rPr>
+          <w:color w:val="000000"/>
+        </w:rPr>
         <w:t xml:space="preserve"> </w:t>
       </w:r>
       <w:r>
+        <w:rPr>
+          <w:color w:val="000000"/>
+        </w:rPr>
         <w:t xml:space="preserve">The difference between the tier and everyone else is very unlikely to be chance (chi-square = 1,841, p &lt; 0.001). The confidence intervals do not come close to overlapping.</w:t>
       </w:r>
     </w:p>
     <w:p>
       <w:pPr>
         <w:pStyle w:val="BodyText"/>
+        <w:jc w:val="both"/>
       </w:pPr>
       <w:r>
         <w:rPr>
           <w:bCs/>
           <w:b/>
+          <w:color w:val="000000"/>
         </w:rPr>
         <w:t xml:space="preserve">Validation on held-out patients</w:t>
       </w:r>
@@ -3520,12 +4044,12 @@
         <w:tblLook w:firstRow="1" w:lastRow="0" w:firstColumn="0" w:lastColumn="0" w:noHBand="0" w:noVBand="0" w:val="0020"/>
         <w:jc w:val="start"/>
         <w:tblBorders>
-          <w:top w:val="single" w:sz="4" w:color="C9D3DD"/>
-          <w:left w:val="single" w:sz="4" w:color="C9D3DD"/>
-          <w:bottom w:val="single" w:sz="4" w:color="C9D3DD"/>
-          <w:right w:val="single" w:sz="4" w:color="C9D3DD"/>
-          <w:insideH w:val="single" w:sz="4" w:color="C9D3DD"/>
-          <w:insideV w:val="single" w:sz="4" w:color="C9D3DD"/>
+          <w:top w:val="single" w:sz="4" w:color="000000"/>
+          <w:left w:val="single" w:sz="4" w:color="000000"/>
+          <w:bottom w:val="single" w:sz="4" w:color="000000"/>
+          <w:right w:val="single" w:sz="4" w:color="000000"/>
+          <w:insideH w:val="single" w:sz="4" w:color="000000"/>
+          <w:insideV w:val="single" w:sz="4" w:color="000000"/>
         </w:tblBorders>
       </w:tblPr>
       <w:tblGrid>
@@ -3538,20 +4062,16 @@
           <w:tblHeader w:val="true"/>
         </w:trPr>
         <w:tc>
-          <w:tcPr>
-            <w:shd w:val="clear" w:color="auto" w:fill="E4EEF8"/>
-          </w:tcPr>
-          <w:p>
-            <w:pPr>
-              <w:pStyle w:val="Compact"/>
-              <w:spacing w:after="40"/>
-            </w:pPr>
-          </w:p>
-        </w:tc>
-        <w:tc>
-          <w:tcPr>
-            <w:shd w:val="clear" w:color="auto" w:fill="E4EEF8"/>
-          </w:tcPr>
+          <w:tcPr/>
+          <w:p>
+            <w:pPr>
+              <w:pStyle w:val="Compact"/>
+              <w:spacing w:after="40"/>
+            </w:pPr>
+          </w:p>
+        </w:tc>
+        <w:tc>
+          <w:tcPr/>
           <w:p>
             <w:pPr>
               <w:pStyle w:val="Compact"/>
@@ -3561,17 +4081,15 @@
             <w:r>
               <w:rPr>
                 <w:b/>
-                <w:color w:val="0B2F5B"/>
-                <w:sz w:val="19"/>
+                <w:color w:val="000000"/>
+                <w:sz w:val="20"/>
               </w:rPr>
               <w:t xml:space="preserve">Build group (70%)</w:t>
             </w:r>
           </w:p>
         </w:tc>
         <w:tc>
-          <w:tcPr>
-            <w:shd w:val="clear" w:color="auto" w:fill="E4EEF8"/>
-          </w:tcPr>
+          <w:tcPr/>
           <w:p>
             <w:pPr>
               <w:pStyle w:val="Compact"/>
@@ -3581,8 +4099,8 @@
             <w:r>
               <w:rPr>
                 <w:b/>
-                <w:color w:val="0B2F5B"/>
-                <w:sz w:val="19"/>
+                <w:color w:val="000000"/>
+                <w:sz w:val="20"/>
               </w:rPr>
               <w:t xml:space="preserve">Test group (30%)</w:t>
             </w:r>
@@ -3600,7 +4118,8 @@
             </w:pPr>
             <w:r>
               <w:rPr>
-                <w:sz w:val="19"/>
+                <w:color w:val="000000"/>
+                <w:sz w:val="20"/>
               </w:rPr>
               <w:t xml:space="preserve">Tier rate</w:t>
             </w:r>
@@ -3616,7 +4135,8 @@
             </w:pPr>
             <w:r>
               <w:rPr>
-                <w:sz w:val="19"/>
+                <w:color w:val="000000"/>
+                <w:sz w:val="20"/>
               </w:rPr>
               <w:t xml:space="preserve">22.8%</w:t>
             </w:r>
@@ -3632,7 +4152,8 @@
             </w:pPr>
             <w:r>
               <w:rPr>
-                <w:sz w:val="19"/>
+                <w:color w:val="000000"/>
+                <w:sz w:val="20"/>
               </w:rPr>
               <w:t xml:space="preserve">20.2%</w:t>
             </w:r>
@@ -3650,7 +4171,8 @@
             </w:pPr>
             <w:r>
               <w:rPr>
-                <w:sz w:val="19"/>
+                <w:color w:val="000000"/>
+                <w:sz w:val="20"/>
               </w:rPr>
               <w:t xml:space="preserve">Rest rate</w:t>
             </w:r>
@@ -3666,7 +4188,8 @@
             </w:pPr>
             <w:r>
               <w:rPr>
-                <w:sz w:val="19"/>
+                <w:color w:val="000000"/>
+                <w:sz w:val="20"/>
               </w:rPr>
               <w:t xml:space="preserve">9.6%</w:t>
             </w:r>
@@ -3682,7 +4205,8 @@
             </w:pPr>
             <w:r>
               <w:rPr>
-                <w:sz w:val="19"/>
+                <w:color w:val="000000"/>
+                <w:sz w:val="20"/>
               </w:rPr>
               <w:t xml:space="preserve">9.8%</w:t>
             </w:r>
@@ -3700,7 +4224,8 @@
             </w:pPr>
             <w:r>
               <w:rPr>
-                <w:sz w:val="19"/>
+                <w:color w:val="000000"/>
+                <w:sz w:val="20"/>
               </w:rPr>
               <w:t xml:space="preserve">Tier rate vs rest</w:t>
             </w:r>
@@ -3716,7 +4241,8 @@
             </w:pPr>
             <w:r>
               <w:rPr>
-                <w:sz w:val="19"/>
+                <w:color w:val="000000"/>
+                <w:sz w:val="20"/>
               </w:rPr>
               <w:t xml:space="preserve">2.38 times</w:t>
             </w:r>
@@ -3732,7 +4258,8 @@
             </w:pPr>
             <w:r>
               <w:rPr>
-                <w:sz w:val="19"/>
+                <w:color w:val="000000"/>
+                <w:sz w:val="20"/>
               </w:rPr>
               <w:t xml:space="preserve">2.07 times</w:t>
             </w:r>
@@ -3750,7 +4277,8 @@
             </w:pPr>
             <w:r>
               <w:rPr>
-                <w:sz w:val="19"/>
+                <w:color w:val="000000"/>
+                <w:sz w:val="20"/>
               </w:rPr>
               <w:t xml:space="preserve">Share of readmissions captured</w:t>
             </w:r>
@@ -3766,7 +4294,8 @@
             </w:pPr>
             <w:r>
               <w:rPr>
-                <w:sz w:val="19"/>
+                <w:color w:val="000000"/>
+                <w:sz w:val="20"/>
               </w:rPr>
               <w:t xml:space="preserve">28.3%</w:t>
             </w:r>
@@ -3782,7 +4311,8 @@
             </w:pPr>
             <w:r>
               <w:rPr>
-                <w:sz w:val="19"/>
+                <w:color w:val="000000"/>
+                <w:sz w:val="20"/>
               </w:rPr>
               <w:t xml:space="preserve">25.6%</w:t>
             </w:r>
@@ -3793,24 +4323,38 @@
     <w:p>
       <w:pPr>
         <w:pStyle w:val="BodyText"/>
-      </w:pPr>
-      <w:r>
+        <w:jc w:val="both"/>
+      </w:pPr>
+      <w:r>
+        <w:rPr>
+          <w:color w:val="000000"/>
+        </w:rPr>
         <w:t xml:space="preserve">Performance drops a little on the test group, as expected, but the tier still identifies a group at roughly twice the risk of everyone else. The tier captures</w:t>
       </w:r>
       <w:r>
+        <w:rPr>
+          <w:color w:val="000000"/>
+        </w:rPr>
         <w:t xml:space="preserve"> </w:t>
       </w:r>
       <w:r>
         <w:rPr>
           <w:bCs/>
           <w:b/>
+          <w:color w:val="000000"/>
         </w:rPr>
         <w:t xml:space="preserve">1.94 times its share</w:t>
       </w:r>
       <w:r>
+        <w:rPr>
+          <w:color w:val="000000"/>
+        </w:rPr>
         <w:t xml:space="preserve"> </w:t>
       </w:r>
       <w:r>
+        <w:rPr>
+          <w:color w:val="000000"/>
+        </w:rPr>
         <w:t xml:space="preserve">of readmissions (27.5% of readmissions from 14.2% of encounters).</w:t>
       </w:r>
     </w:p>
@@ -3821,6 +4365,9 @@
         <w:pStyle w:val="Heading3"/>
       </w:pPr>
       <w:r>
+        <w:rPr>
+          <w:color w:val="000000"/>
+        </w:rPr>
         <w:t xml:space="preserve">4.4 The workload</w:t>
       </w:r>
     </w:p>
@@ -3829,6 +4376,9 @@
         <w:pStyle w:val="CaptionedFigure"/>
       </w:pPr>
       <w:r>
+        <w:rPr>
+          <w:color w:val="000000"/>
+        </w:rPr>
         <w:drawing>
           <wp:inline>
             <wp:extent cx="5334000" cy="2993394"/>
@@ -3876,6 +4426,9 @@
         <w:pStyle w:val="ImageCaption"/>
       </w:pPr>
       <w:r>
+        <w:rPr>
+          <w:color w:val="000000"/>
+        </w:rPr>
         <w:t xml:space="preserve">Workload page</w:t>
       </w:r>
     </w:p>
@@ -3886,12 +4439,12 @@
         <w:tblLook w:firstRow="1" w:lastRow="0" w:firstColumn="0" w:lastColumn="0" w:noHBand="0" w:noVBand="0" w:val="0020"/>
         <w:jc w:val="start"/>
         <w:tblBorders>
-          <w:top w:val="single" w:sz="4" w:color="C9D3DD"/>
-          <w:left w:val="single" w:sz="4" w:color="C9D3DD"/>
-          <w:bottom w:val="single" w:sz="4" w:color="C9D3DD"/>
-          <w:right w:val="single" w:sz="4" w:color="C9D3DD"/>
-          <w:insideH w:val="single" w:sz="4" w:color="C9D3DD"/>
-          <w:insideV w:val="single" w:sz="4" w:color="C9D3DD"/>
+          <w:top w:val="single" w:sz="4" w:color="000000"/>
+          <w:left w:val="single" w:sz="4" w:color="000000"/>
+          <w:bottom w:val="single" w:sz="4" w:color="000000"/>
+          <w:right w:val="single" w:sz="4" w:color="000000"/>
+          <w:insideH w:val="single" w:sz="4" w:color="000000"/>
+          <w:insideV w:val="single" w:sz="4" w:color="000000"/>
         </w:tblBorders>
       </w:tblPr>
       <w:tblGrid>
@@ -3906,9 +4459,7 @@
           <w:tblHeader w:val="true"/>
         </w:trPr>
         <w:tc>
-          <w:tcPr>
-            <w:shd w:val="clear" w:color="auto" w:fill="E4EEF8"/>
-          </w:tcPr>
+          <w:tcPr/>
           <w:p>
             <w:pPr>
               <w:pStyle w:val="Compact"/>
@@ -3918,17 +4469,15 @@
             <w:r>
               <w:rPr>
                 <w:b/>
-                <w:color w:val="0B2F5B"/>
-                <w:sz w:val="19"/>
+                <w:color w:val="000000"/>
+                <w:sz w:val="20"/>
               </w:rPr>
               <w:t xml:space="preserve">Option</w:t>
             </w:r>
           </w:p>
         </w:tc>
         <w:tc>
-          <w:tcPr>
-            <w:shd w:val="clear" w:color="auto" w:fill="E4EEF8"/>
-          </w:tcPr>
+          <w:tcPr/>
           <w:p>
             <w:pPr>
               <w:pStyle w:val="Compact"/>
@@ -3938,17 +4487,15 @@
             <w:r>
               <w:rPr>
                 <w:b/>
-                <w:color w:val="0B2F5B"/>
-                <w:sz w:val="19"/>
+                <w:color w:val="000000"/>
+                <w:sz w:val="20"/>
               </w:rPr>
               <w:t xml:space="preserve">Encounters</w:t>
             </w:r>
           </w:p>
         </w:tc>
         <w:tc>
-          <w:tcPr>
-            <w:shd w:val="clear" w:color="auto" w:fill="E4EEF8"/>
-          </w:tcPr>
+          <w:tcPr/>
           <w:p>
             <w:pPr>
               <w:pStyle w:val="Compact"/>
@@ -3958,17 +4505,15 @@
             <w:r>
               <w:rPr>
                 <w:b/>
-                <w:color w:val="0B2F5B"/>
-                <w:sz w:val="19"/>
+                <w:color w:val="000000"/>
+                <w:sz w:val="20"/>
               </w:rPr>
               <w:t xml:space="preserve">Readmissions reached</w:t>
             </w:r>
           </w:p>
         </w:tc>
         <w:tc>
-          <w:tcPr>
-            <w:shd w:val="clear" w:color="auto" w:fill="E4EEF8"/>
-          </w:tcPr>
+          <w:tcPr/>
           <w:p>
             <w:pPr>
               <w:pStyle w:val="Compact"/>
@@ -3978,17 +4523,15 @@
             <w:r>
               <w:rPr>
                 <w:b/>
-                <w:color w:val="0B2F5B"/>
-                <w:sz w:val="19"/>
+                <w:color w:val="000000"/>
+                <w:sz w:val="20"/>
               </w:rPr>
               <w:t xml:space="preserve">Staff hours</w:t>
             </w:r>
           </w:p>
         </w:tc>
         <w:tc>
-          <w:tcPr>
-            <w:shd w:val="clear" w:color="auto" w:fill="E4EEF8"/>
-          </w:tcPr>
+          <w:tcPr/>
           <w:p>
             <w:pPr>
               <w:pStyle w:val="Compact"/>
@@ -3998,8 +4541,8 @@
             <w:r>
               <w:rPr>
                 <w:b/>
-                <w:color w:val="0B2F5B"/>
-                <w:sz w:val="19"/>
+                <w:color w:val="000000"/>
+                <w:sz w:val="20"/>
               </w:rPr>
               <w:t xml:space="preserve">Hours per readmission reached</w:t>
             </w:r>
@@ -4017,7 +4560,8 @@
             </w:pPr>
             <w:r>
               <w:rPr>
-                <w:sz w:val="19"/>
+                <w:color w:val="000000"/>
+                <w:sz w:val="20"/>
               </w:rPr>
               <w:t xml:space="preserve">Everyone</w:t>
             </w:r>
@@ -4033,7 +4577,8 @@
             </w:pPr>
             <w:r>
               <w:rPr>
-                <w:sz w:val="19"/>
+                <w:color w:val="000000"/>
+                <w:sz w:val="20"/>
               </w:rPr>
               <w:t xml:space="preserve">99,343</w:t>
             </w:r>
@@ -4049,7 +4594,8 @@
             </w:pPr>
             <w:r>
               <w:rPr>
-                <w:sz w:val="19"/>
+                <w:color w:val="000000"/>
+                <w:sz w:val="20"/>
               </w:rPr>
               <w:t xml:space="preserve">100%</w:t>
             </w:r>
@@ -4065,7 +4611,8 @@
             </w:pPr>
             <w:r>
               <w:rPr>
-                <w:sz w:val="19"/>
+                <w:color w:val="000000"/>
+                <w:sz w:val="20"/>
               </w:rPr>
               <w:t xml:space="preserve">66,229</w:t>
             </w:r>
@@ -4081,7 +4628,8 @@
             </w:pPr>
             <w:r>
               <w:rPr>
-                <w:sz w:val="19"/>
+                <w:color w:val="000000"/>
+                <w:sz w:val="20"/>
               </w:rPr>
               <w:t xml:space="preserve">5.9</w:t>
             </w:r>
@@ -4099,7 +4647,8 @@
             </w:pPr>
             <w:r>
               <w:rPr>
-                <w:sz w:val="19"/>
+                <w:color w:val="000000"/>
+                <w:sz w:val="20"/>
               </w:rPr>
               <w:t xml:space="preserve">1+ prior visits</w:t>
             </w:r>
@@ -4115,7 +4664,8 @@
             </w:pPr>
             <w:r>
               <w:rPr>
-                <w:sz w:val="19"/>
+                <w:color w:val="000000"/>
+                <w:sz w:val="20"/>
               </w:rPr>
               <w:t xml:space="preserve">33,098</w:t>
             </w:r>
@@ -4131,7 +4681,8 @@
             </w:pPr>
             <w:r>
               <w:rPr>
-                <w:sz w:val="19"/>
+                <w:color w:val="000000"/>
+                <w:sz w:val="20"/>
               </w:rPr>
               <w:t xml:space="preserve">49.7%</w:t>
             </w:r>
@@ -4147,7 +4698,8 @@
             </w:pPr>
             <w:r>
               <w:rPr>
-                <w:sz w:val="19"/>
+                <w:color w:val="000000"/>
+                <w:sz w:val="20"/>
               </w:rPr>
               <w:t xml:space="preserve">22,065</w:t>
             </w:r>
@@ -4163,7 +4715,8 @@
             </w:pPr>
             <w:r>
               <w:rPr>
-                <w:sz w:val="19"/>
+                <w:color w:val="000000"/>
+                <w:sz w:val="20"/>
               </w:rPr>
               <w:t xml:space="preserve">3.9</w:t>
             </w:r>
@@ -4183,7 +4736,8 @@
               <w:rPr>
                 <w:bCs/>
                 <w:b/>
-                <w:sz w:val="19"/>
+                <w:color w:val="000000"/>
+                <w:sz w:val="20"/>
               </w:rPr>
               <w:t xml:space="preserve">2+ prior visits</w:t>
             </w:r>
@@ -4201,7 +4755,8 @@
               <w:rPr>
                 <w:bCs/>
                 <w:b/>
-                <w:sz w:val="19"/>
+                <w:color w:val="000000"/>
+                <w:sz w:val="20"/>
               </w:rPr>
               <w:t xml:space="preserve">14,114</w:t>
             </w:r>
@@ -4219,7 +4774,8 @@
               <w:rPr>
                 <w:bCs/>
                 <w:b/>
-                <w:sz w:val="19"/>
+                <w:color w:val="000000"/>
+                <w:sz w:val="20"/>
               </w:rPr>
               <w:t xml:space="preserve">27.5%</w:t>
             </w:r>
@@ -4237,7 +4793,8 @@
               <w:rPr>
                 <w:bCs/>
                 <w:b/>
-                <w:sz w:val="19"/>
+                <w:color w:val="000000"/>
+                <w:sz w:val="20"/>
               </w:rPr>
               <w:t xml:space="preserve">9,409</w:t>
             </w:r>
@@ -4255,7 +4812,8 @@
               <w:rPr>
                 <w:bCs/>
                 <w:b/>
-                <w:sz w:val="19"/>
+                <w:color w:val="000000"/>
+                <w:sz w:val="20"/>
               </w:rPr>
               <w:t xml:space="preserve">3.0</w:t>
             </w:r>
@@ -4273,7 +4831,8 @@
             </w:pPr>
             <w:r>
               <w:rPr>
-                <w:sz w:val="19"/>
+                <w:color w:val="000000"/>
+                <w:sz w:val="20"/>
               </w:rPr>
               <w:t xml:space="preserve">3+ prior visits</w:t>
             </w:r>
@@ -4289,7 +4848,8 @@
             </w:pPr>
             <w:r>
               <w:rPr>
-                <w:sz w:val="19"/>
+                <w:color w:val="000000"/>
+                <w:sz w:val="20"/>
               </w:rPr>
               <w:t xml:space="preserve">6,814</w:t>
             </w:r>
@@ -4305,7 +4865,8 @@
             </w:pPr>
             <w:r>
               <w:rPr>
-                <w:sz w:val="19"/>
+                <w:color w:val="000000"/>
+                <w:sz w:val="20"/>
               </w:rPr>
               <w:t xml:space="preserve">15.9%</w:t>
             </w:r>
@@ -4321,7 +4882,8 @@
             </w:pPr>
             <w:r>
               <w:rPr>
-                <w:sz w:val="19"/>
+                <w:color w:val="000000"/>
+                <w:sz w:val="20"/>
               </w:rPr>
               <w:t xml:space="preserve">4,543</w:t>
             </w:r>
@@ -4337,7 +4899,8 @@
             </w:pPr>
             <w:r>
               <w:rPr>
-                <w:sz w:val="19"/>
+                <w:color w:val="000000"/>
+                <w:sz w:val="20"/>
               </w:rPr>
               <w:t xml:space="preserve">2.5</w:t>
             </w:r>
@@ -4348,8 +4911,12 @@
     <w:p>
       <w:pPr>
         <w:pStyle w:val="BodyText"/>
-      </w:pPr>
-      <w:r>
+        <w:jc w:val="both"/>
+      </w:pPr>
+      <w:r>
+        <w:rPr>
+          <w:color w:val="000000"/>
+        </w:rPr>
         <w:t xml:space="preserve">Each step up the cutoff makes the team’s time more efficient but reaches fewer readmissions. The 2+ tier saves 86% of the effort of contacting everyone.</w:t>
       </w:r>
     </w:p>
@@ -4360,6 +4927,9 @@
         <w:pStyle w:val="Heading3"/>
       </w:pPr>
       <w:r>
+        <w:rPr>
+          <w:color w:val="000000"/>
+        </w:rPr>
         <w:t xml:space="preserve">4.5 Fairness check</w:t>
       </w:r>
     </w:p>
@@ -4370,12 +4940,12 @@
         <w:tblLook w:firstRow="1" w:lastRow="0" w:firstColumn="0" w:lastColumn="0" w:noHBand="0" w:noVBand="0" w:val="0020"/>
         <w:jc w:val="start"/>
         <w:tblBorders>
-          <w:top w:val="single" w:sz="4" w:color="C9D3DD"/>
-          <w:left w:val="single" w:sz="4" w:color="C9D3DD"/>
-          <w:bottom w:val="single" w:sz="4" w:color="C9D3DD"/>
-          <w:right w:val="single" w:sz="4" w:color="C9D3DD"/>
-          <w:insideH w:val="single" w:sz="4" w:color="C9D3DD"/>
-          <w:insideV w:val="single" w:sz="4" w:color="C9D3DD"/>
+          <w:top w:val="single" w:sz="4" w:color="000000"/>
+          <w:left w:val="single" w:sz="4" w:color="000000"/>
+          <w:bottom w:val="single" w:sz="4" w:color="000000"/>
+          <w:right w:val="single" w:sz="4" w:color="000000"/>
+          <w:insideH w:val="single" w:sz="4" w:color="000000"/>
+          <w:insideV w:val="single" w:sz="4" w:color="000000"/>
         </w:tblBorders>
       </w:tblPr>
       <w:tblGrid>
@@ -4387,9 +4957,7 @@
           <w:tblHeader w:val="true"/>
         </w:trPr>
         <w:tc>
-          <w:tcPr>
-            <w:shd w:val="clear" w:color="auto" w:fill="E4EEF8"/>
-          </w:tcPr>
+          <w:tcPr/>
           <w:p>
             <w:pPr>
               <w:pStyle w:val="Compact"/>
@@ -4399,17 +4967,15 @@
             <w:r>
               <w:rPr>
                 <w:b/>
-                <w:color w:val="0B2F5B"/>
-                <w:sz w:val="19"/>
+                <w:color w:val="000000"/>
+                <w:sz w:val="20"/>
               </w:rPr>
               <w:t xml:space="preserve">Race</w:t>
             </w:r>
           </w:p>
         </w:tc>
         <w:tc>
-          <w:tcPr>
-            <w:shd w:val="clear" w:color="auto" w:fill="E4EEF8"/>
-          </w:tcPr>
+          <w:tcPr/>
           <w:p>
             <w:pPr>
               <w:pStyle w:val="Compact"/>
@@ -4419,8 +4985,8 @@
             <w:r>
               <w:rPr>
                 <w:b/>
-                <w:color w:val="0B2F5B"/>
-                <w:sz w:val="19"/>
+                <w:color w:val="000000"/>
+                <w:sz w:val="20"/>
               </w:rPr>
               <w:t xml:space="preserve">Share of encounters flagged</w:t>
             </w:r>
@@ -4438,7 +5004,8 @@
             </w:pPr>
             <w:r>
               <w:rPr>
-                <w:sz w:val="19"/>
+                <w:color w:val="000000"/>
+                <w:sz w:val="20"/>
               </w:rPr>
               <w:t xml:space="preserve">African American</w:t>
             </w:r>
@@ -4454,7 +5021,8 @@
             </w:pPr>
             <w:r>
               <w:rPr>
-                <w:sz w:val="19"/>
+                <w:color w:val="000000"/>
+                <w:sz w:val="20"/>
               </w:rPr>
               <w:t xml:space="preserve">15.8%</w:t>
             </w:r>
@@ -4472,7 +5040,8 @@
             </w:pPr>
             <w:r>
               <w:rPr>
-                <w:sz w:val="19"/>
+                <w:color w:val="000000"/>
+                <w:sz w:val="20"/>
               </w:rPr>
               <w:t xml:space="preserve">Hispanic</w:t>
             </w:r>
@@ -4488,7 +5057,8 @@
             </w:pPr>
             <w:r>
               <w:rPr>
-                <w:sz w:val="19"/>
+                <w:color w:val="000000"/>
+                <w:sz w:val="20"/>
               </w:rPr>
               <w:t xml:space="preserve">14.7%</w:t>
             </w:r>
@@ -4506,7 +5076,8 @@
             </w:pPr>
             <w:r>
               <w:rPr>
-                <w:sz w:val="19"/>
+                <w:color w:val="000000"/>
+                <w:sz w:val="20"/>
               </w:rPr>
               <w:t xml:space="preserve">Caucasian</w:t>
             </w:r>
@@ -4522,7 +5093,8 @@
             </w:pPr>
             <w:r>
               <w:rPr>
-                <w:sz w:val="19"/>
+                <w:color w:val="000000"/>
+                <w:sz w:val="20"/>
               </w:rPr>
               <w:t xml:space="preserve">14.1%</w:t>
             </w:r>
@@ -4540,7 +5112,8 @@
             </w:pPr>
             <w:r>
               <w:rPr>
-                <w:sz w:val="19"/>
+                <w:color w:val="000000"/>
+                <w:sz w:val="20"/>
               </w:rPr>
               <w:t xml:space="preserve">Other</w:t>
             </w:r>
@@ -4556,7 +5129,8 @@
             </w:pPr>
             <w:r>
               <w:rPr>
-                <w:sz w:val="19"/>
+                <w:color w:val="000000"/>
+                <w:sz w:val="20"/>
               </w:rPr>
               <w:t xml:space="preserve">9.7%</w:t>
             </w:r>
@@ -4574,7 +5148,8 @@
             </w:pPr>
             <w:r>
               <w:rPr>
-                <w:sz w:val="19"/>
+                <w:color w:val="000000"/>
+                <w:sz w:val="20"/>
               </w:rPr>
               <w:t xml:space="preserve">Asian</w:t>
             </w:r>
@@ -4590,7 +5165,8 @@
             </w:pPr>
             <w:r>
               <w:rPr>
-                <w:sz w:val="19"/>
+                <w:color w:val="000000"/>
+                <w:sz w:val="20"/>
               </w:rPr>
               <w:t xml:space="preserve">9.6%</w:t>
             </w:r>
@@ -4608,7 +5184,8 @@
             </w:pPr>
             <w:r>
               <w:rPr>
-                <w:sz w:val="19"/>
+                <w:color w:val="000000"/>
+                <w:sz w:val="20"/>
               </w:rPr>
               <w:t xml:space="preserve">Unknown</w:t>
             </w:r>
@@ -4624,7 +5201,8 @@
             </w:pPr>
             <w:r>
               <w:rPr>
-                <w:sz w:val="19"/>
+                <w:color w:val="000000"/>
+                <w:sz w:val="20"/>
               </w:rPr>
               <w:t xml:space="preserve">6.7%</w:t>
             </w:r>
@@ -4635,16 +5213,13 @@
     <w:p>
       <w:pPr>
         <w:pStyle w:val="BodyText"/>
-      </w:pPr>
-      <w:r>
+        <w:jc w:val="both"/>
+      </w:pPr>
+      <w:r>
+        <w:rPr>
+          <w:color w:val="000000"/>
+        </w:rPr>
         <w:t xml:space="preserve">Women were flagged slightly more often than men (14.6% vs 13.8%). The tier uses no demographic fields, so these differences reflect differences in prior hospital use. They still need monitoring, because they decide who receives extra support.</w:t>
-      </w:r>
-    </w:p>
-    <w:p>
-      <w:r>
-        <w:pict>
-          <v:rect style="width:0;height:1.5pt" o:hralign="center" o:hrstd="t" o:hr="t"/>
-        </w:pict>
       </w:r>
     </w:p>
     <w:bookmarkEnd w:id="46"/>
@@ -4655,6 +5230,9 @@
         <w:pStyle w:val="Heading2"/>
       </w:pPr>
       <w:r>
+        <w:rPr>
+          <w:color w:val="000000"/>
+        </w:rPr>
         <w:t xml:space="preserve">5. Action plan</w:t>
       </w:r>
     </w:p>
@@ -4664,6 +5242,9 @@
         <w:pStyle w:val="Heading3"/>
       </w:pPr>
       <w:r>
+        <w:rPr>
+          <w:color w:val="000000"/>
+        </w:rPr>
         <w:t xml:space="preserve">5.1 Prioritised next steps</w:t>
       </w:r>
     </w:p>
@@ -4674,12 +5255,12 @@
         <w:tblLook w:firstRow="1" w:lastRow="0" w:firstColumn="0" w:lastColumn="0" w:noHBand="0" w:noVBand="0" w:val="0020"/>
         <w:jc w:val="start"/>
         <w:tblBorders>
-          <w:top w:val="single" w:sz="4" w:color="C9D3DD"/>
-          <w:left w:val="single" w:sz="4" w:color="C9D3DD"/>
-          <w:bottom w:val="single" w:sz="4" w:color="C9D3DD"/>
-          <w:right w:val="single" w:sz="4" w:color="C9D3DD"/>
-          <w:insideH w:val="single" w:sz="4" w:color="C9D3DD"/>
-          <w:insideV w:val="single" w:sz="4" w:color="C9D3DD"/>
+          <w:top w:val="single" w:sz="4" w:color="000000"/>
+          <w:left w:val="single" w:sz="4" w:color="000000"/>
+          <w:bottom w:val="single" w:sz="4" w:color="000000"/>
+          <w:right w:val="single" w:sz="4" w:color="000000"/>
+          <w:insideH w:val="single" w:sz="4" w:color="000000"/>
+          <w:insideV w:val="single" w:sz="4" w:color="000000"/>
         </w:tblBorders>
       </w:tblPr>
       <w:tblGrid>
@@ -4693,9 +5274,7 @@
           <w:tblHeader w:val="true"/>
         </w:trPr>
         <w:tc>
-          <w:tcPr>
-            <w:shd w:val="clear" w:color="auto" w:fill="E4EEF8"/>
-          </w:tcPr>
+          <w:tcPr/>
           <w:p>
             <w:pPr>
               <w:pStyle w:val="Compact"/>
@@ -4705,17 +5284,15 @@
             <w:r>
               <w:rPr>
                 <w:b/>
-                <w:color w:val="0B2F5B"/>
-                <w:sz w:val="19"/>
+                <w:color w:val="000000"/>
+                <w:sz w:val="20"/>
               </w:rPr>
               <w:t xml:space="preserve">Priority</w:t>
             </w:r>
           </w:p>
         </w:tc>
         <w:tc>
-          <w:tcPr>
-            <w:shd w:val="clear" w:color="auto" w:fill="E4EEF8"/>
-          </w:tcPr>
+          <w:tcPr/>
           <w:p>
             <w:pPr>
               <w:pStyle w:val="Compact"/>
@@ -4725,17 +5302,15 @@
             <w:r>
               <w:rPr>
                 <w:b/>
-                <w:color w:val="0B2F5B"/>
-                <w:sz w:val="19"/>
+                <w:color w:val="000000"/>
+                <w:sz w:val="20"/>
               </w:rPr>
               <w:t xml:space="preserve">Action</w:t>
             </w:r>
           </w:p>
         </w:tc>
         <w:tc>
-          <w:tcPr>
-            <w:shd w:val="clear" w:color="auto" w:fill="E4EEF8"/>
-          </w:tcPr>
+          <w:tcPr/>
           <w:p>
             <w:pPr>
               <w:pStyle w:val="Compact"/>
@@ -4745,17 +5320,15 @@
             <w:r>
               <w:rPr>
                 <w:b/>
-                <w:color w:val="0B2F5B"/>
-                <w:sz w:val="19"/>
+                <w:color w:val="000000"/>
+                <w:sz w:val="20"/>
               </w:rPr>
               <w:t xml:space="preserve">Owner</w:t>
             </w:r>
           </w:p>
         </w:tc>
         <w:tc>
-          <w:tcPr>
-            <w:shd w:val="clear" w:color="auto" w:fill="E4EEF8"/>
-          </w:tcPr>
+          <w:tcPr/>
           <w:p>
             <w:pPr>
               <w:pStyle w:val="Compact"/>
@@ -4765,8 +5338,8 @@
             <w:r>
               <w:rPr>
                 <w:b/>
-                <w:color w:val="0B2F5B"/>
-                <w:sz w:val="19"/>
+                <w:color w:val="000000"/>
+                <w:sz w:val="20"/>
               </w:rPr>
               <w:t xml:space="preserve">Timescale</w:t>
             </w:r>
@@ -4784,7 +5357,8 @@
             </w:pPr>
             <w:r>
               <w:rPr>
-                <w:sz w:val="19"/>
+                <w:color w:val="000000"/>
+                <w:sz w:val="20"/>
               </w:rPr>
               <w:t xml:space="preserve">1</w:t>
             </w:r>
@@ -4800,43 +5374,50 @@
             </w:pPr>
             <w:r>
               <w:rPr>
-                <w:sz w:val="19"/>
+                <w:color w:val="000000"/>
+                <w:sz w:val="20"/>
               </w:rPr>
               <w:t xml:space="preserve">Pilot the 2+ flag on one ward: add</w:t>
             </w:r>
             <w:r>
               <w:rPr>
-                <w:sz w:val="19"/>
+                <w:color w:val="000000"/>
+                <w:sz w:val="20"/>
               </w:rPr>
               <w:t xml:space="preserve"> </w:t>
             </w:r>
             <w:r>
               <w:rPr>
-                <w:sz w:val="19"/>
+                <w:color w:val="000000"/>
+                <w:sz w:val="20"/>
               </w:rPr>
               <w:t xml:space="preserve">“</w:t>
             </w:r>
             <w:r>
               <w:rPr>
-                <w:sz w:val="19"/>
+                <w:color w:val="000000"/>
+                <w:sz w:val="20"/>
               </w:rPr>
               <w:t xml:space="preserve">inpatient stays in the last 12 months</w:t>
             </w:r>
             <w:r>
               <w:rPr>
-                <w:sz w:val="19"/>
+                <w:color w:val="000000"/>
+                <w:sz w:val="20"/>
               </w:rPr>
               <w:t xml:space="preserve">”</w:t>
             </w:r>
             <w:r>
               <w:rPr>
-                <w:sz w:val="19"/>
+                <w:color w:val="000000"/>
+                <w:sz w:val="20"/>
               </w:rPr>
               <w:t xml:space="preserve"> </w:t>
             </w:r>
             <w:r>
               <w:rPr>
-                <w:sz w:val="19"/>
+                <w:color w:val="000000"/>
+                <w:sz w:val="20"/>
               </w:rPr>
               <w:t xml:space="preserve">to the discharge checklist</w:t>
             </w:r>
@@ -4852,7 +5433,8 @@
             </w:pPr>
             <w:r>
               <w:rPr>
-                <w:sz w:val="19"/>
+                <w:color w:val="000000"/>
+                <w:sz w:val="20"/>
               </w:rPr>
               <w:t xml:space="preserve">Discharge planning</w:t>
             </w:r>
@@ -4868,7 +5450,8 @@
             </w:pPr>
             <w:r>
               <w:rPr>
-                <w:sz w:val="19"/>
+                <w:color w:val="000000"/>
+                <w:sz w:val="20"/>
               </w:rPr>
               <w:t xml:space="preserve">1 month</w:t>
             </w:r>
@@ -4886,7 +5469,8 @@
             </w:pPr>
             <w:r>
               <w:rPr>
-                <w:sz w:val="19"/>
+                <w:color w:val="000000"/>
+                <w:sz w:val="20"/>
               </w:rPr>
               <w:t xml:space="preserve">2</w:t>
             </w:r>
@@ -4902,7 +5486,8 @@
             </w:pPr>
             <w:r>
               <w:rPr>
-                <w:sz w:val="19"/>
+                <w:color w:val="000000"/>
+                <w:sz w:val="20"/>
               </w:rPr>
               <w:t xml:space="preserve">Give flagged patients two follow-up contacts within 30 days</w:t>
             </w:r>
@@ -4918,7 +5503,8 @@
             </w:pPr>
             <w:r>
               <w:rPr>
-                <w:sz w:val="19"/>
+                <w:color w:val="000000"/>
+                <w:sz w:val="20"/>
               </w:rPr>
               <w:t xml:space="preserve">Care coordination</w:t>
             </w:r>
@@ -4934,7 +5520,8 @@
             </w:pPr>
             <w:r>
               <w:rPr>
-                <w:sz w:val="19"/>
+                <w:color w:val="000000"/>
+                <w:sz w:val="20"/>
               </w:rPr>
               <w:t xml:space="preserve">During the pilot</w:t>
             </w:r>
@@ -4952,7 +5539,8 @@
             </w:pPr>
             <w:r>
               <w:rPr>
-                <w:sz w:val="19"/>
+                <w:color w:val="000000"/>
+                <w:sz w:val="20"/>
               </w:rPr>
               <w:t xml:space="preserve">3</w:t>
             </w:r>
@@ -4968,7 +5556,8 @@
             </w:pPr>
             <w:r>
               <w:rPr>
-                <w:sz w:val="19"/>
+                <w:color w:val="000000"/>
+                <w:sz w:val="20"/>
               </w:rPr>
               <w:t xml:space="preserve">Add discharge destination as a secondary prompt, especially transfers to other care</w:t>
             </w:r>
@@ -4984,7 +5573,8 @@
             </w:pPr>
             <w:r>
               <w:rPr>
-                <w:sz w:val="19"/>
+                <w:color w:val="000000"/>
+                <w:sz w:val="20"/>
               </w:rPr>
               <w:t xml:space="preserve">Discharge planning</w:t>
             </w:r>
@@ -5000,7 +5590,8 @@
             </w:pPr>
             <w:r>
               <w:rPr>
-                <w:sz w:val="19"/>
+                <w:color w:val="000000"/>
+                <w:sz w:val="20"/>
               </w:rPr>
               <w:t xml:space="preserve">During the pilot</w:t>
             </w:r>
@@ -5018,7 +5609,8 @@
             </w:pPr>
             <w:r>
               <w:rPr>
-                <w:sz w:val="19"/>
+                <w:color w:val="000000"/>
+                <w:sz w:val="20"/>
               </w:rPr>
               <w:t xml:space="preserve">4</w:t>
             </w:r>
@@ -5034,7 +5626,8 @@
             </w:pPr>
             <w:r>
               <w:rPr>
-                <w:sz w:val="19"/>
+                <w:color w:val="000000"/>
+                <w:sz w:val="20"/>
               </w:rPr>
               <w:t xml:space="preserve">Compare pilot readmission rates with a similar ward not using the flag</w:t>
             </w:r>
@@ -5050,7 +5643,8 @@
             </w:pPr>
             <w:r>
               <w:rPr>
-                <w:sz w:val="19"/>
+                <w:color w:val="000000"/>
+                <w:sz w:val="20"/>
               </w:rPr>
               <w:t xml:space="preserve">Population Health analytics</w:t>
             </w:r>
@@ -5066,7 +5660,8 @@
             </w:pPr>
             <w:r>
               <w:rPr>
-                <w:sz w:val="19"/>
+                <w:color w:val="000000"/>
+                <w:sz w:val="20"/>
               </w:rPr>
               <w:t xml:space="preserve">3 months</w:t>
             </w:r>
@@ -5084,7 +5679,8 @@
             </w:pPr>
             <w:r>
               <w:rPr>
-                <w:sz w:val="19"/>
+                <w:color w:val="000000"/>
+                <w:sz w:val="20"/>
               </w:rPr>
               <w:t xml:space="preserve">5</w:t>
             </w:r>
@@ -5100,7 +5696,8 @@
             </w:pPr>
             <w:r>
               <w:rPr>
-                <w:sz w:val="19"/>
+                <w:color w:val="000000"/>
+                <w:sz w:val="20"/>
               </w:rPr>
               <w:t xml:space="preserve">Roll out more widely, or move to the 1+ or 3+ option, depending on results and capacity</w:t>
             </w:r>
@@ -5116,7 +5713,8 @@
             </w:pPr>
             <w:r>
               <w:rPr>
-                <w:sz w:val="19"/>
+                <w:color w:val="000000"/>
+                <w:sz w:val="20"/>
               </w:rPr>
               <w:t xml:space="preserve">VP of Population Health</w:t>
             </w:r>
@@ -5132,7 +5730,8 @@
             </w:pPr>
             <w:r>
               <w:rPr>
-                <w:sz w:val="19"/>
+                <w:color w:val="000000"/>
+                <w:sz w:val="20"/>
               </w:rPr>
               <w:t xml:space="preserve">6 months</w:t>
             </w:r>
@@ -5147,6 +5746,9 @@
         <w:pStyle w:val="Heading3"/>
       </w:pPr>
       <w:r>
+        <w:rPr>
+          <w:color w:val="000000"/>
+        </w:rPr>
         <w:t xml:space="preserve">5.2 Monitoring plan</w:t>
       </w:r>
     </w:p>
@@ -5157,12 +5759,12 @@
         <w:tblLook w:firstRow="1" w:lastRow="0" w:firstColumn="0" w:lastColumn="0" w:noHBand="0" w:noVBand="0" w:val="0020"/>
         <w:jc w:val="start"/>
         <w:tblBorders>
-          <w:top w:val="single" w:sz="4" w:color="C9D3DD"/>
-          <w:left w:val="single" w:sz="4" w:color="C9D3DD"/>
-          <w:bottom w:val="single" w:sz="4" w:color="C9D3DD"/>
-          <w:right w:val="single" w:sz="4" w:color="C9D3DD"/>
-          <w:insideH w:val="single" w:sz="4" w:color="C9D3DD"/>
-          <w:insideV w:val="single" w:sz="4" w:color="C9D3DD"/>
+          <w:top w:val="single" w:sz="4" w:color="000000"/>
+          <w:left w:val="single" w:sz="4" w:color="000000"/>
+          <w:bottom w:val="single" w:sz="4" w:color="000000"/>
+          <w:right w:val="single" w:sz="4" w:color="000000"/>
+          <w:insideH w:val="single" w:sz="4" w:color="000000"/>
+          <w:insideV w:val="single" w:sz="4" w:color="000000"/>
         </w:tblBorders>
       </w:tblPr>
       <w:tblGrid>
@@ -5175,9 +5777,7 @@
           <w:tblHeader w:val="true"/>
         </w:trPr>
         <w:tc>
-          <w:tcPr>
-            <w:shd w:val="clear" w:color="auto" w:fill="E4EEF8"/>
-          </w:tcPr>
+          <w:tcPr/>
           <w:p>
             <w:pPr>
               <w:pStyle w:val="Compact"/>
@@ -5187,17 +5787,15 @@
             <w:r>
               <w:rPr>
                 <w:b/>
-                <w:color w:val="0B2F5B"/>
-                <w:sz w:val="19"/>
+                <w:color w:val="000000"/>
+                <w:sz w:val="20"/>
               </w:rPr>
               <w:t xml:space="preserve">What to track</w:t>
             </w:r>
           </w:p>
         </w:tc>
         <w:tc>
-          <w:tcPr>
-            <w:shd w:val="clear" w:color="auto" w:fill="E4EEF8"/>
-          </w:tcPr>
+          <w:tcPr/>
           <w:p>
             <w:pPr>
               <w:pStyle w:val="Compact"/>
@@ -5207,17 +5805,15 @@
             <w:r>
               <w:rPr>
                 <w:b/>
-                <w:color w:val="0B2F5B"/>
-                <w:sz w:val="19"/>
+                <w:color w:val="000000"/>
+                <w:sz w:val="20"/>
               </w:rPr>
               <w:t xml:space="preserve">How often</w:t>
             </w:r>
           </w:p>
         </w:tc>
         <w:tc>
-          <w:tcPr>
-            <w:shd w:val="clear" w:color="auto" w:fill="E4EEF8"/>
-          </w:tcPr>
+          <w:tcPr/>
           <w:p>
             <w:pPr>
               <w:pStyle w:val="Compact"/>
@@ -5227,8 +5823,8 @@
             <w:r>
               <w:rPr>
                 <w:b/>
-                <w:color w:val="0B2F5B"/>
-                <w:sz w:val="19"/>
+                <w:color w:val="000000"/>
+                <w:sz w:val="20"/>
               </w:rPr>
               <w:t xml:space="preserve">Warning sign</w:t>
             </w:r>
@@ -5246,7 +5842,8 @@
             </w:pPr>
             <w:r>
               <w:rPr>
-                <w:sz w:val="19"/>
+                <w:color w:val="000000"/>
+                <w:sz w:val="20"/>
               </w:rPr>
               <w:t xml:space="preserve">Share of discharges flagged</w:t>
             </w:r>
@@ -5262,7 +5859,8 @@
             </w:pPr>
             <w:r>
               <w:rPr>
-                <w:sz w:val="19"/>
+                <w:color w:val="000000"/>
+                <w:sz w:val="20"/>
               </w:rPr>
               <w:t xml:space="preserve">Monthly</w:t>
             </w:r>
@@ -5278,7 +5876,8 @@
             </w:pPr>
             <w:r>
               <w:rPr>
-                <w:sz w:val="19"/>
+                <w:color w:val="000000"/>
+                <w:sz w:val="20"/>
               </w:rPr>
               <w:t xml:space="preserve">Far from about 14%</w:t>
             </w:r>
@@ -5296,7 +5895,8 @@
             </w:pPr>
             <w:r>
               <w:rPr>
-                <w:sz w:val="19"/>
+                <w:color w:val="000000"/>
+                <w:sz w:val="20"/>
               </w:rPr>
               <w:t xml:space="preserve">Tier rate vs rest</w:t>
             </w:r>
@@ -5312,7 +5912,8 @@
             </w:pPr>
             <w:r>
               <w:rPr>
-                <w:sz w:val="19"/>
+                <w:color w:val="000000"/>
+                <w:sz w:val="20"/>
               </w:rPr>
               <w:t xml:space="preserve">Quarterly</w:t>
             </w:r>
@@ -5328,7 +5929,8 @@
             </w:pPr>
             <w:r>
               <w:rPr>
-                <w:sz w:val="19"/>
+                <w:color w:val="000000"/>
+                <w:sz w:val="20"/>
               </w:rPr>
               <w:t xml:space="preserve">Ratio falls well below 2</w:t>
             </w:r>
@@ -5346,7 +5948,8 @@
             </w:pPr>
             <w:r>
               <w:rPr>
-                <w:sz w:val="19"/>
+                <w:color w:val="000000"/>
+                <w:sz w:val="20"/>
               </w:rPr>
               <w:t xml:space="preserve">Readmissions reached and staff hours used</w:t>
             </w:r>
@@ -5362,7 +5965,8 @@
             </w:pPr>
             <w:r>
               <w:rPr>
-                <w:sz w:val="19"/>
+                <w:color w:val="000000"/>
+                <w:sz w:val="20"/>
               </w:rPr>
               <w:t xml:space="preserve">Monthly</w:t>
             </w:r>
@@ -5378,7 +5982,8 @@
             </w:pPr>
             <w:r>
               <w:rPr>
-                <w:sz w:val="19"/>
+                <w:color w:val="000000"/>
+                <w:sz w:val="20"/>
               </w:rPr>
               <w:t xml:space="preserve">Hours per readmission reached rises above 3.0</w:t>
             </w:r>
@@ -5396,7 +6001,8 @@
             </w:pPr>
             <w:r>
               <w:rPr>
-                <w:sz w:val="19"/>
+                <w:color w:val="000000"/>
+                <w:sz w:val="20"/>
               </w:rPr>
               <w:t xml:space="preserve">Share flagged by race and gender</w:t>
             </w:r>
@@ -5412,7 +6018,8 @@
             </w:pPr>
             <w:r>
               <w:rPr>
-                <w:sz w:val="19"/>
+                <w:color w:val="000000"/>
+                <w:sz w:val="20"/>
               </w:rPr>
               <w:t xml:space="preserve">Quarterly</w:t>
             </w:r>
@@ -5428,7 +6035,8 @@
             </w:pPr>
             <w:r>
               <w:rPr>
-                <w:sz w:val="19"/>
+                <w:color w:val="000000"/>
+                <w:sz w:val="20"/>
               </w:rPr>
               <w:t xml:space="preserve">Gaps widen, or flagged groups do not see better outcomes</w:t>
             </w:r>
@@ -5446,7 +6054,8 @@
             </w:pPr>
             <w:r>
               <w:rPr>
-                <w:sz w:val="19"/>
+                <w:color w:val="000000"/>
+                <w:sz w:val="20"/>
               </w:rPr>
               <w:t xml:space="preserve">Contacts actually completed</w:t>
             </w:r>
@@ -5462,7 +6071,8 @@
             </w:pPr>
             <w:r>
               <w:rPr>
-                <w:sz w:val="19"/>
+                <w:color w:val="000000"/>
+                <w:sz w:val="20"/>
               </w:rPr>
               <w:t xml:space="preserve">Monthly</w:t>
             </w:r>
@@ -5478,7 +6088,8 @@
             </w:pPr>
             <w:r>
               <w:rPr>
-                <w:sz w:val="19"/>
+                <w:color w:val="000000"/>
+                <w:sz w:val="20"/>
               </w:rPr>
               <w:t xml:space="preserve">Below 80% of flagged patients</w:t>
             </w:r>
@@ -5493,6 +6104,9 @@
         <w:pStyle w:val="Heading3"/>
       </w:pPr>
       <w:r>
+        <w:rPr>
+          <w:color w:val="000000"/>
+        </w:rPr>
         <w:t xml:space="preserve">5.3 Risks</w:t>
       </w:r>
     </w:p>
@@ -5503,12 +6117,12 @@
         <w:tblLook w:firstRow="1" w:lastRow="0" w:firstColumn="0" w:lastColumn="0" w:noHBand="0" w:noVBand="0" w:val="0020"/>
         <w:jc w:val="start"/>
         <w:tblBorders>
-          <w:top w:val="single" w:sz="4" w:color="C9D3DD"/>
-          <w:left w:val="single" w:sz="4" w:color="C9D3DD"/>
-          <w:bottom w:val="single" w:sz="4" w:color="C9D3DD"/>
-          <w:right w:val="single" w:sz="4" w:color="C9D3DD"/>
-          <w:insideH w:val="single" w:sz="4" w:color="C9D3DD"/>
-          <w:insideV w:val="single" w:sz="4" w:color="C9D3DD"/>
+          <w:top w:val="single" w:sz="4" w:color="000000"/>
+          <w:left w:val="single" w:sz="4" w:color="000000"/>
+          <w:bottom w:val="single" w:sz="4" w:color="000000"/>
+          <w:right w:val="single" w:sz="4" w:color="000000"/>
+          <w:insideH w:val="single" w:sz="4" w:color="000000"/>
+          <w:insideV w:val="single" w:sz="4" w:color="000000"/>
         </w:tblBorders>
       </w:tblPr>
       <w:tblGrid>
@@ -5520,9 +6134,7 @@
           <w:tblHeader w:val="true"/>
         </w:trPr>
         <w:tc>
-          <w:tcPr>
-            <w:shd w:val="clear" w:color="auto" w:fill="E4EEF8"/>
-          </w:tcPr>
+          <w:tcPr/>
           <w:p>
             <w:pPr>
               <w:pStyle w:val="Compact"/>
@@ -5532,17 +6144,15 @@
             <w:r>
               <w:rPr>
                 <w:b/>
-                <w:color w:val="0B2F5B"/>
-                <w:sz w:val="19"/>
+                <w:color w:val="000000"/>
+                <w:sz w:val="20"/>
               </w:rPr>
               <w:t xml:space="preserve">Risk</w:t>
             </w:r>
           </w:p>
         </w:tc>
         <w:tc>
-          <w:tcPr>
-            <w:shd w:val="clear" w:color="auto" w:fill="E4EEF8"/>
-          </w:tcPr>
+          <w:tcPr/>
           <w:p>
             <w:pPr>
               <w:pStyle w:val="Compact"/>
@@ -5552,8 +6162,8 @@
             <w:r>
               <w:rPr>
                 <w:b/>
-                <w:color w:val="0B2F5B"/>
-                <w:sz w:val="19"/>
+                <w:color w:val="000000"/>
+                <w:sz w:val="20"/>
               </w:rPr>
               <w:t xml:space="preserve">Mitigation</w:t>
             </w:r>
@@ -5571,7 +6181,8 @@
             </w:pPr>
             <w:r>
               <w:rPr>
-                <w:sz w:val="19"/>
+                <w:color w:val="000000"/>
+                <w:sz w:val="20"/>
               </w:rPr>
               <w:t xml:space="preserve">Patterns from 1999 to 2008 no longer hold</w:t>
             </w:r>
@@ -5587,7 +6198,8 @@
             </w:pPr>
             <w:r>
               <w:rPr>
-                <w:sz w:val="19"/>
+                <w:color w:val="000000"/>
+                <w:sz w:val="20"/>
               </w:rPr>
               <w:t xml:space="preserve">Re-run the analysis on current local data before rollout</w:t>
             </w:r>
@@ -5605,7 +6217,8 @@
             </w:pPr>
             <w:r>
               <w:rPr>
-                <w:sz w:val="19"/>
+                <w:color w:val="000000"/>
+                <w:sz w:val="20"/>
               </w:rPr>
               <w:t xml:space="preserve">The flag misses 72.5% of readmissions</w:t>
             </w:r>
@@ -5621,7 +6234,8 @@
             </w:pPr>
             <w:r>
               <w:rPr>
-                <w:sz w:val="19"/>
+                <w:color w:val="000000"/>
+                <w:sz w:val="20"/>
               </w:rPr>
               <w:t xml:space="preserve">Keep clinical judgement in the loop; staff can refer unflagged patients</w:t>
             </w:r>
@@ -5639,7 +6253,8 @@
             </w:pPr>
             <w:r>
               <w:rPr>
-                <w:sz w:val="19"/>
+                <w:color w:val="000000"/>
+                <w:sz w:val="20"/>
               </w:rPr>
               <w:t xml:space="preserve">Staff treat the flag as a diagnosis</w:t>
             </w:r>
@@ -5655,7 +6270,8 @@
             </w:pPr>
             <w:r>
               <w:rPr>
-                <w:sz w:val="19"/>
+                <w:color w:val="000000"/>
+                <w:sz w:val="20"/>
               </w:rPr>
               <w:t xml:space="preserve">Train staff that it prioritises follow-up only</w:t>
             </w:r>
@@ -5673,7 +6289,8 @@
             </w:pPr>
             <w:r>
               <w:rPr>
-                <w:sz w:val="19"/>
+                <w:color w:val="000000"/>
+                <w:sz w:val="20"/>
               </w:rPr>
               <w:t xml:space="preserve">Unequal flagging by group</w:t>
             </w:r>
@@ -5689,7 +6306,8 @@
             </w:pPr>
             <w:r>
               <w:rPr>
-                <w:sz w:val="19"/>
+                <w:color w:val="000000"/>
+                <w:sz w:val="20"/>
               </w:rPr>
               <w:t xml:space="preserve">Monitor quarterly and review the rule if gaps widen</w:t>
             </w:r>
@@ -5707,7 +6325,8 @@
             </w:pPr>
             <w:r>
               <w:rPr>
-                <w:sz w:val="19"/>
+                <w:color w:val="000000"/>
+                <w:sz w:val="20"/>
               </w:rPr>
               <w:t xml:space="preserve">Capacity is lower than assumed</w:t>
             </w:r>
@@ -5723,7 +6342,8 @@
             </w:pPr>
             <w:r>
               <w:rPr>
-                <w:sz w:val="19"/>
+                <w:color w:val="000000"/>
+                <w:sz w:val="20"/>
               </w:rPr>
               <w:t xml:space="preserve">Use the Workload page to switch to the 3+ option</w:t>
             </w:r>
@@ -5731,13 +6351,6 @@
         </w:tc>
       </w:tr>
     </w:tbl>
-    <w:p>
-      <w:r>
-        <w:pict>
-          <v:rect style="width:0;height:1.5pt" o:hralign="center" o:hrstd="t" o:hr="t"/>
-        </w:pict>
-      </w:r>
-    </w:p>
     <w:bookmarkEnd w:id="50"/>
     <w:bookmarkEnd w:id="51"/>
     <w:bookmarkStart w:id="52" w:name="ethics-and-privacy"/>
@@ -5746,6 +6359,9 @@
         <w:pStyle w:val="Heading2"/>
       </w:pPr>
       <w:r>
+        <w:rPr>
+          <w:color w:val="000000"/>
+        </w:rPr>
         <w:t xml:space="preserve">6. Ethics and privacy</w:t>
       </w:r>
     </w:p>
@@ -5756,18 +6372,26 @@
           <w:numId w:val="1004"/>
         </w:numPr>
         <w:pStyle w:val="Compact"/>
+        <w:jc w:val="both"/>
       </w:pPr>
       <w:r>
         <w:rPr>
           <w:bCs/>
           <w:b/>
+          <w:color w:val="000000"/>
         </w:rPr>
         <w:t xml:space="preserve">De-identified data.</w:t>
       </w:r>
       <w:r>
+        <w:rPr>
+          <w:color w:val="000000"/>
+        </w:rPr>
         <w:t xml:space="preserve"> </w:t>
       </w:r>
       <w:r>
+        <w:rPr>
+          <w:color w:val="000000"/>
+        </w:rPr>
         <w:t xml:space="preserve">The dataset contains no names, addresses or dates. Patient and encounter IDs are anonymised numbers.</w:t>
       </w:r>
     </w:p>
@@ -5778,18 +6402,26 @@
           <w:numId w:val="1004"/>
         </w:numPr>
         <w:pStyle w:val="Compact"/>
+        <w:jc w:val="both"/>
       </w:pPr>
       <w:r>
         <w:rPr>
           <w:bCs/>
           <w:b/>
+          <w:color w:val="000000"/>
         </w:rPr>
         <w:t xml:space="preserve">Licence.</w:t>
       </w:r>
       <w:r>
+        <w:rPr>
+          <w:color w:val="000000"/>
+        </w:rPr>
         <w:t xml:space="preserve"> </w:t>
       </w:r>
       <w:r>
+        <w:rPr>
+          <w:color w:val="000000"/>
+        </w:rPr>
         <w:t xml:space="preserve">Used under CC BY 4.0, with the source cited.</w:t>
       </w:r>
     </w:p>
@@ -5800,18 +6432,26 @@
           <w:numId w:val="1004"/>
         </w:numPr>
         <w:pStyle w:val="Compact"/>
+        <w:jc w:val="both"/>
       </w:pPr>
       <w:r>
         <w:rPr>
           <w:bCs/>
           <w:b/>
+          <w:color w:val="000000"/>
         </w:rPr>
         <w:t xml:space="preserve">Purpose limitation.</w:t>
       </w:r>
       <w:r>
+        <w:rPr>
+          <w:color w:val="000000"/>
+        </w:rPr>
         <w:t xml:space="preserve"> </w:t>
       </w:r>
       <w:r>
+        <w:rPr>
+          <w:color w:val="000000"/>
+        </w:rPr>
         <w:t xml:space="preserve">The flag is for prioritising support, never for denying care or for decisions about individuals without clinical review.</w:t>
       </w:r>
     </w:p>
@@ -5822,18 +6462,26 @@
           <w:numId w:val="1004"/>
         </w:numPr>
         <w:pStyle w:val="Compact"/>
+        <w:jc w:val="both"/>
       </w:pPr>
       <w:r>
         <w:rPr>
           <w:bCs/>
           <w:b/>
+          <w:color w:val="000000"/>
         </w:rPr>
         <w:t xml:space="preserve">Fairness.</w:t>
       </w:r>
       <w:r>
+        <w:rPr>
+          <w:color w:val="000000"/>
+        </w:rPr>
         <w:t xml:space="preserve"> </w:t>
       </w:r>
       <w:r>
+        <w:rPr>
+          <w:color w:val="000000"/>
+        </w:rPr>
         <w:t xml:space="preserve">The tier uses only prior hospital use, not race or gender, but its effects still differ by group, so monitoring is built into the plan.</w:t>
       </w:r>
     </w:p>
@@ -5844,18 +6492,26 @@
           <w:numId w:val="1004"/>
         </w:numPr>
         <w:pStyle w:val="Compact"/>
+        <w:jc w:val="both"/>
       </w:pPr>
       <w:r>
         <w:rPr>
           <w:bCs/>
           <w:b/>
+          <w:color w:val="000000"/>
         </w:rPr>
         <w:t xml:space="preserve">Transparency.</w:t>
       </w:r>
       <w:r>
+        <w:rPr>
+          <w:color w:val="000000"/>
+        </w:rPr>
         <w:t xml:space="preserve"> </w:t>
       </w:r>
       <w:r>
+        <w:rPr>
+          <w:color w:val="000000"/>
+        </w:rPr>
         <w:t xml:space="preserve">The rule is one line, the code is public in this repository, and anyone can check why a patient was flagged.</w:t>
       </w:r>
     </w:p>
@@ -5866,26 +6522,27 @@
           <w:numId w:val="1004"/>
         </w:numPr>
         <w:pStyle w:val="Compact"/>
+        <w:jc w:val="both"/>
       </w:pPr>
       <w:r>
         <w:rPr>
           <w:bCs/>
           <w:b/>
+          <w:color w:val="000000"/>
         </w:rPr>
         <w:t xml:space="preserve">Real-world use.</w:t>
       </w:r>
       <w:r>
+        <w:rPr>
+          <w:color w:val="000000"/>
+        </w:rPr>
         <w:t xml:space="preserve"> </w:t>
       </w:r>
       <w:r>
+        <w:rPr>
+          <w:color w:val="000000"/>
+        </w:rPr>
         <w:t xml:space="preserve">Applying this to real patient data would need a data protection impact assessment, information governance approval and local clinical validation.</w:t>
-      </w:r>
-    </w:p>
-    <w:p>
-      <w:r>
-        <w:pict>
-          <v:rect style="width:0;height:1.5pt" o:hralign="center" o:hrstd="t" o:hr="t"/>
-        </w:pict>
       </w:r>
     </w:p>
     <w:bookmarkEnd w:id="52"/>
@@ -5895,66 +6552,86 @@
         <w:pStyle w:val="Heading2"/>
       </w:pPr>
       <w:r>
+        <w:rPr>
+          <w:color w:val="000000"/>
+        </w:rPr>
         <w:t xml:space="preserve">7. Conclusion</w:t>
       </w:r>
     </w:p>
     <w:p>
       <w:pPr>
         <w:pStyle w:val="FirstParagraph"/>
-      </w:pPr>
-      <w:r>
+        <w:jc w:val="both"/>
+      </w:pPr>
+      <w:r>
+        <w:rPr>
+          <w:color w:val="000000"/>
+        </w:rPr>
         <w:t xml:space="preserve">Diabetic readmissions in this data cluster among patients who have already been in hospital. A simple rule, two or more inpatient stays in the past year, picks out one encounter in seven at more than double the usual risk, and lets a care-coordination team reach over a quarter of readmissions for about a seventh of the effort of contacting everyone. The next step is to test it on current local data with a small pilot, measure the effect, and keep a close eye on fairness.</w:t>
       </w:r>
     </w:p>
     <w:p>
-      <w:r>
-        <w:pict>
-          <v:rect style="width:0;height:1.5pt" o:hralign="center" o:hrstd="t" o:hr="t"/>
-        </w:pict>
-      </w:r>
-    </w:p>
-    <w:p>
-      <w:pPr>
-        <w:pStyle w:val="FirstParagraph"/>
+      <w:pPr>
+        <w:pStyle w:val="BodyText"/>
+        <w:jc w:val="both"/>
       </w:pPr>
       <w:r>
         <w:rPr>
           <w:bCs/>
           <w:b/>
+          <w:color w:val="000000"/>
         </w:rPr>
         <w:t xml:space="preserve">Repository:</w:t>
       </w:r>
       <w:r>
+        <w:rPr>
+          <w:color w:val="000000"/>
+        </w:rPr>
         <w:t xml:space="preserve"> </w:t>
       </w:r>
       <w:r>
+        <w:rPr>
+          <w:color w:val="000000"/>
+        </w:rPr>
         <w:t xml:space="preserve">dashboard (</w:t>
       </w:r>
       <w:r>
         <w:rPr>
           <w:rStyle w:val="VerbatimChar"/>
+          <w:color w:val="000000"/>
         </w:rPr>
         <w:t xml:space="preserve">PowerBi/</w:t>
       </w:r>
       <w:r>
+        <w:rPr>
+          <w:color w:val="000000"/>
+        </w:rPr>
         <w:t xml:space="preserve">), SQL (</w:t>
       </w:r>
       <w:r>
         <w:rPr>
           <w:rStyle w:val="VerbatimChar"/>
+          <w:color w:val="000000"/>
         </w:rPr>
         <w:t xml:space="preserve">sql/</w:t>
       </w:r>
       <w:r>
+        <w:rPr>
+          <w:color w:val="000000"/>
+        </w:rPr>
         <w:t xml:space="preserve">), data dictionary, cleaning log and EDA report (</w:t>
       </w:r>
       <w:r>
         <w:rPr>
           <w:rStyle w:val="VerbatimChar"/>
+          <w:color w:val="000000"/>
         </w:rPr>
         <w:t xml:space="preserve">docs/</w:t>
       </w:r>
       <w:r>
+        <w:rPr>
+          <w:color w:val="000000"/>
+        </w:rPr>
         <w:t xml:space="preserve">).</w:t>
       </w:r>
     </w:p>
@@ -6297,8 +6974,8 @@
     <w:qFormat/>
     <w:rPr>
       <w:rFonts w:ascii="Calibri" w:hAnsi="Calibri" w:cs="Calibri" w:eastAsia="Calibri"/>
-      <w:color w:val="23384F"/>
-      <w:sz w:val="21"/>
+      <w:color w:val="000000"/>
+      <w:sz w:val="22"/>
     </w:rPr>
   </w:style>
   <w:style w:styleId="BodyText" w:type="paragraph">
@@ -6311,8 +6988,8 @@
     <w:qFormat/>
     <w:rPr>
       <w:rFonts w:ascii="Calibri" w:hAnsi="Calibri" w:cs="Calibri" w:eastAsia="Calibri"/>
-      <w:color w:val="23384F"/>
-      <w:sz w:val="21"/>
+      <w:color w:val="000000"/>
+      <w:sz w:val="22"/>
     </w:rPr>
   </w:style>
   <w:style w:customStyle="1" w:styleId="FirstParagraph" w:type="paragraph">
@@ -6322,8 +6999,8 @@
     <w:qFormat/>
     <w:rPr>
       <w:rFonts w:ascii="Calibri" w:hAnsi="Calibri" w:cs="Calibri" w:eastAsia="Calibri"/>
-      <w:color w:val="23384F"/>
-      <w:sz w:val="21"/>
+      <w:color w:val="000000"/>
+      <w:sz w:val="22"/>
     </w:rPr>
   </w:style>
   <w:style w:customStyle="1" w:styleId="Compact" w:type="paragraph">
@@ -6335,8 +7012,8 @@
     </w:pPr>
     <w:rPr>
       <w:rFonts w:ascii="Calibri" w:hAnsi="Calibri" w:cs="Calibri" w:eastAsia="Calibri"/>
-      <w:color w:val="23384F"/>
-      <w:sz w:val="21"/>
+      <w:color w:val="000000"/>
+      <w:sz w:val="22"/>
     </w:rPr>
   </w:style>
   <w:style w:styleId="Title" w:type="paragraph">
@@ -6354,8 +7031,8 @@
       <w:rFonts w:asciiTheme="majorHAnsi" w:cstheme="majorBidi" w:eastAsiaTheme="majorEastAsia" w:hAnsiTheme="majorHAnsi" w:ascii="Calibri" w:hAnsi="Calibri" w:cs="Calibri" w:eastAsia="Calibri"/>
       <w:b/>
       <w:bCs/>
-      <w:color w:val="0B2F5B"/>
-      <w:sz w:val="48"/>
+      <w:color w:val="000000"/>
+      <w:sz w:val="44"/>
       <w:szCs w:val="36"/>
     </w:rPr>
   </w:style>
@@ -6372,6 +7049,7 @@
     </w:pPr>
     <w:rPr>
       <w:rFonts w:ascii="Calibri" w:hAnsi="Calibri" w:cs="Calibri" w:eastAsia="Calibri"/>
+      <w:color w:val="000000"/>
       <w:sz w:val="30"/>
       <w:szCs w:val="30"/>
     </w:rPr>
@@ -6387,6 +7065,7 @@
     </w:pPr>
     <w:rPr>
       <w:rFonts w:ascii="Calibri" w:hAnsi="Calibri" w:cs="Calibri" w:eastAsia="Calibri"/>
+      <w:color w:val="000000"/>
     </w:rPr>
   </w:style>
   <w:style w:styleId="Date" w:type="paragraph">
@@ -6400,6 +7079,7 @@
     </w:pPr>
     <w:rPr>
       <w:rFonts w:ascii="Calibri" w:hAnsi="Calibri" w:cs="Calibri" w:eastAsia="Calibri"/>
+      <w:color w:val="000000"/>
     </w:rPr>
   </w:style>
   <w:style w:customStyle="1" w:styleId="AbstractTitle" w:type="paragraph">
@@ -6414,12 +7094,11 @@
       <w:spacing w:after="0" w:before="300"/>
     </w:pPr>
     <w:rPr>
+      <w:color w:val="000000"/>
       <w:sz w:val="20"/>
       <w:szCs w:val="20"/>
       <w:rFonts w:ascii="Calibri" w:hAnsi="Calibri" w:cs="Calibri" w:eastAsia="Calibri"/>
       <w:b/>
-      <w:color w:val="345A8A"/>
-      &gt;
     </w:rPr>
   </w:style>
   <w:style w:customStyle="1" w:styleId="Abstract" w:type="paragraph">
@@ -6434,6 +7113,7 @@
     </w:pPr>
     <w:rPr>
       <w:rFonts w:ascii="Calibri" w:hAnsi="Calibri" w:cs="Calibri" w:eastAsia="Calibri"/>
+      <w:color w:val="000000"/>
       <w:sz w:val="20"/>
       <w:szCs w:val="20"/>
     </w:rPr>
@@ -6446,6 +7126,7 @@
     <w:pPr/>
     <w:rPr>
       <w:rFonts w:ascii="Calibri" w:hAnsi="Calibri" w:cs="Calibri" w:eastAsia="Calibri"/>
+      <w:color w:val="000000"/>
     </w:rPr>
   </w:style>
   <w:style w:styleId="Heading1" w:type="paragraph">
@@ -6464,7 +7145,7 @@
       <w:rFonts w:asciiTheme="majorHAnsi" w:cstheme="majorBidi" w:eastAsiaTheme="majorEastAsia" w:hAnsiTheme="majorHAnsi" w:ascii="Calibri" w:hAnsi="Calibri" w:cs="Calibri" w:eastAsia="Calibri"/>
       <w:b/>
       <w:bCs/>
-      <w:color w:themeColor="accent1" w:val="4F81BD"/>
+      <w:color w:val="000000"/>
       <w:sz w:val="32"/>
       <w:szCs w:val="32"/>
     </w:rPr>
@@ -6486,7 +7167,7 @@
       <w:rFonts w:asciiTheme="majorHAnsi" w:cstheme="majorBidi" w:eastAsiaTheme="majorEastAsia" w:hAnsiTheme="majorHAnsi" w:ascii="Calibri" w:hAnsi="Calibri" w:cs="Calibri" w:eastAsia="Calibri"/>
       <w:b/>
       <w:bCs/>
-      <w:color w:themeColor="accent1" w:val="4F81BD"/>
+      <w:color w:val="000000"/>
       <w:sz w:val="28"/>
       <w:szCs w:val="28"/>
     </w:rPr>
@@ -6508,7 +7189,7 @@
       <w:rFonts w:asciiTheme="majorHAnsi" w:cstheme="majorBidi" w:eastAsiaTheme="majorEastAsia" w:hAnsiTheme="majorHAnsi" w:ascii="Calibri" w:hAnsi="Calibri" w:cs="Calibri" w:eastAsia="Calibri"/>
       <w:b/>
       <w:bCs/>
-      <w:color w:themeColor="accent1" w:val="4F81BD"/>
+      <w:color w:val="000000"/>
       <w:sz w:val="24"/>
       <w:szCs w:val="24"/>
     </w:rPr>
@@ -6530,7 +7211,7 @@
       <w:rFonts w:asciiTheme="majorHAnsi" w:cstheme="majorBidi" w:eastAsiaTheme="majorEastAsia" w:hAnsiTheme="majorHAnsi" w:ascii="Calibri" w:hAnsi="Calibri" w:cs="Calibri" w:eastAsia="Calibri"/>
       <w:i/>
       <w:bCs/>
-      <w:color w:themeColor="accent1" w:val="4F81BD"/>
+      <w:color w:val="000000"/>
       <w:sz w:val="24"/>
       <w:szCs w:val="24"/>
     </w:rPr>
@@ -6551,7 +7232,7 @@
     <w:rPr>
       <w:rFonts w:asciiTheme="majorHAnsi" w:cstheme="majorBidi" w:eastAsiaTheme="majorEastAsia" w:hAnsiTheme="majorHAnsi" w:ascii="Calibri" w:hAnsi="Calibri" w:cs="Calibri" w:eastAsia="Calibri"/>
       <w:iCs/>
-      <w:color w:themeColor="accent1" w:val="4F81BD"/>
+      <w:color w:val="000000"/>
       <w:sz w:val="24"/>
       <w:szCs w:val="24"/>
     </w:rPr>
@@ -6571,7 +7252,7 @@
     </w:pPr>
     <w:rPr>
       <w:rFonts w:asciiTheme="majorHAnsi" w:cstheme="majorBidi" w:eastAsiaTheme="majorEastAsia" w:hAnsiTheme="majorHAnsi" w:ascii="Calibri" w:hAnsi="Calibri" w:cs="Calibri" w:eastAsia="Calibri"/>
-      <w:color w:themeColor="accent1" w:val="4F81BD"/>
+      <w:color w:val="000000"/>
       <w:sz w:val="24"/>
       <w:szCs w:val="24"/>
     </w:rPr>
@@ -6591,7 +7272,7 @@
     </w:pPr>
     <w:rPr>
       <w:rFonts w:asciiTheme="majorHAnsi" w:cstheme="majorBidi" w:eastAsiaTheme="majorEastAsia" w:hAnsiTheme="majorHAnsi" w:ascii="Calibri" w:hAnsi="Calibri" w:cs="Calibri" w:eastAsia="Calibri"/>
-      <w:color w:themeColor="accent1" w:val="4F81BD"/>
+      <w:color w:val="000000"/>
       <w:sz w:val="24"/>
       <w:szCs w:val="24"/>
     </w:rPr>
@@ -6611,7 +7292,7 @@
     </w:pPr>
     <w:rPr>
       <w:rFonts w:asciiTheme="majorHAnsi" w:cstheme="majorBidi" w:eastAsiaTheme="majorEastAsia" w:hAnsiTheme="majorHAnsi" w:ascii="Calibri" w:hAnsi="Calibri" w:cs="Calibri" w:eastAsia="Calibri"/>
-      <w:color w:themeColor="accent1" w:val="4F81BD"/>
+      <w:color w:val="000000"/>
       <w:sz w:val="24"/>
       <w:szCs w:val="24"/>
     </w:rPr>
@@ -6631,7 +7312,7 @@
     </w:pPr>
     <w:rPr>
       <w:rFonts w:asciiTheme="majorHAnsi" w:cstheme="majorBidi" w:eastAsiaTheme="majorEastAsia" w:hAnsiTheme="majorHAnsi" w:ascii="Calibri" w:hAnsi="Calibri" w:cs="Calibri" w:eastAsia="Calibri"/>
-      <w:color w:themeColor="accent1" w:val="4F81BD"/>
+      <w:color w:val="000000"/>
       <w:sz w:val="24"/>
       <w:szCs w:val="24"/>
     </w:rPr>
@@ -6649,6 +7330,7 @@
     </w:pPr>
     <w:rPr>
       <w:rFonts w:ascii="Calibri" w:hAnsi="Calibri" w:cs="Calibri" w:eastAsia="Calibri"/>
+      <w:color w:val="000000"/>
     </w:rPr>
   </w:style>
   <w:style w:styleId="FootnoteText" w:type="paragraph">
@@ -6660,12 +7342,16 @@
     <w:qFormat/>
     <w:rPr>
       <w:rFonts w:ascii="Calibri" w:hAnsi="Calibri" w:cs="Calibri" w:eastAsia="Calibri"/>
+      <w:color w:val="000000"/>
     </w:rPr>
   </w:style>
   <w:style w:default="1" w:styleId="DefaultParagraphFont" w:type="character">
     <w:name w:val="Default Paragraph Font"/>
     <w:semiHidden/>
     <w:unhideWhenUsed/>
+    <w:rPr>
+      <w:color w:val="000000"/>
+    </w:rPr>
   </w:style>
   <w:style w:default="1" w:styleId="Table" w:type="table">
     <w:name w:val="Table"/>
@@ -6710,6 +7396,7 @@
     <w:rPr>
       <w:rFonts w:ascii="Calibri" w:hAnsi="Calibri" w:cs="Calibri" w:eastAsia="Calibri"/>
       <w:b/>
+      <w:color w:val="000000"/>
     </w:rPr>
   </w:style>
   <w:style w:customStyle="1" w:styleId="Definition" w:type="paragraph">
@@ -6717,6 +7404,7 @@
     <w:basedOn w:val="Normal"/>
     <w:rPr>
       <w:rFonts w:ascii="Calibri" w:hAnsi="Calibri" w:cs="Calibri" w:eastAsia="Calibri"/>
+      <w:color w:val="000000"/>
     </w:rPr>
   </w:style>
   <w:style w:styleId="Caption" w:type="paragraph">
@@ -6729,6 +7417,7 @@
     <w:rPr>
       <w:rFonts w:ascii="Calibri" w:hAnsi="Calibri" w:cs="Calibri" w:eastAsia="Calibri"/>
       <w:i/>
+      <w:color w:val="000000"/>
     </w:rPr>
   </w:style>
   <w:style w:customStyle="1" w:styleId="TableCaption" w:type="paragraph">
@@ -6739,6 +7428,7 @@
     </w:pPr>
     <w:rPr>
       <w:rFonts w:ascii="Calibri" w:hAnsi="Calibri" w:cs="Calibri" w:eastAsia="Calibri"/>
+      <w:color w:val="000000"/>
     </w:rPr>
   </w:style>
   <w:style w:customStyle="1" w:styleId="ImageCaption" w:type="paragraph">
@@ -6746,7 +7436,7 @@
     <w:basedOn w:val="Caption"/>
     <w:rPr>
       <w:rFonts w:ascii="Calibri" w:hAnsi="Calibri" w:cs="Calibri" w:eastAsia="Calibri"/>
-      <w:color w:val="5A6E84"/>
+      <w:color w:val="000000"/>
       <w:sz w:val="18"/>
     </w:rPr>
   </w:style>
@@ -6755,6 +7445,7 @@
     <w:basedOn w:val="Normal"/>
     <w:rPr>
       <w:rFonts w:ascii="Calibri" w:hAnsi="Calibri" w:cs="Calibri" w:eastAsia="Calibri"/>
+      <w:color w:val="000000"/>
     </w:rPr>
   </w:style>
   <w:style w:customStyle="1" w:styleId="CaptionedFigure" w:type="paragraph">
@@ -6765,29 +7456,38 @@
     </w:pPr>
     <w:rPr>
       <w:rFonts w:ascii="Calibri" w:hAnsi="Calibri" w:cs="Calibri" w:eastAsia="Calibri"/>
+      <w:color w:val="000000"/>
     </w:rPr>
   </w:style>
   <w:style w:customStyle="1" w:styleId="BodyTextChar" w:type="character">
     <w:name w:val="Body Text Char"/>
     <w:basedOn w:val="DefaultParagraphFont"/>
     <w:link w:val="BodyText"/>
+    <w:rPr>
+      <w:color w:val="000000"/>
+    </w:rPr>
   </w:style>
   <w:style w:customStyle="1" w:styleId="VerbatimChar" w:type="character">
     <w:name w:val="Verbatim Char"/>
     <w:basedOn w:val="BodyTextChar"/>
     <w:rPr>
       <w:rFonts w:ascii="Consolas" w:hAnsi="Consolas"/>
+      <w:color w:val="000000"/>
       <w:sz w:val="22"/>
     </w:rPr>
   </w:style>
   <w:style w:customStyle="1" w:styleId="SectionNumber" w:type="character">
     <w:name w:val="Section Number"/>
     <w:basedOn w:val="BodyTextChar"/>
+    <w:rPr>
+      <w:color w:val="000000"/>
+    </w:rPr>
   </w:style>
   <w:style w:styleId="FootnoteReference" w:type="character">
     <w:name w:val="Footnote Reference"/>
     <w:basedOn w:val="BodyTextChar"/>
     <w:rPr>
+      <w:color w:val="000000"/>
       <w:vertAlign w:val="superscript"/>
     </w:rPr>
   </w:style>
@@ -6795,7 +7495,7 @@
     <w:name w:val="Hyperlink"/>
     <w:basedOn w:val="BodyTextChar"/>
     <w:rPr>
-      <w:color w:themeColor="accent1" w:val="4F81BD"/>
+      <w:color w:val="000000"/>
     </w:rPr>
   </w:style>
   <w:style w:styleId="TOCHeading" w:type="paragraph">
@@ -6813,7 +7513,7 @@
       <w:rFonts w:asciiTheme="majorHAnsi" w:cstheme="majorBidi" w:eastAsiaTheme="majorEastAsia" w:hAnsiTheme="majorHAnsi" w:ascii="Calibri" w:hAnsi="Calibri" w:cs="Calibri" w:eastAsia="Calibri"/>
       <w:b w:val="0"/>
       <w:bCs w:val="0"/>
-      <w:color w:themeColor="accent1" w:themeShade="BF" w:val="365F91"/>
+      <w:color w:val="000000"/>
     </w:rPr>
   </w:style>
   <w:style w:type="paragraph" w:customStyle="1" w:styleId="SourceCode">
@@ -6825,233 +7525,240 @@
     </w:pPr>
     <w:rPr>
       <w:rFonts w:ascii="Calibri" w:hAnsi="Calibri" w:cs="Calibri" w:eastAsia="Calibri"/>
+      <w:color w:val="000000"/>
     </w:rPr>
   </w:style>
   <w:style w:type="character" w:customStyle="1" w:styleId="KeywordTok">
     <w:name w:val="KeywordTok"/>
     <w:basedOn w:val="VerbatimChar"/>
     <w:rPr>
-      <w:color w:val="007020"/>
       <w:b/>
+      <w:color w:val="000000"/>
     </w:rPr>
   </w:style>
   <w:style w:type="character" w:customStyle="1" w:styleId="DataTypeTok">
     <w:name w:val="DataTypeTok"/>
     <w:basedOn w:val="VerbatimChar"/>
     <w:rPr>
-      <w:color w:val="902000"/>
+      <w:color w:val="000000"/>
     </w:rPr>
   </w:style>
   <w:style w:type="character" w:customStyle="1" w:styleId="DecValTok">
     <w:name w:val="DecValTok"/>
     <w:basedOn w:val="VerbatimChar"/>
     <w:rPr>
-      <w:color w:val="40a070"/>
+      <w:color w:val="000000"/>
     </w:rPr>
   </w:style>
   <w:style w:type="character" w:customStyle="1" w:styleId="BaseNTok">
     <w:name w:val="BaseNTok"/>
     <w:basedOn w:val="VerbatimChar"/>
     <w:rPr>
-      <w:color w:val="40a070"/>
+      <w:color w:val="000000"/>
     </w:rPr>
   </w:style>
   <w:style w:type="character" w:customStyle="1" w:styleId="FloatTok">
     <w:name w:val="FloatTok"/>
     <w:basedOn w:val="VerbatimChar"/>
     <w:rPr>
-      <w:color w:val="40a070"/>
+      <w:color w:val="000000"/>
     </w:rPr>
   </w:style>
   <w:style w:type="character" w:customStyle="1" w:styleId="ConstantTok">
     <w:name w:val="ConstantTok"/>
     <w:basedOn w:val="VerbatimChar"/>
     <w:rPr>
-      <w:color w:val="880000"/>
+      <w:color w:val="000000"/>
     </w:rPr>
   </w:style>
   <w:style w:type="character" w:customStyle="1" w:styleId="CharTok">
     <w:name w:val="CharTok"/>
     <w:basedOn w:val="VerbatimChar"/>
     <w:rPr>
-      <w:color w:val="4070a0"/>
+      <w:color w:val="000000"/>
     </w:rPr>
   </w:style>
   <w:style w:type="character" w:customStyle="1" w:styleId="SpecialCharTok">
     <w:name w:val="SpecialCharTok"/>
     <w:basedOn w:val="VerbatimChar"/>
     <w:rPr>
-      <w:color w:val="4070a0"/>
+      <w:color w:val="000000"/>
     </w:rPr>
   </w:style>
   <w:style w:type="character" w:customStyle="1" w:styleId="StringTok">
     <w:name w:val="StringTok"/>
     <w:basedOn w:val="VerbatimChar"/>
     <w:rPr>
-      <w:color w:val="4070a0"/>
+      <w:color w:val="000000"/>
     </w:rPr>
   </w:style>
   <w:style w:type="character" w:customStyle="1" w:styleId="VerbatimStringTok">
     <w:name w:val="VerbatimStringTok"/>
     <w:basedOn w:val="VerbatimChar"/>
     <w:rPr>
-      <w:color w:val="4070a0"/>
+      <w:color w:val="000000"/>
     </w:rPr>
   </w:style>
   <w:style w:type="character" w:customStyle="1" w:styleId="SpecialStringTok">
     <w:name w:val="SpecialStringTok"/>
     <w:basedOn w:val="VerbatimChar"/>
     <w:rPr>
-      <w:color w:val="bb6688"/>
+      <w:color w:val="000000"/>
     </w:rPr>
   </w:style>
   <w:style w:type="character" w:customStyle="1" w:styleId="ImportTok">
     <w:name w:val="ImportTok"/>
     <w:basedOn w:val="VerbatimChar"/>
     <w:rPr>
-      <w:color w:val="008000"/>
       <w:b/>
+      <w:color w:val="000000"/>
     </w:rPr>
   </w:style>
   <w:style w:type="character" w:customStyle="1" w:styleId="CommentTok">
     <w:name w:val="CommentTok"/>
     <w:basedOn w:val="VerbatimChar"/>
     <w:rPr>
-      <w:color w:val="60a0b0"/>
       <w:i/>
+      <w:color w:val="000000"/>
     </w:rPr>
   </w:style>
   <w:style w:type="character" w:customStyle="1" w:styleId="DocumentationTok">
     <w:name w:val="DocumentationTok"/>
     <w:basedOn w:val="VerbatimChar"/>
     <w:rPr>
-      <w:color w:val="ba2121"/>
       <w:i/>
+      <w:color w:val="000000"/>
     </w:rPr>
   </w:style>
   <w:style w:type="character" w:customStyle="1" w:styleId="AnnotationTok">
     <w:name w:val="AnnotationTok"/>
     <w:basedOn w:val="VerbatimChar"/>
     <w:rPr>
-      <w:color w:val="60a0b0"/>
       <w:b/>
       <w:i/>
+      <w:color w:val="000000"/>
     </w:rPr>
   </w:style>
   <w:style w:type="character" w:customStyle="1" w:styleId="CommentVarTok">
     <w:name w:val="CommentVarTok"/>
     <w:basedOn w:val="VerbatimChar"/>
     <w:rPr>
-      <w:color w:val="60a0b0"/>
       <w:b/>
       <w:i/>
+      <w:color w:val="000000"/>
     </w:rPr>
   </w:style>
   <w:style w:type="character" w:customStyle="1" w:styleId="OtherTok">
     <w:name w:val="OtherTok"/>
     <w:basedOn w:val="VerbatimChar"/>
     <w:rPr>
-      <w:color w:val="007020"/>
+      <w:color w:val="000000"/>
     </w:rPr>
   </w:style>
   <w:style w:type="character" w:customStyle="1" w:styleId="FunctionTok">
     <w:name w:val="FunctionTok"/>
     <w:basedOn w:val="VerbatimChar"/>
     <w:rPr>
-      <w:color w:val="06287e"/>
+      <w:color w:val="000000"/>
     </w:rPr>
   </w:style>
   <w:style w:type="character" w:customStyle="1" w:styleId="VariableTok">
     <w:name w:val="VariableTok"/>
     <w:basedOn w:val="VerbatimChar"/>
     <w:rPr>
-      <w:color w:val="19177c"/>
+      <w:color w:val="000000"/>
     </w:rPr>
   </w:style>
   <w:style w:type="character" w:customStyle="1" w:styleId="ControlFlowTok">
     <w:name w:val="ControlFlowTok"/>
     <w:basedOn w:val="VerbatimChar"/>
     <w:rPr>
-      <w:color w:val="007020"/>
       <w:b/>
+      <w:color w:val="000000"/>
     </w:rPr>
   </w:style>
   <w:style w:type="character" w:customStyle="1" w:styleId="OperatorTok">
     <w:name w:val="OperatorTok"/>
     <w:basedOn w:val="VerbatimChar"/>
     <w:rPr>
-      <w:color w:val="666666"/>
+      <w:color w:val="000000"/>
     </w:rPr>
   </w:style>
   <w:style w:type="character" w:customStyle="1" w:styleId="BuiltInTok">
     <w:name w:val="BuiltInTok"/>
     <w:basedOn w:val="VerbatimChar"/>
     <w:rPr>
-      <w:color w:val="008000"/>
+      <w:color w:val="000000"/>
     </w:rPr>
   </w:style>
   <w:style w:type="character" w:customStyle="1" w:styleId="ExtensionTok">
     <w:name w:val="ExtensionTok"/>
     <w:basedOn w:val="VerbatimChar"/>
-    <w:rPr/>
+    <w:rPr>
+      <w:color w:val="000000"/>
+    </w:rPr>
   </w:style>
   <w:style w:type="character" w:customStyle="1" w:styleId="PreprocessorTok">
     <w:name w:val="PreprocessorTok"/>
     <w:basedOn w:val="VerbatimChar"/>
     <w:rPr>
-      <w:color w:val="bc7a00"/>
+      <w:color w:val="000000"/>
     </w:rPr>
   </w:style>
   <w:style w:type="character" w:customStyle="1" w:styleId="AttributeTok">
     <w:name w:val="AttributeTok"/>
     <w:basedOn w:val="VerbatimChar"/>
     <w:rPr>
-      <w:color w:val="7d9029"/>
+      <w:color w:val="000000"/>
     </w:rPr>
   </w:style>
   <w:style w:type="character" w:customStyle="1" w:styleId="RegionMarkerTok">
     <w:name w:val="RegionMarkerTok"/>
     <w:basedOn w:val="VerbatimChar"/>
-    <w:rPr/>
+    <w:rPr>
+      <w:color w:val="000000"/>
+    </w:rPr>
   </w:style>
   <w:style w:type="character" w:customStyle="1" w:styleId="InformationTok">
     <w:name w:val="InformationTok"/>
     <w:basedOn w:val="VerbatimChar"/>
     <w:rPr>
-      <w:color w:val="60a0b0"/>
       <w:b/>
       <w:i/>
+      <w:color w:val="000000"/>
     </w:rPr>
   </w:style>
   <w:style w:type="character" w:customStyle="1" w:styleId="WarningTok">
     <w:name w:val="WarningTok"/>
     <w:basedOn w:val="VerbatimChar"/>
     <w:rPr>
-      <w:color w:val="60a0b0"/>
       <w:b/>
       <w:i/>
+      <w:color w:val="000000"/>
     </w:rPr>
   </w:style>
   <w:style w:type="character" w:customStyle="1" w:styleId="AlertTok">
     <w:name w:val="AlertTok"/>
     <w:basedOn w:val="VerbatimChar"/>
     <w:rPr>
-      <w:color w:val="ff0000"/>
       <w:b/>
+      <w:color w:val="000000"/>
     </w:rPr>
   </w:style>
   <w:style w:type="character" w:customStyle="1" w:styleId="ErrorTok">
     <w:name w:val="ErrorTok"/>
     <w:basedOn w:val="VerbatimChar"/>
     <w:rPr>
-      <w:color w:val="ff0000"/>
       <w:b/>
+      <w:color w:val="000000"/>
     </w:rPr>
   </w:style>
   <w:style w:type="character" w:customStyle="1" w:styleId="NormalTok">
     <w:name w:val="NormalTok"/>
     <w:basedOn w:val="VerbatimChar"/>
-    <w:rPr/>
+    <w:rPr>
+      <w:color w:val="000000"/>
+    </w:rPr>
   </w:style>
 </w:styles>
 </file>

--- a/docs/Meridian_Readmissions_Report.docx
+++ b/docs/Meridian_Readmissions_Report.docx
@@ -211,7 +211,7 @@
           <w:b/>
           <w:color w:val="000000"/>
         </w:rPr>
-        <w:t xml:space="preserve">Most other factors are weak.</w:t>
+        <w:t xml:space="preserve">Most other factors show smaller differences.</w:t>
       </w:r>
       <w:r>
         <w:rPr>
@@ -223,7 +223,7 @@
         <w:rPr>
           <w:color w:val="000000"/>
         </w:rPr>
-        <w:t xml:space="preserve">Age, diagnosis group, admission type, medications and length of stay each move the rate by only a few points. Discharge destination is the exception: encounters transferred to other care had a 20.0% rate, against 9.3% for those discharged home.</w:t>
+        <w:t xml:space="preserve">Looked at one at a time, age, diagnosis group, admission type, medications and length of stay each move the rate by less than five points. Discharge destination shows a larger gap: a combined group of other discharge codes, which includes transfers to other hospitals and care facilities, had a 20.0% rate against 9.3% for those discharged home. This group mixes several types of discharge and needs breaking down before it can guide practice.</w:t>
       </w:r>
     </w:p>
     <w:p>
@@ -1370,7 +1370,7 @@
                 <w:color w:val="000000"/>
                 <w:sz w:val="20"/>
               </w:rPr>
-              <w:t xml:space="preserve">Typed table, explicit missing values, exclusion flag, three lookup tables</w:t>
+              <w:t xml:space="preserve">Typed table, explicit missing values, 30-day readmission flag, exclusion flag, three lookup tables</w:t>
             </w:r>
           </w:p>
         </w:tc>
@@ -1438,7 +1438,7 @@
                 <w:color w:val="000000"/>
                 <w:sz w:val="20"/>
               </w:rPr>
-              <w:t xml:space="preserve">Star schema: two fact tables and five dimensions</w:t>
+              <w:t xml:space="preserve">Star schema (two fact tables and five dimensions), analysis bands, diagnosis groups and lookup coverage checks</w:t>
             </w:r>
           </w:p>
         </w:tc>
@@ -1506,7 +1506,7 @@
                 <w:color w:val="000000"/>
                 <w:sz w:val="20"/>
               </w:rPr>
-              <w:t xml:space="preserve">Row counts, nulls, duplicates and referential integrity, all passing</w:t>
+              <w:t xml:space="preserve">Row counts, nulls and duplicates, all passing, then keys and indexes</w:t>
             </w:r>
           </w:p>
         </w:tc>
@@ -1763,7 +1763,7 @@
                 <w:color w:val="000000"/>
                 <w:sz w:val="20"/>
               </w:rPr>
-              <w:t xml:space="preserve">Five interactive pages</w:t>
+              <w:t xml:space="preserve">Power Query, DAX measures and five interactive pages</w:t>
             </w:r>
           </w:p>
         </w:tc>
@@ -1966,7 +1966,7 @@
         <w:rPr>
           <w:color w:val="000000"/>
         </w:rPr>
-        <w:t xml:space="preserve">2,423 encounters ending in death or hospice were flagged and left out of rates, because those patients cannot or are very unlikely to return. Rows were flagged, not deleted.</w:t>
+        <w:t xml:space="preserve">2,423 encounters were flagged and left out of rates: 1,652 where the patient died and 771 discharged to hospice. Patients who died cannot be readmitted, and hospice care has different goals, so both were treated as outside the scope of a readmission-prevention programme. Rows were flagged, not deleted.</w:t>
       </w:r>
     </w:p>
     <w:p>
@@ -2142,7 +2142,7 @@
           <w:b/>
           <w:color w:val="000000"/>
         </w:rPr>
-        <w:t xml:space="preserve">Outliers kept:</w:t>
+        <w:t xml:space="preserve">Admission type 6:</w:t>
       </w:r>
       <w:r>
         <w:rPr>
@@ -2154,7 +2154,145 @@
         <w:rPr>
           <w:color w:val="000000"/>
         </w:rPr>
-        <w:t xml:space="preserve">extreme prior-visit counts are real frequent attenders, so they were grouped into open-ended bands rather than removed.</w:t>
+        <w:t xml:space="preserve">labelled</w:t>
+      </w:r>
+      <w:r>
+        <w:rPr>
+          <w:color w:val="000000"/>
+        </w:rPr>
+        <w:t xml:space="preserve"> </w:t>
+      </w:r>
+      <w:r>
+        <w:rPr>
+          <w:color w:val="000000"/>
+        </w:rPr>
+        <w:t xml:space="preserve">“</w:t>
+      </w:r>
+      <w:r>
+        <w:rPr>
+          <w:color w:val="000000"/>
+        </w:rPr>
+        <w:t xml:space="preserve">NULL</w:t>
+      </w:r>
+      <w:r>
+        <w:rPr>
+          <w:color w:val="000000"/>
+        </w:rPr>
+        <w:t xml:space="preserve">”</w:t>
+      </w:r>
+      <w:r>
+        <w:rPr>
+          <w:color w:val="000000"/>
+        </w:rPr>
+        <w:t xml:space="preserve"> </w:t>
+      </w:r>
+      <w:r>
+        <w:rPr>
+          <w:color w:val="000000"/>
+        </w:rPr>
+        <w:t xml:space="preserve">in the lookup file, and relabelled</w:t>
+      </w:r>
+      <w:r>
+        <w:rPr>
+          <w:color w:val="000000"/>
+        </w:rPr>
+        <w:t xml:space="preserve"> </w:t>
+      </w:r>
+      <w:r>
+        <w:rPr>
+          <w:color w:val="000000"/>
+        </w:rPr>
+        <w:t xml:space="preserve">“</w:t>
+      </w:r>
+      <w:r>
+        <w:rPr>
+          <w:color w:val="000000"/>
+        </w:rPr>
+        <w:t xml:space="preserve">Not recorded</w:t>
+      </w:r>
+      <w:r>
+        <w:rPr>
+          <w:color w:val="000000"/>
+        </w:rPr>
+        <w:t xml:space="preserve">”</w:t>
+      </w:r>
+      <w:r>
+        <w:rPr>
+          <w:color w:val="000000"/>
+        </w:rPr>
+        <w:t xml:space="preserve"> </w:t>
+      </w:r>
+      <w:r>
+        <w:rPr>
+          <w:color w:val="000000"/>
+        </w:rPr>
+        <w:t xml:space="preserve">in Power Query. Together with</w:t>
+      </w:r>
+      <w:r>
+        <w:rPr>
+          <w:color w:val="000000"/>
+        </w:rPr>
+        <w:t xml:space="preserve"> </w:t>
+      </w:r>
+      <w:r>
+        <w:rPr>
+          <w:color w:val="000000"/>
+        </w:rPr>
+        <w:t xml:space="preserve">“</w:t>
+      </w:r>
+      <w:r>
+        <w:rPr>
+          <w:color w:val="000000"/>
+        </w:rPr>
+        <w:t xml:space="preserve">Not Available</w:t>
+      </w:r>
+      <w:r>
+        <w:rPr>
+          <w:color w:val="000000"/>
+        </w:rPr>
+        <w:t xml:space="preserve">”</w:t>
+      </w:r>
+      <w:r>
+        <w:rPr>
+          <w:color w:val="000000"/>
+        </w:rPr>
+        <w:t xml:space="preserve"> </w:t>
+      </w:r>
+      <w:r>
+        <w:rPr>
+          <w:color w:val="000000"/>
+        </w:rPr>
+        <w:t xml:space="preserve">and</w:t>
+      </w:r>
+      <w:r>
+        <w:rPr>
+          <w:color w:val="000000"/>
+        </w:rPr>
+        <w:t xml:space="preserve"> </w:t>
+      </w:r>
+      <w:r>
+        <w:rPr>
+          <w:color w:val="000000"/>
+        </w:rPr>
+        <w:t xml:space="preserve">“</w:t>
+      </w:r>
+      <w:r>
+        <w:rPr>
+          <w:color w:val="000000"/>
+        </w:rPr>
+        <w:t xml:space="preserve">Not Mapped</w:t>
+      </w:r>
+      <w:r>
+        <w:rPr>
+          <w:color w:val="000000"/>
+        </w:rPr>
+        <w:t xml:space="preserve">”</w:t>
+      </w:r>
+      <w:r>
+        <w:rPr>
+          <w:color w:val="000000"/>
+        </w:rPr>
+        <w:t xml:space="preserve">, 10.2% of encounters have no usable admission type.</w:t>
       </w:r>
     </w:p>
     <w:p>
@@ -2172,6 +2310,102 @@
           <w:b/>
           <w:color w:val="000000"/>
         </w:rPr>
+        <w:t xml:space="preserve">Medication table:</w:t>
+      </w:r>
+      <w:r>
+        <w:rPr>
+          <w:color w:val="000000"/>
+        </w:rPr>
+        <w:t xml:space="preserve"> </w:t>
+      </w:r>
+      <w:r>
+        <w:rPr>
+          <w:color w:val="000000"/>
+        </w:rPr>
+        <w:t xml:space="preserve">one row for each encounter and drug where the status is not</w:t>
+      </w:r>
+      <w:r>
+        <w:rPr>
+          <w:color w:val="000000"/>
+        </w:rPr>
+        <w:t xml:space="preserve"> </w:t>
+      </w:r>
+      <w:r>
+        <w:rPr>
+          <w:color w:val="000000"/>
+        </w:rPr>
+        <w:t xml:space="preserve">“</w:t>
+      </w:r>
+      <w:r>
+        <w:rPr>
+          <w:color w:val="000000"/>
+        </w:rPr>
+        <w:t xml:space="preserve">No</w:t>
+      </w:r>
+      <w:r>
+        <w:rPr>
+          <w:color w:val="000000"/>
+        </w:rPr>
+        <w:t xml:space="preserve">”</w:t>
+      </w:r>
+      <w:r>
+        <w:rPr>
+          <w:color w:val="000000"/>
+        </w:rPr>
+        <w:t xml:space="preserve"> </w:t>
+      </w:r>
+      <w:r>
+        <w:rPr>
+          <w:color w:val="000000"/>
+        </w:rPr>
+        <w:t xml:space="preserve">(120,054 rows). It includes excluded encounters, so they are filtered out where needed.</w:t>
+      </w:r>
+    </w:p>
+    <w:p>
+      <w:pPr>
+        <w:numPr>
+          <w:ilvl w:val="0"/>
+          <w:numId w:val="1002"/>
+        </w:numPr>
+        <w:pStyle w:val="Compact"/>
+        <w:jc w:val="both"/>
+      </w:pPr>
+      <w:r>
+        <w:rPr>
+          <w:bCs/>
+          <w:b/>
+          <w:color w:val="000000"/>
+        </w:rPr>
+        <w:t xml:space="preserve">Outliers kept:</w:t>
+      </w:r>
+      <w:r>
+        <w:rPr>
+          <w:color w:val="000000"/>
+        </w:rPr>
+        <w:t xml:space="preserve"> </w:t>
+      </w:r>
+      <w:r>
+        <w:rPr>
+          <w:color w:val="000000"/>
+        </w:rPr>
+        <w:t xml:space="preserve">extreme prior-visit counts are plausible for frequent attenders, so they were kept and grouped into open-ended bands. The data does not allow them to be independently confirmed.</w:t>
+      </w:r>
+    </w:p>
+    <w:p>
+      <w:pPr>
+        <w:numPr>
+          <w:ilvl w:val="0"/>
+          <w:numId w:val="1002"/>
+        </w:numPr>
+        <w:pStyle w:val="Compact"/>
+        <w:jc w:val="both"/>
+      </w:pPr>
+      <w:r>
+        <w:rPr>
+          <w:bCs/>
+          <w:b/>
+          <w:color w:val="000000"/>
+        </w:rPr>
         <w:t xml:space="preserve">No dates:</w:t>
       </w:r>
       <w:r>
@@ -2197,7 +2431,7 @@
         <w:rPr>
           <w:color w:val="000000"/>
         </w:rPr>
-        <w:t xml:space="preserve">was used as a stand-in for visit order.</w:t>
+        <w:t xml:space="preserve">was used as a stand-in for visit order in one exploratory query (Q10). This has not been confirmed, so Q10 is not used in the findings.</w:t>
       </w:r>
     </w:p>
     <w:bookmarkEnd w:id="26"/>
@@ -2305,7 +2539,7 @@
         <w:rPr>
           <w:color w:val="000000"/>
         </w:rPr>
-        <w:t xml:space="preserve">), so no patient appears in both. Cutoffs of 1+, 2+ and 3+ prior inpatient visits were compared on the build group.</w:t>
+        <w:t xml:space="preserve">), so no patient appears in both. Cutoffs of 1+, 2+ and 3+ prior inpatient visits were compared in both groups.</w:t>
       </w:r>
       <w:r>
         <w:rPr>
@@ -2331,7 +2565,7 @@
         <w:rPr>
           <w:color w:val="000000"/>
         </w:rPr>
-        <w:t xml:space="preserve">as the best balance: it reaches over a quarter of readmissions while flagging only one encounter in seven.</w:t>
+        <w:t xml:space="preserve">as a balance between coverage and workload: it reaches over a quarter of readmissions while flagging about one encounter in seven. Because the cutoffs were compared in both groups, the test group is a consistency check rather than a fully independent test.</w:t>
       </w:r>
     </w:p>
     <w:p>
@@ -2357,7 +2591,43 @@
         <w:rPr>
           <w:color w:val="000000"/>
         </w:rPr>
-        <w:t xml:space="preserve">Staff hours assume two contacts per patient at 20 minutes each. Both values are adjustable on the dashboard’s Workload page.</w:t>
+        <w:t xml:space="preserve">Staff hours assume two contacts of 20 minutes for each eligible discharge (encounter), so a patient with several stays is counted once for each discharge. Both values are adjustable on the dashboard’s Workload page, where the contacts slider is labelled</w:t>
+      </w:r>
+      <w:r>
+        <w:rPr>
+          <w:color w:val="000000"/>
+        </w:rPr>
+        <w:t xml:space="preserve"> </w:t>
+      </w:r>
+      <w:r>
+        <w:rPr>
+          <w:color w:val="000000"/>
+        </w:rPr>
+        <w:t xml:space="preserve">“</w:t>
+      </w:r>
+      <w:r>
+        <w:rPr>
+          <w:color w:val="000000"/>
+        </w:rPr>
+        <w:t xml:space="preserve">contacts per patient</w:t>
+      </w:r>
+      <w:r>
+        <w:rPr>
+          <w:color w:val="000000"/>
+        </w:rPr>
+        <w:t xml:space="preserve">”</w:t>
+      </w:r>
+      <w:r>
+        <w:rPr>
+          <w:color w:val="000000"/>
+        </w:rPr>
+        <w:t xml:space="preserve"> </w:t>
+      </w:r>
+      <w:r>
+        <w:rPr>
+          <w:color w:val="000000"/>
+        </w:rPr>
+        <w:t xml:space="preserve">but applies to each discharge.</w:t>
       </w:r>
     </w:p>
     <w:bookmarkEnd w:id="27"/>
@@ -2478,7 +2748,19 @@
           <w:b/>
           <w:color w:val="000000"/>
         </w:rPr>
-        <w:t xml:space="preserve">Readmissions to other hospitals are not captured.</w:t>
+        <w:t xml:space="preserve">Recorded readmissions only.</w:t>
+      </w:r>
+      <w:r>
+        <w:rPr>
+          <w:color w:val="000000"/>
+        </w:rPr>
+        <w:t xml:space="preserve"> </w:t>
+      </w:r>
+      <w:r>
+        <w:rPr>
+          <w:color w:val="000000"/>
+        </w:rPr>
+        <w:t xml:space="preserve">Returns to hospitals outside the dataset may not be captured.</w:t>
       </w:r>
     </w:p>
     <w:p>
@@ -2526,6 +2808,66 @@
           <w:b/>
           <w:color w:val="000000"/>
         </w:rPr>
+        <w:t xml:space="preserve">Repeat stays in the significance test.</w:t>
+      </w:r>
+      <w:r>
+        <w:rPr>
+          <w:color w:val="000000"/>
+        </w:rPr>
+        <w:t xml:space="preserve"> </w:t>
+      </w:r>
+      <w:r>
+        <w:rPr>
+          <w:color w:val="000000"/>
+        </w:rPr>
+        <w:t xml:space="preserve">The chi-square test and confidence intervals treat each encounter as independent, although some patients appear more than once, so they may overstate certainty. The patient-level 70/30 test split partly addresses this.</w:t>
+      </w:r>
+    </w:p>
+    <w:p>
+      <w:pPr>
+        <w:numPr>
+          <w:ilvl w:val="0"/>
+          <w:numId w:val="1003"/>
+        </w:numPr>
+        <w:pStyle w:val="Compact"/>
+        <w:jc w:val="both"/>
+      </w:pPr>
+      <w:r>
+        <w:rPr>
+          <w:bCs/>
+          <w:b/>
+          <w:color w:val="000000"/>
+        </w:rPr>
+        <w:t xml:space="preserve">How the cutoff was chosen.</w:t>
+      </w:r>
+      <w:r>
+        <w:rPr>
+          <w:color w:val="000000"/>
+        </w:rPr>
+        <w:t xml:space="preserve"> </w:t>
+      </w:r>
+      <w:r>
+        <w:rPr>
+          <w:color w:val="000000"/>
+        </w:rPr>
+        <w:t xml:space="preserve">The test group is a consistency check, not a fully independent test (see 3.3).</w:t>
+      </w:r>
+    </w:p>
+    <w:p>
+      <w:pPr>
+        <w:numPr>
+          <w:ilvl w:val="0"/>
+          <w:numId w:val="1003"/>
+        </w:numPr>
+        <w:pStyle w:val="Compact"/>
+        <w:jc w:val="both"/>
+      </w:pPr>
+      <w:r>
+        <w:rPr>
+          <w:bCs/>
+          <w:b/>
+          <w:color w:val="000000"/>
+        </w:rPr>
         <w:t xml:space="preserve">Concentration is partly built in.</w:t>
       </w:r>
       <w:r>
@@ -2539,6 +2881,126 @@
           <w:color w:val="000000"/>
         </w:rPr>
         <w:t xml:space="preserve">Patients who are readmitted naturally have more encounters on record.</w:t>
+      </w:r>
+    </w:p>
+    <w:p>
+      <w:pPr>
+        <w:numPr>
+          <w:ilvl w:val="0"/>
+          <w:numId w:val="1003"/>
+        </w:numPr>
+        <w:pStyle w:val="Compact"/>
+        <w:jc w:val="both"/>
+      </w:pPr>
+      <w:r>
+        <w:rPr>
+          <w:bCs/>
+          <w:b/>
+          <w:color w:val="000000"/>
+        </w:rPr>
+        <w:t xml:space="preserve">Missing and grouped information.</w:t>
+      </w:r>
+      <w:r>
+        <w:rPr>
+          <w:color w:val="000000"/>
+        </w:rPr>
+        <w:t xml:space="preserve"> </w:t>
+      </w:r>
+      <w:r>
+        <w:rPr>
+          <w:color w:val="000000"/>
+        </w:rPr>
+        <w:t xml:space="preserve">Some fields are largely missing, and broad groups (such as the combined other-discharge group) can hide differences.</w:t>
+      </w:r>
+    </w:p>
+    <w:p>
+      <w:pPr>
+        <w:numPr>
+          <w:ilvl w:val="0"/>
+          <w:numId w:val="1003"/>
+        </w:numPr>
+        <w:pStyle w:val="Compact"/>
+        <w:jc w:val="both"/>
+      </w:pPr>
+      <w:r>
+        <w:rPr>
+          <w:bCs/>
+          <w:b/>
+          <w:color w:val="000000"/>
+        </w:rPr>
+        <w:t xml:space="preserve">One factor at a time.</w:t>
+      </w:r>
+      <w:r>
+        <w:rPr>
+          <w:color w:val="000000"/>
+        </w:rPr>
+        <w:t xml:space="preserve"> </w:t>
+      </w:r>
+      <w:r>
+        <w:rPr>
+          <w:color w:val="000000"/>
+        </w:rPr>
+        <w:t xml:space="preserve">The comparisons do not show how factors combine, or whether a combined approach would target better.</w:t>
+      </w:r>
+    </w:p>
+    <w:p>
+      <w:pPr>
+        <w:numPr>
+          <w:ilvl w:val="0"/>
+          <w:numId w:val="1003"/>
+        </w:numPr>
+        <w:pStyle w:val="Compact"/>
+        <w:jc w:val="both"/>
+      </w:pPr>
+      <w:r>
+        <w:rPr>
+          <w:bCs/>
+          <w:b/>
+          <w:color w:val="000000"/>
+        </w:rPr>
+        <w:t xml:space="preserve">Limited coverage.</w:t>
+      </w:r>
+      <w:r>
+        <w:rPr>
+          <w:color w:val="000000"/>
+        </w:rPr>
+        <w:t xml:space="preserve"> </w:t>
+      </w:r>
+      <w:r>
+        <w:rPr>
+          <w:color w:val="000000"/>
+        </w:rPr>
+        <w:t xml:space="preserve">72.5% of readmissions fall outside the flagged group.</w:t>
+      </w:r>
+    </w:p>
+    <w:p>
+      <w:pPr>
+        <w:numPr>
+          <w:ilvl w:val="0"/>
+          <w:numId w:val="1003"/>
+        </w:numPr>
+        <w:pStyle w:val="Compact"/>
+        <w:jc w:val="both"/>
+      </w:pPr>
+      <w:r>
+        <w:rPr>
+          <w:bCs/>
+          <w:b/>
+          <w:color w:val="000000"/>
+        </w:rPr>
+        <w:t xml:space="preserve">Workload is an estimate.</w:t>
+      </w:r>
+      <w:r>
+        <w:rPr>
+          <w:color w:val="000000"/>
+        </w:rPr>
+        <w:t xml:space="preserve"> </w:t>
+      </w:r>
+      <w:r>
+        <w:rPr>
+          <w:color w:val="000000"/>
+        </w:rPr>
+        <w:t xml:space="preserve">Hours cover the whole dataset rather than one year, and leave out administration and failed contact attempts. They estimate effort, not readmissions prevented.</w:t>
       </w:r>
     </w:p>
     <w:p>
@@ -3163,7 +3625,7 @@
                 <w:color w:val="000000"/>
                 <w:sz w:val="20"/>
               </w:rPr>
-              <w:t xml:space="preserve">Transferred to other care: 20.0%</w:t>
+              <w:t xml:space="preserve">Other discharge codes, including transfers: 20.0%</w:t>
             </w:r>
           </w:p>
         </w:tc>
@@ -3547,7 +4009,7 @@
         <w:rPr>
           <w:color w:val="000000"/>
         </w:rPr>
-        <w:t xml:space="preserve">Prior inpatient visits stand out by a wide margin, and the correlation analysis agrees: its Spearman correlation with readmission (0.14) is more than twice that of any other numeric field. The pattern also holds</w:t>
+        <w:t xml:space="preserve">Prior inpatient visits stand out by a wide margin, and the correlation analysis agrees: its Spearman correlation with readmission (0.14) is more than twice that of any other numeric field. On the Explorer page, flagged encounters have a higher rate than the rest</w:t>
       </w:r>
       <w:r>
         <w:rPr>
@@ -3567,33 +4029,7 @@
         <w:rPr>
           <w:color w:val="000000"/>
         </w:rPr>
-        <w:t xml:space="preserve"> </w:t>
-      </w:r>
-      <w:r>
-        <w:rPr>
-          <w:color w:val="000000"/>
-        </w:rPr>
-        <w:t xml:space="preserve">(see the Explorer page) and</w:t>
-      </w:r>
-      <w:r>
-        <w:rPr>
-          <w:color w:val="000000"/>
-        </w:rPr>
-        <w:t xml:space="preserve"> </w:t>
-      </w:r>
-      <w:r>
-        <w:rPr>
-          <w:bCs/>
-          <w:b/>
-          <w:color w:val="000000"/>
-        </w:rPr>
-        <w:t xml:space="preserve">across a patient’s own visits</w:t>
-      </w:r>
-      <w:r>
-        <w:rPr>
-          <w:color w:val="000000"/>
-        </w:rPr>
-        <w:t xml:space="preserve">: 9.0% on a first visit, 14.2% on a second and 20.9% on a third or later.</w:t>
+        <w:t xml:space="preserve">.</w:t>
       </w:r>
     </w:p>
     <w:p>
@@ -4020,7 +4456,7 @@
         <w:rPr>
           <w:color w:val="000000"/>
         </w:rPr>
-        <w:t xml:space="preserve">The difference between the tier and everyone else is very unlikely to be chance (chi-square = 1,841, p &lt; 0.001). The confidence intervals do not come close to overlapping.</w:t>
+        <w:t xml:space="preserve">The difference between the tier and everyone else is very unlikely to be chance (chi-square = 1,841.5, p &lt; 0.001). The confidence intervals do not come close to overlapping. Both measures treat each encounter as independent (see 3.4).</w:t>
       </w:r>
     </w:p>
     <w:p>
@@ -4917,11 +5353,11 @@
         <w:rPr>
           <w:color w:val="000000"/>
         </w:rPr>
-        <w:t xml:space="preserve">Each step up the cutoff makes the team’s time more efficient but reaches fewer readmissions. The 2+ tier saves 86% of the effort of contacting everyone.</w:t>
+        <w:t xml:space="preserve">Each step up the cutoff makes the team’s time more efficient but reaches fewer readmissions. The 2+ tier needs an estimated 86% fewer contact hours than contacting every encounter. The effect of follow-up on readmissions has not been tested.</w:t>
       </w:r>
     </w:p>
     <w:bookmarkEnd w:id="45"/>
-    <w:bookmarkStart w:id="46" w:name="fairness-check"/>
+    <w:bookmarkStart w:id="46" w:name="fairness"/>
     <w:p>
       <w:pPr>
         <w:pStyle w:val="Heading3"/>
@@ -4930,296 +5366,19 @@
         <w:rPr>
           <w:color w:val="000000"/>
         </w:rPr>
-        <w:t xml:space="preserve">4.5 Fairness check</w:t>
-      </w:r>
-    </w:p>
-    <w:tbl>
-      <w:tblPr>
-        <w:tblStyle w:val="Table"/>
-        <w:tblW w:type="auto" w:w="0"/>
-        <w:tblLook w:firstRow="1" w:lastRow="0" w:firstColumn="0" w:lastColumn="0" w:noHBand="0" w:noVBand="0" w:val="0020"/>
-        <w:jc w:val="start"/>
-        <w:tblBorders>
-          <w:top w:val="single" w:sz="4" w:color="000000"/>
-          <w:left w:val="single" w:sz="4" w:color="000000"/>
-          <w:bottom w:val="single" w:sz="4" w:color="000000"/>
-          <w:right w:val="single" w:sz="4" w:color="000000"/>
-          <w:insideH w:val="single" w:sz="4" w:color="000000"/>
-          <w:insideV w:val="single" w:sz="4" w:color="000000"/>
-        </w:tblBorders>
-      </w:tblPr>
-      <w:tblGrid>
-        <w:gridCol w:w="3960"/>
-        <w:gridCol w:w="3960"/>
-      </w:tblGrid>
-      <w:tr>
-        <w:trPr>
-          <w:tblHeader w:val="true"/>
-        </w:trPr>
-        <w:tc>
-          <w:tcPr/>
-          <w:p>
-            <w:pPr>
-              <w:pStyle w:val="Compact"/>
-              <w:spacing w:after="40"/>
-              <w:jc w:val="left"/>
-            </w:pPr>
-            <w:r>
-              <w:rPr>
-                <w:b/>
-                <w:color w:val="000000"/>
-                <w:sz w:val="20"/>
-              </w:rPr>
-              <w:t xml:space="preserve">Race</w:t>
-            </w:r>
-          </w:p>
-        </w:tc>
-        <w:tc>
-          <w:tcPr/>
-          <w:p>
-            <w:pPr>
-              <w:pStyle w:val="Compact"/>
-              <w:spacing w:after="40"/>
-              <w:jc w:val="left"/>
-            </w:pPr>
-            <w:r>
-              <w:rPr>
-                <w:b/>
-                <w:color w:val="000000"/>
-                <w:sz w:val="20"/>
-              </w:rPr>
-              <w:t xml:space="preserve">Share of encounters flagged</w:t>
-            </w:r>
-          </w:p>
-        </w:tc>
-      </w:tr>
-      <w:tr>
-        <w:tc>
-          <w:tcPr/>
-          <w:p>
-            <w:pPr>
-              <w:pStyle w:val="Compact"/>
-              <w:spacing w:after="40"/>
-              <w:jc w:val="left"/>
-            </w:pPr>
-            <w:r>
-              <w:rPr>
-                <w:color w:val="000000"/>
-                <w:sz w:val="20"/>
-              </w:rPr>
-              <w:t xml:space="preserve">African American</w:t>
-            </w:r>
-          </w:p>
-        </w:tc>
-        <w:tc>
-          <w:tcPr/>
-          <w:p>
-            <w:pPr>
-              <w:pStyle w:val="Compact"/>
-              <w:spacing w:after="40"/>
-              <w:jc w:val="left"/>
-            </w:pPr>
-            <w:r>
-              <w:rPr>
-                <w:color w:val="000000"/>
-                <w:sz w:val="20"/>
-              </w:rPr>
-              <w:t xml:space="preserve">15.8%</w:t>
-            </w:r>
-          </w:p>
-        </w:tc>
-      </w:tr>
-      <w:tr>
-        <w:tc>
-          <w:tcPr/>
-          <w:p>
-            <w:pPr>
-              <w:pStyle w:val="Compact"/>
-              <w:spacing w:after="40"/>
-              <w:jc w:val="left"/>
-            </w:pPr>
-            <w:r>
-              <w:rPr>
-                <w:color w:val="000000"/>
-                <w:sz w:val="20"/>
-              </w:rPr>
-              <w:t xml:space="preserve">Hispanic</w:t>
-            </w:r>
-          </w:p>
-        </w:tc>
-        <w:tc>
-          <w:tcPr/>
-          <w:p>
-            <w:pPr>
-              <w:pStyle w:val="Compact"/>
-              <w:spacing w:after="40"/>
-              <w:jc w:val="left"/>
-            </w:pPr>
-            <w:r>
-              <w:rPr>
-                <w:color w:val="000000"/>
-                <w:sz w:val="20"/>
-              </w:rPr>
-              <w:t xml:space="preserve">14.7%</w:t>
-            </w:r>
-          </w:p>
-        </w:tc>
-      </w:tr>
-      <w:tr>
-        <w:tc>
-          <w:tcPr/>
-          <w:p>
-            <w:pPr>
-              <w:pStyle w:val="Compact"/>
-              <w:spacing w:after="40"/>
-              <w:jc w:val="left"/>
-            </w:pPr>
-            <w:r>
-              <w:rPr>
-                <w:color w:val="000000"/>
-                <w:sz w:val="20"/>
-              </w:rPr>
-              <w:t xml:space="preserve">Caucasian</w:t>
-            </w:r>
-          </w:p>
-        </w:tc>
-        <w:tc>
-          <w:tcPr/>
-          <w:p>
-            <w:pPr>
-              <w:pStyle w:val="Compact"/>
-              <w:spacing w:after="40"/>
-              <w:jc w:val="left"/>
-            </w:pPr>
-            <w:r>
-              <w:rPr>
-                <w:color w:val="000000"/>
-                <w:sz w:val="20"/>
-              </w:rPr>
-              <w:t xml:space="preserve">14.1%</w:t>
-            </w:r>
-          </w:p>
-        </w:tc>
-      </w:tr>
-      <w:tr>
-        <w:tc>
-          <w:tcPr/>
-          <w:p>
-            <w:pPr>
-              <w:pStyle w:val="Compact"/>
-              <w:spacing w:after="40"/>
-              <w:jc w:val="left"/>
-            </w:pPr>
-            <w:r>
-              <w:rPr>
-                <w:color w:val="000000"/>
-                <w:sz w:val="20"/>
-              </w:rPr>
-              <w:t xml:space="preserve">Other</w:t>
-            </w:r>
-          </w:p>
-        </w:tc>
-        <w:tc>
-          <w:tcPr/>
-          <w:p>
-            <w:pPr>
-              <w:pStyle w:val="Compact"/>
-              <w:spacing w:after="40"/>
-              <w:jc w:val="left"/>
-            </w:pPr>
-            <w:r>
-              <w:rPr>
-                <w:color w:val="000000"/>
-                <w:sz w:val="20"/>
-              </w:rPr>
-              <w:t xml:space="preserve">9.7%</w:t>
-            </w:r>
-          </w:p>
-        </w:tc>
-      </w:tr>
-      <w:tr>
-        <w:tc>
-          <w:tcPr/>
-          <w:p>
-            <w:pPr>
-              <w:pStyle w:val="Compact"/>
-              <w:spacing w:after="40"/>
-              <w:jc w:val="left"/>
-            </w:pPr>
-            <w:r>
-              <w:rPr>
-                <w:color w:val="000000"/>
-                <w:sz w:val="20"/>
-              </w:rPr>
-              <w:t xml:space="preserve">Asian</w:t>
-            </w:r>
-          </w:p>
-        </w:tc>
-        <w:tc>
-          <w:tcPr/>
-          <w:p>
-            <w:pPr>
-              <w:pStyle w:val="Compact"/>
-              <w:spacing w:after="40"/>
-              <w:jc w:val="left"/>
-            </w:pPr>
-            <w:r>
-              <w:rPr>
-                <w:color w:val="000000"/>
-                <w:sz w:val="20"/>
-              </w:rPr>
-              <w:t xml:space="preserve">9.6%</w:t>
-            </w:r>
-          </w:p>
-        </w:tc>
-      </w:tr>
-      <w:tr>
-        <w:tc>
-          <w:tcPr/>
-          <w:p>
-            <w:pPr>
-              <w:pStyle w:val="Compact"/>
-              <w:spacing w:after="40"/>
-              <w:jc w:val="left"/>
-            </w:pPr>
-            <w:r>
-              <w:rPr>
-                <w:color w:val="000000"/>
-                <w:sz w:val="20"/>
-              </w:rPr>
-              <w:t xml:space="preserve">Unknown</w:t>
-            </w:r>
-          </w:p>
-        </w:tc>
-        <w:tc>
-          <w:tcPr/>
-          <w:p>
-            <w:pPr>
-              <w:pStyle w:val="Compact"/>
-              <w:spacing w:after="40"/>
-              <w:jc w:val="left"/>
-            </w:pPr>
-            <w:r>
-              <w:rPr>
-                <w:color w:val="000000"/>
-                <w:sz w:val="20"/>
-              </w:rPr>
-              <w:t xml:space="preserve">6.7%</w:t>
-            </w:r>
-          </w:p>
-        </w:tc>
-      </w:tr>
-    </w:tbl>
-    <w:p>
-      <w:pPr>
-        <w:pStyle w:val="BodyText"/>
+        <w:t xml:space="preserve">4.5 Fairness</w:t>
+      </w:r>
+    </w:p>
+    <w:p>
+      <w:pPr>
+        <w:pStyle w:val="FirstParagraph"/>
         <w:jc w:val="both"/>
       </w:pPr>
       <w:r>
         <w:rPr>
           <w:color w:val="000000"/>
         </w:rPr>
-        <w:t xml:space="preserve">Women were flagged slightly more often than men (14.6% vs 13.8%). The tier uses no demographic fields, so these differences reflect differences in prior hospital use. They still need monitoring, because they decide who receives extra support.</w:t>
+        <w:t xml:space="preserve">The tier uses no demographic fields, but that alone does not make it fair. Prior hospital use can differ between groups because of differences in need and in access to care, so the flag could reach some groups more than others. The share flagged by race and gender was not measured in this analysis. It should be measured on current local data before any pilot, and monitored throughout (see 5.2).</w:t>
       </w:r>
     </w:p>
     <w:bookmarkEnd w:id="46"/>
@@ -5489,7 +5648,7 @@
                 <w:color w:val="000000"/>
                 <w:sz w:val="20"/>
               </w:rPr>
-              <w:t xml:space="preserve">Give flagged patients two follow-up contacts within 30 days</w:t>
+              <w:t xml:space="preserve">Give each flagged discharge two follow-up contacts within 30 days</w:t>
             </w:r>
           </w:p>
         </w:tc>
@@ -5559,41 +5718,41 @@
                 <w:color w:val="000000"/>
                 <w:sz w:val="20"/>
               </w:rPr>
-              <w:t xml:space="preserve">Add discharge destination as a secondary prompt, especially transfers to other care</w:t>
-            </w:r>
-          </w:p>
-        </w:tc>
-        <w:tc>
-          <w:tcPr/>
-          <w:p>
-            <w:pPr>
-              <w:pStyle w:val="Compact"/>
-              <w:spacing w:after="40"/>
-              <w:jc w:val="left"/>
-            </w:pPr>
-            <w:r>
-              <w:rPr>
-                <w:color w:val="000000"/>
-                <w:sz w:val="20"/>
-              </w:rPr>
-              <w:t xml:space="preserve">Discharge planning</w:t>
-            </w:r>
-          </w:p>
-        </w:tc>
-        <w:tc>
-          <w:tcPr/>
-          <w:p>
-            <w:pPr>
-              <w:pStyle w:val="Compact"/>
-              <w:spacing w:after="40"/>
-              <w:jc w:val="left"/>
-            </w:pPr>
-            <w:r>
-              <w:rPr>
-                <w:color w:val="000000"/>
-                <w:sz w:val="20"/>
-              </w:rPr>
-              <w:t xml:space="preserve">During the pilot</w:t>
+              <w:t xml:space="preserve">Break down the combined other-discharge group by code, to see whether discharge destination could become a second prompt</w:t>
+            </w:r>
+          </w:p>
+        </w:tc>
+        <w:tc>
+          <w:tcPr/>
+          <w:p>
+            <w:pPr>
+              <w:pStyle w:val="Compact"/>
+              <w:spacing w:after="40"/>
+              <w:jc w:val="left"/>
+            </w:pPr>
+            <w:r>
+              <w:rPr>
+                <w:color w:val="000000"/>
+                <w:sz w:val="20"/>
+              </w:rPr>
+              <w:t xml:space="preserve">Population Health analytics</w:t>
+            </w:r>
+          </w:p>
+        </w:tc>
+        <w:tc>
+          <w:tcPr/>
+          <w:p>
+            <w:pPr>
+              <w:pStyle w:val="Compact"/>
+              <w:spacing w:after="40"/>
+              <w:jc w:val="left"/>
+            </w:pPr>
+            <w:r>
+              <w:rPr>
+                <w:color w:val="000000"/>
+                <w:sz w:val="20"/>
+              </w:rPr>
+              <w:t xml:space="preserve">Before the pilot</w:t>
             </w:r>
           </w:p>
         </w:tc>
@@ -6091,7 +6250,7 @@
                 <w:color w:val="000000"/>
                 <w:sz w:val="20"/>
               </w:rPr>
-              <w:t xml:space="preserve">Below 80% of flagged patients</w:t>
+              <w:t xml:space="preserve">Below 80% of flagged discharges</w:t>
             </w:r>
           </w:p>
         </w:tc>
@@ -6482,7 +6641,7 @@
         <w:rPr>
           <w:color w:val="000000"/>
         </w:rPr>
-        <w:t xml:space="preserve">The tier uses only prior hospital use, not race or gender, but its effects still differ by group, so monitoring is built into the plan.</w:t>
+        <w:t xml:space="preserve">The tier uses only prior hospital use, not race or gender, but its effects may still differ by group, so measurement and monitoring are built into the plan.</w:t>
       </w:r>
     </w:p>
     <w:p>
@@ -6567,7 +6726,7 @@
         <w:rPr>
           <w:color w:val="000000"/>
         </w:rPr>
-        <w:t xml:space="preserve">Diabetic readmissions in this data cluster among patients who have already been in hospital. A simple rule, two or more inpatient stays in the past year, picks out one encounter in seven at more than double the usual risk, and lets a care-coordination team reach over a quarter of readmissions for about a seventh of the effort of contacting everyone. The next step is to test it on current local data with a small pilot, measure the effect, and keep a close eye on fairness.</w:t>
+        <w:t xml:space="preserve">Diabetic readmissions in this data cluster among patients who have already been in hospital. A simple rule, two or more inpatient stays in the past year, picks out about one encounter in seven at more than twice the rate of encounters outside the flagged group, and would let a care-coordination team reach over a quarter of readmissions for about a seventh of the contact hours. The next step is to test it on current local data with a small pilot, measure the effect, and keep a close eye on fairness.</w:t>
       </w:r>
     </w:p>
     <w:p>
